--- a/CA - 1 semestre/KlycyaSilva-2026558.docx
+++ b/CA - 1 semestre/KlycyaSilva-2026558.docx
@@ -847,7 +847,7 @@
             <w:pPr>
               <w:spacing w:line="480" w:lineRule="auto"/>
               <w:rPr>
-                <w:ins w:author="naomie mboma" w:date="2026-04-19T22:08:00Z" w16du:dateUtc="2026-04-19T21:08:00Z" w:id="451408723"/>
+                <w:ins w:author="naomie mboma" w:date="2026-04-19T22:08:00Z" w16du:dateUtc="2026-04-19T21:08:00Z" w:id="442673930"/>
                 <w:i w:val="1"/>
                 <w:iCs w:val="1"/>
                 <w:color w:val="156082"/>
@@ -956,7 +956,8 @@
     <w:p>
       <w:pPr>
         <w:rPr>
-          <w:b/>
+          <w:b w:val="1"/>
+          <w:bCs w:val="1"/>
           <w:sz w:val="28"/>
           <w:szCs w:val="28"/>
         </w:rPr>
@@ -970,26 +971,56 @@
       </w:r>
       <w:r>
         <w:rPr>
-          <w:b/>
+          <w:b w:val="1"/>
+          <w:bCs w:val="1"/>
           <w:sz w:val="28"/>
           <w:szCs w:val="28"/>
         </w:rPr>
-        <w:t>[enter name of the AI tool you used]</w:t>
+        <w:t>[</w:t>
+      </w:r>
+      <w:r>
+        <w:rPr>
+          <w:b w:val="1"/>
+          <w:bCs w:val="1"/>
+          <w:color w:val="FF0000"/>
+          <w:sz w:val="28"/>
+          <w:szCs w:val="28"/>
+        </w:rPr>
+        <w:t>enter name of the AI tool you used]</w:t>
+      </w:r>
+      <w:r>
+        <w:rPr>
+          <w:color w:val="FF0000"/>
+          <w:sz w:val="28"/>
+          <w:szCs w:val="28"/>
+        </w:rPr>
+        <w:t xml:space="preserve"> f</w:t>
       </w:r>
       <w:r>
         <w:rPr>
           <w:sz w:val="28"/>
           <w:szCs w:val="28"/>
         </w:rPr>
-        <w:t xml:space="preserve"> for the purpose of </w:t>
+        <w:t xml:space="preserve">or the purpose of </w:t>
       </w:r>
       <w:r>
         <w:rPr>
-          <w:b/>
+          <w:b w:val="1"/>
+          <w:bCs w:val="1"/>
           <w:sz w:val="28"/>
           <w:szCs w:val="28"/>
         </w:rPr>
-        <w:t xml:space="preserve">[provide a brief explanation of how you used the tool]. </w:t>
+        <w:t>[</w:t>
+      </w:r>
+      <w:r>
+        <w:rPr>
+          <w:b w:val="1"/>
+          <w:bCs w:val="1"/>
+          <w:color w:val="FF0000"/>
+          <w:sz w:val="28"/>
+          <w:szCs w:val="28"/>
+        </w:rPr>
+        <w:t xml:space="preserve">provide a brief explanation of how you used the tool]. </w:t>
       </w:r>
     </w:p>
     <w:p>
@@ -3059,9 +3090,9 @@
         <w:gridCol w:w="245"/>
         <w:gridCol w:w="2204"/>
         <w:gridCol w:w="500"/>
+        <w:gridCol w:w="480"/>
         <w:gridCol w:w="490"/>
-        <w:gridCol w:w="490"/>
-        <w:gridCol w:w="490"/>
+        <w:gridCol w:w="499"/>
         <w:gridCol w:w="505"/>
         <w:gridCol w:w="460"/>
         <w:gridCol w:w="535"/>
@@ -3080,10 +3111,10 @@
           <w:tcPr>
             <w:tcW w:w="245" w:type="dxa"/>
             <w:tcBorders>
-              <w:top w:val="single" w:color="BFBFBF" w:themeColor="background1" w:themeShade="BF" w:sz="6"/>
-              <w:left w:val="single" w:color="BFBFBF" w:themeColor="background1" w:themeShade="BF" w:sz="6"/>
-              <w:bottom w:val="single" w:color="BFBFBF" w:themeColor="background1" w:themeShade="BF" w:sz="6"/>
-              <w:right w:val="single" w:color="BFBFBF" w:themeColor="background1" w:themeShade="BF" w:sz="6"/>
+              <w:top w:val="single" w:color="BFBFBF" w:themeColor="background1" w:themeShade="BF" w:sz="2"/>
+              <w:left w:val="single" w:color="BFBFBF" w:themeColor="background1" w:themeShade="BF" w:sz="2"/>
+              <w:bottom w:val="single" w:color="BFBFBF" w:themeColor="background1" w:themeShade="BF" w:sz="2"/>
+              <w:right w:val="single" w:color="BFBFBF" w:themeColor="background1" w:themeShade="BF" w:sz="2"/>
             </w:tcBorders>
             <w:shd w:val="clear" w:color="auto" w:fill="1F3864"/>
             <w:tcMar>
@@ -3129,10 +3160,10 @@
           <w:tcPr>
             <w:tcW w:w="2204" w:type="dxa"/>
             <w:tcBorders>
-              <w:top w:val="single" w:color="BFBFBF" w:themeColor="background1" w:themeShade="BF" w:sz="6"/>
-              <w:left w:val="single" w:color="BFBFBF" w:themeColor="background1" w:themeShade="BF" w:sz="6"/>
-              <w:bottom w:val="single" w:color="BFBFBF" w:themeColor="background1" w:themeShade="BF" w:sz="6"/>
-              <w:right w:val="single" w:color="000000" w:themeColor="text1" w:sz="12"/>
+              <w:top w:val="single" w:color="BFBFBF" w:themeColor="background1" w:themeShade="BF" w:sz="2"/>
+              <w:left w:val="single" w:color="BFBFBF" w:themeColor="background1" w:themeShade="BF" w:sz="2"/>
+              <w:bottom w:val="single" w:color="BFBFBF" w:themeColor="background1" w:themeShade="BF" w:sz="2"/>
+              <w:right w:val="single" w:color="000000" w:themeColor="text1" w:sz="2"/>
             </w:tcBorders>
             <w:shd w:val="clear" w:color="auto" w:fill="1F3864"/>
             <w:tcMar>
@@ -3179,7 +3210,7 @@
             <w:tcW w:w="500" w:type="dxa"/>
             <w:tcBorders>
               <w:top w:val="single" w:color="BFBFBF" w:themeColor="background1" w:themeShade="BF" w:sz="6"/>
-              <w:left w:val="single" w:color="000000" w:themeColor="text1" w:sz="12"/>
+              <w:left w:val="single" w:color="000000" w:themeColor="text1" w:sz="2"/>
               <w:bottom w:val="nil"/>
               <w:right w:val="single" w:color="BFBFBF" w:themeColor="background1" w:themeShade="BF" w:sz="6"/>
             </w:tcBorders>
@@ -3225,7 +3256,7 @@
         </w:tc>
         <w:tc>
           <w:tcPr>
-            <w:tcW w:w="490" w:type="dxa"/>
+            <w:tcW w:w="480" w:type="dxa"/>
             <w:tcBorders>
               <w:top w:val="single" w:color="BFBFBF" w:themeColor="background1" w:themeShade="BF" w:sz="6"/>
               <w:left w:val="single" w:color="BFBFBF" w:themeColor="background1" w:themeShade="BF" w:sz="6"/>
@@ -3323,7 +3354,7 @@
         </w:tc>
         <w:tc>
           <w:tcPr>
-            <w:tcW w:w="490" w:type="dxa"/>
+            <w:tcW w:w="499" w:type="dxa"/>
             <w:tcBorders>
               <w:top w:val="single" w:color="BFBFBF" w:themeColor="background1" w:themeShade="BF" w:sz="6"/>
               <w:left w:val="single" w:color="BFBFBF" w:themeColor="background1" w:themeShade="BF" w:sz="6"/>
@@ -3820,10 +3851,10 @@
           <w:tcPr>
             <w:tcW w:w="245" w:type="dxa"/>
             <w:tcBorders>
-              <w:top w:val="single" w:color="BFBFBF" w:themeColor="background1" w:themeShade="BF" w:sz="6"/>
-              <w:left w:val="single" w:color="BFBFBF" w:themeColor="background1" w:themeShade="BF" w:sz="6"/>
-              <w:bottom w:val="single" w:color="BFBFBF" w:themeColor="background1" w:themeShade="BF" w:sz="6"/>
-              <w:right w:val="single" w:color="BFBFBF" w:themeColor="background1" w:themeShade="BF" w:sz="6"/>
+              <w:top w:val="single" w:color="BFBFBF" w:themeColor="background1" w:themeShade="BF" w:sz="2"/>
+              <w:left w:val="single" w:color="BFBFBF" w:themeColor="background1" w:themeShade="BF" w:sz="2"/>
+              <w:bottom w:val="single" w:color="BFBFBF" w:themeColor="background1" w:themeShade="BF" w:sz="2"/>
+              <w:right w:val="single" w:color="BFBFBF" w:themeColor="background1" w:themeShade="BF" w:sz="2"/>
             </w:tcBorders>
             <w:tcMar>
               <w:top w:w="45" w:type="dxa"/>
@@ -3866,10 +3897,10 @@
           <w:tcPr>
             <w:tcW w:w="2204" w:type="dxa"/>
             <w:tcBorders>
-              <w:top w:val="single" w:color="BFBFBF" w:themeColor="background1" w:themeShade="BF" w:sz="6"/>
-              <w:left w:val="single" w:color="BFBFBF" w:themeColor="background1" w:themeShade="BF" w:sz="6"/>
-              <w:bottom w:val="single" w:color="BFBFBF" w:themeColor="background1" w:themeShade="BF" w:sz="6"/>
-              <w:right w:val="single" w:color="000000" w:themeColor="text1" w:sz="12"/>
+              <w:top w:val="single" w:color="BFBFBF" w:themeColor="background1" w:themeShade="BF" w:sz="2"/>
+              <w:left w:val="single" w:color="BFBFBF" w:themeColor="background1" w:themeShade="BF" w:sz="2"/>
+              <w:bottom w:val="single" w:color="BFBFBF" w:themeColor="background1" w:themeShade="BF" w:sz="2"/>
+              <w:right w:val="single" w:color="000000" w:themeColor="text1" w:sz="2"/>
             </w:tcBorders>
             <w:tcMar>
               <w:top w:w="45" w:type="dxa"/>
@@ -3913,10 +3944,11 @@
             <w:tcW w:w="500" w:type="dxa"/>
             <w:tcBorders>
               <w:top w:val="nil"/>
-              <w:left w:val="single" w:color="000000" w:themeColor="text1" w:sz="12"/>
-              <w:bottom w:val="nil"/>
-              <w:right w:val="nil"/>
-            </w:tcBorders>
+              <w:left w:val="single" w:color="000000" w:themeColor="text1" w:sz="2"/>
+              <w:bottom w:val="nil"/>
+              <w:right w:val="nil"/>
+            </w:tcBorders>
+            <w:shd w:val="clear" w:color="auto" w:fill="3A7C22" w:themeFill="accent6" w:themeFillShade="BF"/>
             <w:tcMar>
               <w:top w:w="45" w:type="dxa"/>
               <w:left w:w="60" w:type="dxa"/>
@@ -3943,13 +3975,14 @@
         </w:tc>
         <w:tc>
           <w:tcPr>
-            <w:tcW w:w="490" w:type="dxa"/>
-            <w:tcBorders>
-              <w:top w:val="nil"/>
-              <w:left w:val="nil"/>
-              <w:bottom w:val="nil"/>
-              <w:right w:val="nil"/>
-            </w:tcBorders>
+            <w:tcW w:w="480" w:type="dxa"/>
+            <w:tcBorders>
+              <w:top w:val="nil"/>
+              <w:left w:val="nil"/>
+              <w:bottom w:val="nil"/>
+              <w:right w:val="nil"/>
+            </w:tcBorders>
+            <w:shd w:val="clear" w:color="auto" w:fill="3A7C22" w:themeFill="accent6" w:themeFillShade="BF"/>
             <w:tcMar>
               <w:top w:w="45" w:type="dxa"/>
               <w:left w:w="60" w:type="dxa"/>
@@ -4009,7 +4042,7 @@
         </w:tc>
         <w:tc>
           <w:tcPr>
-            <w:tcW w:w="490" w:type="dxa"/>
+            <w:tcW w:w="499" w:type="dxa"/>
             <w:tcBorders>
               <w:top w:val="nil"/>
               <w:left w:val="nil"/>
@@ -4347,10 +4380,10 @@
           <w:tcPr>
             <w:tcW w:w="245" w:type="dxa"/>
             <w:tcBorders>
-              <w:top w:val="single" w:color="BFBFBF" w:themeColor="background1" w:themeShade="BF" w:sz="6"/>
-              <w:left w:val="single" w:color="BFBFBF" w:themeColor="background1" w:themeShade="BF" w:sz="6"/>
-              <w:bottom w:val="single" w:color="BFBFBF" w:themeColor="background1" w:themeShade="BF" w:sz="6"/>
-              <w:right w:val="single" w:color="BFBFBF" w:themeColor="background1" w:themeShade="BF" w:sz="6"/>
+              <w:top w:val="single" w:color="BFBFBF" w:themeColor="background1" w:themeShade="BF" w:sz="2"/>
+              <w:left w:val="single" w:color="BFBFBF" w:themeColor="background1" w:themeShade="BF" w:sz="2"/>
+              <w:bottom w:val="single" w:color="BFBFBF" w:themeColor="background1" w:themeShade="BF" w:sz="2"/>
+              <w:right w:val="single" w:color="BFBFBF" w:themeColor="background1" w:themeShade="BF" w:sz="2"/>
             </w:tcBorders>
             <w:tcMar>
               <w:top w:w="45" w:type="dxa"/>
@@ -4393,10 +4426,10 @@
           <w:tcPr>
             <w:tcW w:w="2204" w:type="dxa"/>
             <w:tcBorders>
-              <w:top w:val="single" w:color="BFBFBF" w:themeColor="background1" w:themeShade="BF" w:sz="6"/>
-              <w:left w:val="single" w:color="BFBFBF" w:themeColor="background1" w:themeShade="BF" w:sz="6"/>
-              <w:bottom w:val="single" w:color="BFBFBF" w:themeColor="background1" w:themeShade="BF" w:sz="6"/>
-              <w:right w:val="single" w:color="000000" w:themeColor="text1" w:sz="12"/>
+              <w:top w:val="single" w:color="BFBFBF" w:themeColor="background1" w:themeShade="BF" w:sz="2"/>
+              <w:left w:val="single" w:color="BFBFBF" w:themeColor="background1" w:themeShade="BF" w:sz="2"/>
+              <w:bottom w:val="single" w:color="BFBFBF" w:themeColor="background1" w:themeShade="BF" w:sz="2"/>
+              <w:right w:val="single" w:color="000000" w:themeColor="text1" w:sz="2"/>
             </w:tcBorders>
             <w:tcMar>
               <w:top w:w="45" w:type="dxa"/>
@@ -4440,7 +4473,7 @@
             <w:tcW w:w="500" w:type="dxa"/>
             <w:tcBorders>
               <w:top w:val="nil"/>
-              <w:left w:val="single" w:color="000000" w:themeColor="text1" w:sz="12"/>
+              <w:left w:val="single" w:color="000000" w:themeColor="text1" w:sz="2"/>
               <w:bottom w:val="nil"/>
               <w:right w:val="nil"/>
             </w:tcBorders>
@@ -4470,13 +4503,14 @@
         </w:tc>
         <w:tc>
           <w:tcPr>
-            <w:tcW w:w="490" w:type="dxa"/>
-            <w:tcBorders>
-              <w:top w:val="nil"/>
-              <w:left w:val="nil"/>
-              <w:bottom w:val="nil"/>
-              <w:right w:val="nil"/>
-            </w:tcBorders>
+            <w:tcW w:w="480" w:type="dxa"/>
+            <w:tcBorders>
+              <w:top w:val="nil"/>
+              <w:left w:val="nil"/>
+              <w:bottom w:val="nil"/>
+              <w:right w:val="nil"/>
+            </w:tcBorders>
+            <w:shd w:val="clear" w:color="auto" w:fill="3A7C22" w:themeFill="accent6" w:themeFillShade="BF"/>
             <w:tcMar>
               <w:top w:w="45" w:type="dxa"/>
               <w:left w:w="60" w:type="dxa"/>
@@ -4538,7 +4572,7 @@
         </w:tc>
         <w:tc>
           <w:tcPr>
-            <w:tcW w:w="490" w:type="dxa"/>
+            <w:tcW w:w="499" w:type="dxa"/>
             <w:tcBorders>
               <w:top w:val="nil"/>
               <w:left w:val="nil"/>
@@ -4878,10 +4912,10 @@
           <w:tcPr>
             <w:tcW w:w="245" w:type="dxa"/>
             <w:tcBorders>
-              <w:top w:val="single" w:color="BFBFBF" w:themeColor="background1" w:themeShade="BF" w:sz="6"/>
-              <w:left w:val="single" w:color="BFBFBF" w:themeColor="background1" w:themeShade="BF" w:sz="6"/>
-              <w:bottom w:val="single" w:color="BFBFBF" w:themeColor="background1" w:themeShade="BF" w:sz="6"/>
-              <w:right w:val="single" w:color="BFBFBF" w:themeColor="background1" w:themeShade="BF" w:sz="6"/>
+              <w:top w:val="single" w:color="BFBFBF" w:themeColor="background1" w:themeShade="BF" w:sz="2"/>
+              <w:left w:val="single" w:color="BFBFBF" w:themeColor="background1" w:themeShade="BF" w:sz="2"/>
+              <w:bottom w:val="single" w:color="BFBFBF" w:themeColor="background1" w:themeShade="BF" w:sz="2"/>
+              <w:right w:val="single" w:color="BFBFBF" w:themeColor="background1" w:themeShade="BF" w:sz="2"/>
             </w:tcBorders>
             <w:tcMar>
               <w:top w:w="45" w:type="dxa"/>
@@ -4924,10 +4958,10 @@
           <w:tcPr>
             <w:tcW w:w="2204" w:type="dxa"/>
             <w:tcBorders>
-              <w:top w:val="single" w:color="BFBFBF" w:themeColor="background1" w:themeShade="BF" w:sz="6"/>
-              <w:left w:val="single" w:color="BFBFBF" w:themeColor="background1" w:themeShade="BF" w:sz="6"/>
-              <w:bottom w:val="single" w:color="BFBFBF" w:themeColor="background1" w:themeShade="BF" w:sz="6"/>
-              <w:right w:val="single" w:color="000000" w:themeColor="text1" w:sz="12"/>
+              <w:top w:val="single" w:color="BFBFBF" w:themeColor="background1" w:themeShade="BF" w:sz="2"/>
+              <w:left w:val="single" w:color="BFBFBF" w:themeColor="background1" w:themeShade="BF" w:sz="2"/>
+              <w:bottom w:val="single" w:color="BFBFBF" w:themeColor="background1" w:themeShade="BF" w:sz="2"/>
+              <w:right w:val="single" w:color="000000" w:themeColor="text1" w:sz="2"/>
             </w:tcBorders>
             <w:tcMar>
               <w:top w:w="45" w:type="dxa"/>
@@ -4971,7 +5005,7 @@
             <w:tcW w:w="500" w:type="dxa"/>
             <w:tcBorders>
               <w:top w:val="nil"/>
-              <w:left w:val="single" w:color="000000" w:themeColor="text1" w:sz="12"/>
+              <w:left w:val="single" w:color="000000" w:themeColor="text1" w:sz="2"/>
               <w:bottom w:val="nil"/>
               <w:right w:val="nil"/>
             </w:tcBorders>
@@ -5001,13 +5035,14 @@
         </w:tc>
         <w:tc>
           <w:tcPr>
-            <w:tcW w:w="490" w:type="dxa"/>
-            <w:tcBorders>
-              <w:top w:val="nil"/>
-              <w:left w:val="nil"/>
-              <w:bottom w:val="nil"/>
-              <w:right w:val="nil"/>
-            </w:tcBorders>
+            <w:tcW w:w="480" w:type="dxa"/>
+            <w:tcBorders>
+              <w:top w:val="nil"/>
+              <w:left w:val="nil"/>
+              <w:bottom w:val="nil"/>
+              <w:right w:val="nil"/>
+            </w:tcBorders>
+            <w:shd w:val="clear" w:color="auto" w:fill="3A7C22" w:themeFill="accent6" w:themeFillShade="BF"/>
             <w:tcMar>
               <w:top w:w="45" w:type="dxa"/>
               <w:left w:w="60" w:type="dxa"/>
@@ -5067,7 +5102,7 @@
         </w:tc>
         <w:tc>
           <w:tcPr>
-            <w:tcW w:w="490" w:type="dxa"/>
+            <w:tcW w:w="499" w:type="dxa"/>
             <w:tcBorders>
               <w:top w:val="nil"/>
               <w:left w:val="nil"/>
@@ -5408,10 +5443,10 @@
           <w:tcPr>
             <w:tcW w:w="245" w:type="dxa"/>
             <w:tcBorders>
-              <w:top w:val="single" w:color="BFBFBF" w:themeColor="background1" w:themeShade="BF" w:sz="6"/>
-              <w:left w:val="single" w:color="BFBFBF" w:themeColor="background1" w:themeShade="BF" w:sz="6"/>
-              <w:bottom w:val="single" w:color="BFBFBF" w:themeColor="background1" w:themeShade="BF" w:sz="6"/>
-              <w:right w:val="single" w:color="BFBFBF" w:themeColor="background1" w:themeShade="BF" w:sz="6"/>
+              <w:top w:val="single" w:color="BFBFBF" w:themeColor="background1" w:themeShade="BF" w:sz="2"/>
+              <w:left w:val="single" w:color="BFBFBF" w:themeColor="background1" w:themeShade="BF" w:sz="2"/>
+              <w:bottom w:val="single" w:color="BFBFBF" w:themeColor="background1" w:themeShade="BF" w:sz="2"/>
+              <w:right w:val="single" w:color="BFBFBF" w:themeColor="background1" w:themeShade="BF" w:sz="2"/>
             </w:tcBorders>
             <w:tcMar>
               <w:top w:w="45" w:type="dxa"/>
@@ -5454,10 +5489,10 @@
           <w:tcPr>
             <w:tcW w:w="2204" w:type="dxa"/>
             <w:tcBorders>
-              <w:top w:val="single" w:color="BFBFBF" w:themeColor="background1" w:themeShade="BF" w:sz="6"/>
-              <w:left w:val="single" w:color="BFBFBF" w:themeColor="background1" w:themeShade="BF" w:sz="6"/>
-              <w:bottom w:val="single" w:color="BFBFBF" w:themeColor="background1" w:themeShade="BF" w:sz="6"/>
-              <w:right w:val="single" w:color="000000" w:themeColor="text1" w:sz="12"/>
+              <w:top w:val="single" w:color="BFBFBF" w:themeColor="background1" w:themeShade="BF" w:sz="2"/>
+              <w:left w:val="single" w:color="BFBFBF" w:themeColor="background1" w:themeShade="BF" w:sz="2"/>
+              <w:bottom w:val="single" w:color="BFBFBF" w:themeColor="background1" w:themeShade="BF" w:sz="2"/>
+              <w:right w:val="single" w:color="000000" w:themeColor="text1" w:sz="2"/>
             </w:tcBorders>
             <w:tcMar>
               <w:top w:w="45" w:type="dxa"/>
@@ -5501,7 +5536,7 @@
             <w:tcW w:w="500" w:type="dxa"/>
             <w:tcBorders>
               <w:top w:val="nil"/>
-              <w:left w:val="single" w:color="000000" w:themeColor="text1" w:sz="12"/>
+              <w:left w:val="single" w:color="000000" w:themeColor="text1" w:sz="2"/>
               <w:bottom w:val="nil"/>
               <w:right w:val="nil"/>
             </w:tcBorders>
@@ -5531,13 +5566,14 @@
         </w:tc>
         <w:tc>
           <w:tcPr>
-            <w:tcW w:w="490" w:type="dxa"/>
-            <w:tcBorders>
-              <w:top w:val="nil"/>
-              <w:left w:val="nil"/>
-              <w:bottom w:val="nil"/>
-              <w:right w:val="nil"/>
-            </w:tcBorders>
+            <w:tcW w:w="480" w:type="dxa"/>
+            <w:tcBorders>
+              <w:top w:val="nil"/>
+              <w:left w:val="nil"/>
+              <w:bottom w:val="nil"/>
+              <w:right w:val="nil"/>
+            </w:tcBorders>
+            <w:shd w:val="clear" w:color="auto" w:fill="3A7C22" w:themeFill="accent6" w:themeFillShade="BF"/>
             <w:tcMar>
               <w:top w:w="45" w:type="dxa"/>
               <w:left w:w="60" w:type="dxa"/>
@@ -5597,7 +5633,7 @@
         </w:tc>
         <w:tc>
           <w:tcPr>
-            <w:tcW w:w="490" w:type="dxa"/>
+            <w:tcW w:w="499" w:type="dxa"/>
             <w:tcBorders>
               <w:top w:val="nil"/>
               <w:left w:val="nil"/>
@@ -5937,10 +5973,10 @@
           <w:tcPr>
             <w:tcW w:w="245" w:type="dxa"/>
             <w:tcBorders>
-              <w:top w:val="single" w:color="BFBFBF" w:themeColor="background1" w:themeShade="BF" w:sz="6"/>
-              <w:left w:val="single" w:color="BFBFBF" w:themeColor="background1" w:themeShade="BF" w:sz="6"/>
-              <w:bottom w:val="single" w:color="BFBFBF" w:themeColor="background1" w:themeShade="BF" w:sz="6"/>
-              <w:right w:val="single" w:color="BFBFBF" w:themeColor="background1" w:themeShade="BF" w:sz="6"/>
+              <w:top w:val="single" w:color="BFBFBF" w:themeColor="background1" w:themeShade="BF" w:sz="2"/>
+              <w:left w:val="single" w:color="BFBFBF" w:themeColor="background1" w:themeShade="BF" w:sz="2"/>
+              <w:bottom w:val="single" w:color="BFBFBF" w:themeColor="background1" w:themeShade="BF" w:sz="2"/>
+              <w:right w:val="single" w:color="BFBFBF" w:themeColor="background1" w:themeShade="BF" w:sz="2"/>
             </w:tcBorders>
             <w:tcMar>
               <w:top w:w="45" w:type="dxa"/>
@@ -5983,10 +6019,10 @@
           <w:tcPr>
             <w:tcW w:w="2204" w:type="dxa"/>
             <w:tcBorders>
-              <w:top w:val="single" w:color="BFBFBF" w:themeColor="background1" w:themeShade="BF" w:sz="6"/>
-              <w:left w:val="single" w:color="BFBFBF" w:themeColor="background1" w:themeShade="BF" w:sz="6"/>
-              <w:bottom w:val="single" w:color="BFBFBF" w:themeColor="background1" w:themeShade="BF" w:sz="6"/>
-              <w:right w:val="single" w:color="000000" w:themeColor="text1" w:sz="12"/>
+              <w:top w:val="single" w:color="BFBFBF" w:themeColor="background1" w:themeShade="BF" w:sz="2"/>
+              <w:left w:val="single" w:color="BFBFBF" w:themeColor="background1" w:themeShade="BF" w:sz="2"/>
+              <w:bottom w:val="single" w:color="BFBFBF" w:themeColor="background1" w:themeShade="BF" w:sz="2"/>
+              <w:right w:val="single" w:color="000000" w:themeColor="text1" w:sz="2"/>
             </w:tcBorders>
             <w:tcMar>
               <w:top w:w="45" w:type="dxa"/>
@@ -6030,7 +6066,7 @@
             <w:tcW w:w="500" w:type="dxa"/>
             <w:tcBorders>
               <w:top w:val="nil"/>
-              <w:left w:val="single" w:color="000000" w:themeColor="text1" w:sz="12"/>
+              <w:left w:val="single" w:color="000000" w:themeColor="text1" w:sz="2"/>
               <w:bottom w:val="nil"/>
               <w:right w:val="nil"/>
             </w:tcBorders>
@@ -6060,13 +6096,14 @@
         </w:tc>
         <w:tc>
           <w:tcPr>
-            <w:tcW w:w="490" w:type="dxa"/>
-            <w:tcBorders>
-              <w:top w:val="nil"/>
-              <w:left w:val="nil"/>
-              <w:bottom w:val="nil"/>
-              <w:right w:val="nil"/>
-            </w:tcBorders>
+            <w:tcW w:w="480" w:type="dxa"/>
+            <w:tcBorders>
+              <w:top w:val="nil"/>
+              <w:left w:val="nil"/>
+              <w:bottom w:val="nil"/>
+              <w:right w:val="nil"/>
+            </w:tcBorders>
+            <w:shd w:val="clear" w:color="auto" w:fill="3A7C22" w:themeFill="accent6" w:themeFillShade="BF"/>
             <w:tcMar>
               <w:top w:w="45" w:type="dxa"/>
               <w:left w:w="60" w:type="dxa"/>
@@ -6127,7 +6164,7 @@
         </w:tc>
         <w:tc>
           <w:tcPr>
-            <w:tcW w:w="490" w:type="dxa"/>
+            <w:tcW w:w="499" w:type="dxa"/>
             <w:tcBorders>
               <w:top w:val="nil"/>
               <w:left w:val="nil"/>
@@ -6468,10 +6505,10 @@
           <w:tcPr>
             <w:tcW w:w="245" w:type="dxa"/>
             <w:tcBorders>
-              <w:top w:val="single" w:color="BFBFBF" w:themeColor="background1" w:themeShade="BF" w:sz="6"/>
-              <w:left w:val="single" w:color="BFBFBF" w:themeColor="background1" w:themeShade="BF" w:sz="6"/>
-              <w:bottom w:val="single" w:color="BFBFBF" w:themeColor="background1" w:themeShade="BF" w:sz="6"/>
-              <w:right w:val="single" w:color="BFBFBF" w:themeColor="background1" w:themeShade="BF" w:sz="6"/>
+              <w:top w:val="single" w:color="BFBFBF" w:themeColor="background1" w:themeShade="BF" w:sz="2"/>
+              <w:left w:val="single" w:color="BFBFBF" w:themeColor="background1" w:themeShade="BF" w:sz="2"/>
+              <w:bottom w:val="single" w:color="BFBFBF" w:themeColor="background1" w:themeShade="BF" w:sz="2"/>
+              <w:right w:val="single" w:color="BFBFBF" w:themeColor="background1" w:themeShade="BF" w:sz="2"/>
             </w:tcBorders>
             <w:tcMar>
               <w:top w:w="45" w:type="dxa"/>
@@ -6514,10 +6551,10 @@
           <w:tcPr>
             <w:tcW w:w="2204" w:type="dxa"/>
             <w:tcBorders>
-              <w:top w:val="single" w:color="BFBFBF" w:themeColor="background1" w:themeShade="BF" w:sz="6"/>
-              <w:left w:val="single" w:color="BFBFBF" w:themeColor="background1" w:themeShade="BF" w:sz="6"/>
-              <w:bottom w:val="single" w:color="BFBFBF" w:themeColor="background1" w:themeShade="BF" w:sz="6"/>
-              <w:right w:val="single" w:color="000000" w:themeColor="text1" w:sz="12"/>
+              <w:top w:val="single" w:color="BFBFBF" w:themeColor="background1" w:themeShade="BF" w:sz="2"/>
+              <w:left w:val="single" w:color="BFBFBF" w:themeColor="background1" w:themeShade="BF" w:sz="2"/>
+              <w:bottom w:val="single" w:color="BFBFBF" w:themeColor="background1" w:themeShade="BF" w:sz="2"/>
+              <w:right w:val="single" w:color="000000" w:themeColor="text1" w:sz="2"/>
             </w:tcBorders>
             <w:tcMar>
               <w:top w:w="45" w:type="dxa"/>
@@ -6561,7 +6598,7 @@
             <w:tcW w:w="500" w:type="dxa"/>
             <w:tcBorders>
               <w:top w:val="nil"/>
-              <w:left w:val="single" w:color="000000" w:themeColor="text1" w:sz="12"/>
+              <w:left w:val="single" w:color="000000" w:themeColor="text1" w:sz="2"/>
               <w:bottom w:val="nil"/>
               <w:right w:val="nil"/>
             </w:tcBorders>
@@ -6592,13 +6629,14 @@
         </w:tc>
         <w:tc>
           <w:tcPr>
-            <w:tcW w:w="490" w:type="dxa"/>
-            <w:tcBorders>
-              <w:top w:val="nil"/>
-              <w:left w:val="nil"/>
-              <w:bottom w:val="nil"/>
-              <w:right w:val="nil"/>
-            </w:tcBorders>
+            <w:tcW w:w="480" w:type="dxa"/>
+            <w:tcBorders>
+              <w:top w:val="nil"/>
+              <w:left w:val="nil"/>
+              <w:bottom w:val="nil"/>
+              <w:right w:val="nil"/>
+            </w:tcBorders>
+            <w:shd w:val="clear" w:color="auto" w:fill="3A7C22" w:themeFill="accent6" w:themeFillShade="BF"/>
             <w:tcMar>
               <w:top w:w="45" w:type="dxa"/>
               <w:left w:w="60" w:type="dxa"/>
@@ -6658,7 +6696,7 @@
         </w:tc>
         <w:tc>
           <w:tcPr>
-            <w:tcW w:w="490" w:type="dxa"/>
+            <w:tcW w:w="499" w:type="dxa"/>
             <w:tcBorders>
               <w:top w:val="nil"/>
               <w:left w:val="nil"/>
@@ -6998,10 +7036,10 @@
           <w:tcPr>
             <w:tcW w:w="245" w:type="dxa"/>
             <w:tcBorders>
-              <w:top w:val="single" w:color="BFBFBF" w:themeColor="background1" w:themeShade="BF" w:sz="6"/>
-              <w:left w:val="single" w:color="BFBFBF" w:themeColor="background1" w:themeShade="BF" w:sz="6"/>
-              <w:bottom w:val="single" w:color="BFBFBF" w:themeColor="background1" w:themeShade="BF" w:sz="6"/>
-              <w:right w:val="single" w:color="BFBFBF" w:themeColor="background1" w:themeShade="BF" w:sz="6"/>
+              <w:top w:val="single" w:color="BFBFBF" w:themeColor="background1" w:themeShade="BF" w:sz="2"/>
+              <w:left w:val="single" w:color="BFBFBF" w:themeColor="background1" w:themeShade="BF" w:sz="2"/>
+              <w:bottom w:val="single" w:color="BFBFBF" w:themeColor="background1" w:themeShade="BF" w:sz="2"/>
+              <w:right w:val="single" w:color="BFBFBF" w:themeColor="background1" w:themeShade="BF" w:sz="2"/>
             </w:tcBorders>
             <w:tcMar>
               <w:top w:w="45" w:type="dxa"/>
@@ -7044,36 +7082,22 @@
           <w:tcPr>
             <w:tcW w:w="2204" w:type="dxa"/>
             <w:tcBorders>
-              <w:top w:val="single" w:color="BFBFBF" w:themeColor="background1" w:themeShade="BF" w:sz="6"/>
-              <w:left w:val="single" w:color="BFBFBF" w:themeColor="background1" w:themeShade="BF" w:sz="6"/>
-              <w:bottom w:val="single" w:color="BFBFBF" w:themeColor="background1" w:themeShade="BF" w:sz="6"/>
-              <w:right w:val="single" w:color="000000" w:themeColor="text1" w:sz="12"/>
-            </w:tcBorders>
-            <w:tcMar>
-              <w:top w:w="45" w:type="dxa"/>
-              <w:left w:w="60" w:type="dxa"/>
-              <w:bottom w:w="45" w:type="dxa"/>
-              <w:right w:w="60" w:type="dxa"/>
-            </w:tcMar>
-            <w:vAlign w:val="top"/>
-          </w:tcPr>
-          <w:p>
-            <w:pPr>
-              <w:spacing w:before="0" w:after="0"/>
-              <w:jc w:val="left"/>
-              <w:rPr>
-                <w:rFonts w:ascii="Arial" w:hAnsi="Arial" w:eastAsia="Arial" w:cs="Arial"/>
-                <w:b w:val="0"/>
-                <w:bCs w:val="0"/>
-                <w:i w:val="0"/>
-                <w:iCs w:val="0"/>
-                <w:sz w:val="18"/>
-                <w:szCs w:val="18"/>
-              </w:rPr>
-            </w:pPr>
-          </w:p>
-          <w:p>
-            <w:pPr>
+              <w:top w:val="single" w:color="BFBFBF" w:themeColor="background1" w:themeShade="BF" w:sz="2"/>
+              <w:left w:val="single" w:color="BFBFBF" w:themeColor="background1" w:themeShade="BF" w:sz="2"/>
+              <w:bottom w:val="single" w:color="BFBFBF" w:themeColor="background1" w:themeShade="BF" w:sz="2"/>
+              <w:right w:val="single" w:color="000000" w:themeColor="text1" w:sz="2"/>
+            </w:tcBorders>
+            <w:tcMar>
+              <w:top w:w="45" w:type="dxa"/>
+              <w:left w:w="60" w:type="dxa"/>
+              <w:bottom w:w="45" w:type="dxa"/>
+              <w:right w:w="60" w:type="dxa"/>
+            </w:tcMar>
+            <w:vAlign w:val="top"/>
+          </w:tcPr>
+          <w:p>
+            <w:pPr>
+              <w:pStyle w:val="Normal"/>
               <w:spacing w:before="0" w:after="0"/>
               <w:jc w:val="left"/>
               <w:rPr>
@@ -7106,7 +7130,7 @@
             <w:tcW w:w="500" w:type="dxa"/>
             <w:tcBorders>
               <w:top w:val="nil"/>
-              <w:left w:val="single" w:color="000000" w:themeColor="text1" w:sz="12"/>
+              <w:left w:val="single" w:color="000000" w:themeColor="text1" w:sz="2"/>
               <w:bottom w:val="nil"/>
               <w:right w:val="nil"/>
             </w:tcBorders>
@@ -7136,13 +7160,14 @@
         </w:tc>
         <w:tc>
           <w:tcPr>
-            <w:tcW w:w="490" w:type="dxa"/>
-            <w:tcBorders>
-              <w:top w:val="nil"/>
-              <w:left w:val="nil"/>
-              <w:bottom w:val="nil"/>
-              <w:right w:val="nil"/>
-            </w:tcBorders>
+            <w:tcW w:w="480" w:type="dxa"/>
+            <w:tcBorders>
+              <w:top w:val="nil"/>
+              <w:left w:val="nil"/>
+              <w:bottom w:val="nil"/>
+              <w:right w:val="nil"/>
+            </w:tcBorders>
+            <w:shd w:val="clear" w:color="auto" w:fill="3A7C22" w:themeFill="accent6" w:themeFillShade="BF"/>
             <w:tcMar>
               <w:top w:w="45" w:type="dxa"/>
               <w:left w:w="60" w:type="dxa"/>
@@ -7202,7 +7227,7 @@
         </w:tc>
         <w:tc>
           <w:tcPr>
-            <w:tcW w:w="490" w:type="dxa"/>
+            <w:tcW w:w="499" w:type="dxa"/>
             <w:tcBorders>
               <w:top w:val="nil"/>
               <w:left w:val="nil"/>
@@ -7544,10 +7569,10 @@
           <w:tcPr>
             <w:tcW w:w="245" w:type="dxa"/>
             <w:tcBorders>
-              <w:top w:val="single" w:color="BFBFBF" w:themeColor="background1" w:themeShade="BF" w:sz="6"/>
-              <w:left w:val="single" w:color="BFBFBF" w:themeColor="background1" w:themeShade="BF" w:sz="6"/>
-              <w:bottom w:val="single" w:color="BFBFBF" w:themeColor="background1" w:themeShade="BF" w:sz="6"/>
-              <w:right w:val="single" w:color="BFBFBF" w:themeColor="background1" w:themeShade="BF" w:sz="6"/>
+              <w:top w:val="single" w:color="BFBFBF" w:themeColor="background1" w:themeShade="BF" w:sz="2"/>
+              <w:left w:val="single" w:color="BFBFBF" w:themeColor="background1" w:themeShade="BF" w:sz="2"/>
+              <w:bottom w:val="single" w:color="BFBFBF" w:themeColor="background1" w:themeShade="BF" w:sz="2"/>
+              <w:right w:val="single" w:color="BFBFBF" w:themeColor="background1" w:themeShade="BF" w:sz="2"/>
             </w:tcBorders>
             <w:tcMar>
               <w:top w:w="45" w:type="dxa"/>
@@ -7590,42 +7615,42 @@
           <w:tcPr>
             <w:tcW w:w="2204" w:type="dxa"/>
             <w:tcBorders>
-              <w:top w:val="single" w:color="BFBFBF" w:themeColor="background1" w:themeShade="BF" w:sz="6"/>
-              <w:left w:val="single" w:color="BFBFBF" w:themeColor="background1" w:themeShade="BF" w:sz="6"/>
-              <w:bottom w:val="single" w:color="BFBFBF" w:themeColor="background1" w:themeShade="BF" w:sz="6"/>
-              <w:right w:val="single" w:color="000000" w:themeColor="text1" w:sz="12"/>
-            </w:tcBorders>
-            <w:tcMar>
-              <w:top w:w="45" w:type="dxa"/>
-              <w:left w:w="60" w:type="dxa"/>
-              <w:bottom w:w="45" w:type="dxa"/>
-              <w:right w:w="60" w:type="dxa"/>
-            </w:tcMar>
-            <w:vAlign w:val="top"/>
-          </w:tcPr>
-          <w:p>
-            <w:pPr>
-              <w:spacing w:before="0" w:after="0"/>
-              <w:jc w:val="center"/>
-              <w:rPr>
-                <w:rFonts w:ascii="Arial" w:hAnsi="Arial" w:eastAsia="Arial" w:cs="Arial"/>
-                <w:b w:val="0"/>
-                <w:bCs w:val="0"/>
-                <w:i w:val="0"/>
-                <w:iCs w:val="0"/>
-                <w:sz w:val="20"/>
-                <w:szCs w:val="20"/>
+              <w:top w:val="single" w:color="BFBFBF" w:themeColor="background1" w:themeShade="BF" w:sz="2"/>
+              <w:left w:val="single" w:color="BFBFBF" w:themeColor="background1" w:themeShade="BF" w:sz="2"/>
+              <w:bottom w:val="single" w:color="BFBFBF" w:themeColor="background1" w:themeShade="BF" w:sz="2"/>
+              <w:right w:val="single" w:color="000000" w:themeColor="text1" w:sz="2"/>
+            </w:tcBorders>
+            <w:tcMar>
+              <w:top w:w="45" w:type="dxa"/>
+              <w:left w:w="60" w:type="dxa"/>
+              <w:bottom w:w="45" w:type="dxa"/>
+              <w:right w:w="60" w:type="dxa"/>
+            </w:tcMar>
+            <w:vAlign w:val="top"/>
+          </w:tcPr>
+          <w:p>
+            <w:pPr>
+              <w:spacing w:before="0" w:after="0"/>
+              <w:jc w:val="left"/>
+              <w:rPr>
+                <w:rFonts w:ascii="Arial" w:hAnsi="Arial" w:eastAsia="Arial" w:cs="Arial"/>
+                <w:b w:val="0"/>
+                <w:bCs w:val="0"/>
+                <w:i w:val="0"/>
+                <w:iCs w:val="0"/>
+                <w:sz w:val="18"/>
+                <w:szCs w:val="18"/>
               </w:rPr>
             </w:pPr>
             <w:r>
               <w:rPr>
                 <w:rFonts w:ascii="Arial" w:hAnsi="Arial" w:eastAsia="Arial" w:cs="Arial"/>
-                <w:b w:val="1"/>
-                <w:bCs w:val="1"/>
-                <w:i w:val="0"/>
-                <w:iCs w:val="0"/>
-                <w:sz w:val="20"/>
-                <w:szCs w:val="20"/>
+                <w:b w:val="0"/>
+                <w:bCs w:val="0"/>
+                <w:i w:val="0"/>
+                <w:iCs w:val="0"/>
+                <w:sz w:val="18"/>
+                <w:szCs w:val="18"/>
                 <w:lang w:val="en-IE"/>
               </w:rPr>
               <w:t>Baseline model</w:t>
@@ -7634,15 +7659,15 @@
           <w:p>
             <w:pPr>
               <w:spacing w:before="0" w:after="0"/>
-              <w:jc w:val="center"/>
-              <w:rPr>
-                <w:rFonts w:ascii="Arial" w:hAnsi="Arial" w:eastAsia="Arial" w:cs="Arial"/>
-                <w:b w:val="0"/>
-                <w:bCs w:val="0"/>
-                <w:i w:val="0"/>
-                <w:iCs w:val="0"/>
-                <w:sz w:val="17"/>
-                <w:szCs w:val="17"/>
+              <w:jc w:val="left"/>
+              <w:rPr>
+                <w:rFonts w:ascii="Arial" w:hAnsi="Arial" w:eastAsia="Arial" w:cs="Arial"/>
+                <w:b w:val="0"/>
+                <w:bCs w:val="0"/>
+                <w:i w:val="0"/>
+                <w:iCs w:val="0"/>
+                <w:sz w:val="18"/>
+                <w:szCs w:val="18"/>
               </w:rPr>
             </w:pPr>
             <w:r>
@@ -7652,17 +7677,35 @@
                 <w:bCs w:val="0"/>
                 <w:i w:val="0"/>
                 <w:iCs w:val="0"/>
-                <w:sz w:val="17"/>
-                <w:szCs w:val="17"/>
+                <w:sz w:val="18"/>
+                <w:szCs w:val="18"/>
                 <w:lang w:val="en-IE"/>
               </w:rPr>
               <w:t>Linear regression</w:t>
             </w:r>
           </w:p>
-          <w:p>
-            <w:pPr>
-              <w:spacing w:before="0" w:after="0"/>
-              <w:jc w:val="left"/>
+        </w:tc>
+        <w:tc>
+          <w:tcPr>
+            <w:tcW w:w="500" w:type="dxa"/>
+            <w:tcBorders>
+              <w:top w:val="nil"/>
+              <w:left w:val="single" w:color="000000" w:themeColor="text1" w:sz="2"/>
+              <w:bottom w:val="nil"/>
+              <w:right w:val="nil"/>
+            </w:tcBorders>
+            <w:tcMar>
+              <w:top w:w="45" w:type="dxa"/>
+              <w:left w:w="60" w:type="dxa"/>
+              <w:bottom w:w="45" w:type="dxa"/>
+              <w:right w:w="60" w:type="dxa"/>
+            </w:tcMar>
+            <w:vAlign w:val="top"/>
+          </w:tcPr>
+          <w:p>
+            <w:pPr>
+              <w:spacing w:before="0" w:after="0"/>
+              <w:jc w:val="center"/>
               <w:rPr>
                 <w:rFonts w:ascii="Arial" w:hAnsi="Arial" w:eastAsia="Arial" w:cs="Arial"/>
                 <w:b w:val="0"/>
@@ -7671,17 +7714,16 @@
                 <w:iCs w:val="0"/>
                 <w:sz w:val="18"/>
                 <w:szCs w:val="18"/>
-                <w:lang w:val="en-US"/>
-              </w:rPr>
-            </w:pPr>
-          </w:p>
-        </w:tc>
-        <w:tc>
-          <w:tcPr>
-            <w:tcW w:w="500" w:type="dxa"/>
-            <w:tcBorders>
-              <w:top w:val="nil"/>
-              <w:left w:val="single" w:color="000000" w:themeColor="text1" w:sz="12"/>
+              </w:rPr>
+            </w:pPr>
+          </w:p>
+        </w:tc>
+        <w:tc>
+          <w:tcPr>
+            <w:tcW w:w="480" w:type="dxa"/>
+            <w:tcBorders>
+              <w:top w:val="nil"/>
+              <w:left w:val="nil"/>
               <w:bottom w:val="nil"/>
               <w:right w:val="nil"/>
             </w:tcBorders>
@@ -7718,6 +7760,7 @@
               <w:bottom w:val="nil"/>
               <w:right w:val="nil"/>
             </w:tcBorders>
+            <w:shd w:val="clear" w:color="auto" w:fill="4C94D8" w:themeFill="text2" w:themeFillTint="80"/>
             <w:tcMar>
               <w:top w:w="45" w:type="dxa"/>
               <w:left w:w="60" w:type="dxa"/>
@@ -7744,46 +7787,14 @@
         </w:tc>
         <w:tc>
           <w:tcPr>
-            <w:tcW w:w="490" w:type="dxa"/>
-            <w:tcBorders>
-              <w:top w:val="nil"/>
-              <w:left w:val="nil"/>
-              <w:bottom w:val="nil"/>
-              <w:right w:val="nil"/>
-            </w:tcBorders>
-            <w:tcMar>
-              <w:top w:w="45" w:type="dxa"/>
-              <w:left w:w="60" w:type="dxa"/>
-              <w:bottom w:w="45" w:type="dxa"/>
-              <w:right w:w="60" w:type="dxa"/>
-            </w:tcMar>
-            <w:vAlign w:val="top"/>
-          </w:tcPr>
-          <w:p>
-            <w:pPr>
-              <w:spacing w:before="0" w:after="0"/>
-              <w:jc w:val="center"/>
-              <w:rPr>
-                <w:rFonts w:ascii="Arial" w:hAnsi="Arial" w:eastAsia="Arial" w:cs="Arial"/>
-                <w:b w:val="0"/>
-                <w:bCs w:val="0"/>
-                <w:i w:val="0"/>
-                <w:iCs w:val="0"/>
-                <w:sz w:val="18"/>
-                <w:szCs w:val="18"/>
-              </w:rPr>
-            </w:pPr>
-          </w:p>
-        </w:tc>
-        <w:tc>
-          <w:tcPr>
-            <w:tcW w:w="490" w:type="dxa"/>
-            <w:tcBorders>
-              <w:top w:val="nil"/>
-              <w:left w:val="nil"/>
-              <w:bottom w:val="nil"/>
-              <w:right w:val="nil"/>
-            </w:tcBorders>
+            <w:tcW w:w="499" w:type="dxa"/>
+            <w:tcBorders>
+              <w:top w:val="nil"/>
+              <w:left w:val="nil"/>
+              <w:bottom w:val="nil"/>
+              <w:right w:val="nil"/>
+            </w:tcBorders>
+            <w:shd w:val="clear" w:color="auto" w:fill="4C94D8" w:themeFill="text2" w:themeFillTint="80"/>
             <w:tcMar>
               <w:top w:w="45" w:type="dxa"/>
               <w:left w:w="60" w:type="dxa"/>
@@ -7817,6 +7828,7 @@
               <w:bottom w:val="nil"/>
               <w:right w:val="nil"/>
             </w:tcBorders>
+            <w:shd w:val="clear" w:color="auto" w:fill="4C94D8" w:themeFill="text2" w:themeFillTint="80"/>
             <w:tcMar>
               <w:top w:w="45" w:type="dxa"/>
               <w:left w:w="60" w:type="dxa"/>
@@ -7850,6 +7862,7 @@
               <w:bottom w:val="nil"/>
               <w:right w:val="nil"/>
             </w:tcBorders>
+            <w:shd w:val="clear" w:color="auto" w:fill="4C94D8" w:themeFill="text2" w:themeFillTint="80"/>
             <w:tcMar>
               <w:top w:w="45" w:type="dxa"/>
               <w:left w:w="60" w:type="dxa"/>
@@ -8116,10 +8129,10 @@
           <w:tcPr>
             <w:tcW w:w="245" w:type="dxa"/>
             <w:tcBorders>
-              <w:top w:val="single" w:color="BFBFBF" w:themeColor="background1" w:themeShade="BF" w:sz="6"/>
-              <w:left w:val="single" w:color="BFBFBF" w:themeColor="background1" w:themeShade="BF" w:sz="6"/>
-              <w:bottom w:val="single" w:color="BFBFBF" w:themeColor="background1" w:themeShade="BF" w:sz="6"/>
-              <w:right w:val="single" w:color="BFBFBF" w:themeColor="background1" w:themeShade="BF" w:sz="6"/>
+              <w:top w:val="single" w:color="BFBFBF" w:themeColor="background1" w:themeShade="BF" w:sz="2"/>
+              <w:left w:val="single" w:color="BFBFBF" w:themeColor="background1" w:themeShade="BF" w:sz="2"/>
+              <w:bottom w:val="single" w:color="BFBFBF" w:themeColor="background1" w:themeShade="BF" w:sz="2"/>
+              <w:right w:val="single" w:color="BFBFBF" w:themeColor="background1" w:themeShade="BF" w:sz="2"/>
             </w:tcBorders>
             <w:tcMar>
               <w:top w:w="45" w:type="dxa"/>
@@ -8162,42 +8175,42 @@
           <w:tcPr>
             <w:tcW w:w="2204" w:type="dxa"/>
             <w:tcBorders>
-              <w:top w:val="single" w:color="BFBFBF" w:themeColor="background1" w:themeShade="BF" w:sz="6"/>
-              <w:left w:val="single" w:color="BFBFBF" w:themeColor="background1" w:themeShade="BF" w:sz="6"/>
-              <w:bottom w:val="single" w:color="BFBFBF" w:themeColor="background1" w:themeShade="BF" w:sz="6"/>
-              <w:right w:val="single" w:color="000000" w:themeColor="text1" w:sz="12"/>
-            </w:tcBorders>
-            <w:tcMar>
-              <w:top w:w="45" w:type="dxa"/>
-              <w:left w:w="60" w:type="dxa"/>
-              <w:bottom w:w="45" w:type="dxa"/>
-              <w:right w:w="60" w:type="dxa"/>
-            </w:tcMar>
-            <w:vAlign w:val="top"/>
-          </w:tcPr>
-          <w:p>
-            <w:pPr>
-              <w:spacing w:before="0" w:after="0"/>
-              <w:jc w:val="center"/>
-              <w:rPr>
-                <w:rFonts w:ascii="Arial" w:hAnsi="Arial" w:eastAsia="Arial" w:cs="Arial"/>
-                <w:b w:val="0"/>
-                <w:bCs w:val="0"/>
-                <w:i w:val="0"/>
-                <w:iCs w:val="0"/>
-                <w:sz w:val="20"/>
-                <w:szCs w:val="20"/>
+              <w:top w:val="single" w:color="BFBFBF" w:themeColor="background1" w:themeShade="BF" w:sz="2"/>
+              <w:left w:val="single" w:color="BFBFBF" w:themeColor="background1" w:themeShade="BF" w:sz="2"/>
+              <w:bottom w:val="single" w:color="BFBFBF" w:themeColor="background1" w:themeShade="BF" w:sz="2"/>
+              <w:right w:val="single" w:color="000000" w:themeColor="text1" w:sz="2"/>
+            </w:tcBorders>
+            <w:tcMar>
+              <w:top w:w="45" w:type="dxa"/>
+              <w:left w:w="60" w:type="dxa"/>
+              <w:bottom w:w="45" w:type="dxa"/>
+              <w:right w:w="60" w:type="dxa"/>
+            </w:tcMar>
+            <w:vAlign w:val="top"/>
+          </w:tcPr>
+          <w:p>
+            <w:pPr>
+              <w:spacing w:before="0" w:after="0"/>
+              <w:jc w:val="left"/>
+              <w:rPr>
+                <w:rFonts w:ascii="Arial" w:hAnsi="Arial" w:eastAsia="Arial" w:cs="Arial"/>
+                <w:b w:val="0"/>
+                <w:bCs w:val="0"/>
+                <w:i w:val="0"/>
+                <w:iCs w:val="0"/>
+                <w:sz w:val="18"/>
+                <w:szCs w:val="18"/>
               </w:rPr>
             </w:pPr>
             <w:r>
               <w:rPr>
                 <w:rFonts w:ascii="Arial" w:hAnsi="Arial" w:eastAsia="Arial" w:cs="Arial"/>
-                <w:b w:val="1"/>
-                <w:bCs w:val="1"/>
-                <w:i w:val="0"/>
-                <w:iCs w:val="0"/>
-                <w:sz w:val="20"/>
-                <w:szCs w:val="20"/>
+                <w:b w:val="0"/>
+                <w:bCs w:val="0"/>
+                <w:i w:val="0"/>
+                <w:iCs w:val="0"/>
+                <w:sz w:val="18"/>
+                <w:szCs w:val="18"/>
                 <w:lang w:val="en-IE"/>
               </w:rPr>
               <w:t>Validation</w:t>
@@ -8213,8 +8226,8 @@
                 <w:bCs w:val="0"/>
                 <w:i w:val="0"/>
                 <w:iCs w:val="0"/>
-                <w:sz w:val="17"/>
-                <w:szCs w:val="17"/>
+                <w:sz w:val="18"/>
+                <w:szCs w:val="18"/>
               </w:rPr>
             </w:pPr>
             <w:r>
@@ -8224,8 +8237,8 @@
                 <w:bCs w:val="0"/>
                 <w:i w:val="0"/>
                 <w:iCs w:val="0"/>
-                <w:sz w:val="17"/>
-                <w:szCs w:val="17"/>
+                <w:sz w:val="18"/>
+                <w:szCs w:val="18"/>
                 <w:lang w:val="en-IE"/>
               </w:rPr>
               <w:t>MAE, RMSE, back-test</w:t>
@@ -8237,7 +8250,7 @@
             <w:tcW w:w="500" w:type="dxa"/>
             <w:tcBorders>
               <w:top w:val="nil"/>
-              <w:left w:val="single" w:color="000000" w:themeColor="text1" w:sz="12"/>
+              <w:left w:val="single" w:color="000000" w:themeColor="text1" w:sz="2"/>
               <w:bottom w:val="nil"/>
               <w:right w:val="nil"/>
             </w:tcBorders>
@@ -8267,7 +8280,7 @@
         </w:tc>
         <w:tc>
           <w:tcPr>
-            <w:tcW w:w="490" w:type="dxa"/>
+            <w:tcW w:w="480" w:type="dxa"/>
             <w:tcBorders>
               <w:top w:val="nil"/>
               <w:left w:val="nil"/>
@@ -8333,13 +8346,14 @@
         </w:tc>
         <w:tc>
           <w:tcPr>
-            <w:tcW w:w="490" w:type="dxa"/>
-            <w:tcBorders>
-              <w:top w:val="nil"/>
-              <w:left w:val="nil"/>
-              <w:bottom w:val="nil"/>
-              <w:right w:val="nil"/>
-            </w:tcBorders>
+            <w:tcW w:w="499" w:type="dxa"/>
+            <w:tcBorders>
+              <w:top w:val="nil"/>
+              <w:left w:val="nil"/>
+              <w:bottom w:val="nil"/>
+              <w:right w:val="nil"/>
+            </w:tcBorders>
+            <w:shd w:val="clear" w:color="auto" w:fill="4C94D8" w:themeFill="text2" w:themeFillTint="80"/>
             <w:tcMar>
               <w:top w:w="45" w:type="dxa"/>
               <w:left w:w="60" w:type="dxa"/>
@@ -8373,6 +8387,7 @@
               <w:bottom w:val="nil"/>
               <w:right w:val="nil"/>
             </w:tcBorders>
+            <w:shd w:val="clear" w:color="auto" w:fill="4C94D8" w:themeFill="text2" w:themeFillTint="80"/>
             <w:tcMar>
               <w:top w:w="45" w:type="dxa"/>
               <w:left w:w="60" w:type="dxa"/>
@@ -8406,6 +8421,7 @@
               <w:bottom w:val="nil"/>
               <w:right w:val="nil"/>
             </w:tcBorders>
+            <w:shd w:val="clear" w:color="auto" w:fill="4C94D8" w:themeFill="text2" w:themeFillTint="80"/>
             <w:tcMar>
               <w:top w:w="45" w:type="dxa"/>
               <w:left w:w="60" w:type="dxa"/>
@@ -8439,6 +8455,7 @@
               <w:bottom w:val="nil"/>
               <w:right w:val="nil"/>
             </w:tcBorders>
+            <w:shd w:val="clear" w:color="auto" w:fill="4C94D8" w:themeFill="text2" w:themeFillTint="80"/>
             <w:tcMar>
               <w:top w:w="45" w:type="dxa"/>
               <w:left w:w="60" w:type="dxa"/>
@@ -8671,10 +8688,10 @@
           <w:tcPr>
             <w:tcW w:w="245" w:type="dxa"/>
             <w:tcBorders>
-              <w:top w:val="single" w:color="BFBFBF" w:themeColor="background1" w:themeShade="BF" w:sz="6"/>
-              <w:left w:val="single" w:color="BFBFBF" w:themeColor="background1" w:themeShade="BF" w:sz="6"/>
-              <w:bottom w:val="single" w:color="BFBFBF" w:themeColor="background1" w:themeShade="BF" w:sz="6"/>
-              <w:right w:val="single" w:color="BFBFBF" w:themeColor="background1" w:themeShade="BF" w:sz="6"/>
+              <w:top w:val="single" w:color="BFBFBF" w:themeColor="background1" w:themeShade="BF" w:sz="2"/>
+              <w:left w:val="single" w:color="BFBFBF" w:themeColor="background1" w:themeShade="BF" w:sz="2"/>
+              <w:bottom w:val="single" w:color="BFBFBF" w:themeColor="background1" w:themeShade="BF" w:sz="2"/>
+              <w:right w:val="single" w:color="BFBFBF" w:themeColor="background1" w:themeShade="BF" w:sz="2"/>
             </w:tcBorders>
             <w:tcMar>
               <w:top w:w="45" w:type="dxa"/>
@@ -8717,97 +8734,23 @@
           <w:tcPr>
             <w:tcW w:w="2204" w:type="dxa"/>
             <w:tcBorders>
-              <w:top w:val="single" w:color="BFBFBF" w:themeColor="background1" w:themeShade="BF" w:sz="6"/>
-              <w:left w:val="single" w:color="BFBFBF" w:themeColor="background1" w:themeShade="BF" w:sz="6"/>
-              <w:bottom w:val="single" w:color="BFBFBF" w:themeColor="background1" w:themeShade="BF" w:sz="6"/>
-              <w:right w:val="single" w:color="000000" w:themeColor="text1" w:sz="12"/>
-            </w:tcBorders>
-            <w:tcMar>
-              <w:top w:w="45" w:type="dxa"/>
-              <w:left w:w="60" w:type="dxa"/>
-              <w:bottom w:w="45" w:type="dxa"/>
-              <w:right w:w="60" w:type="dxa"/>
-            </w:tcMar>
-            <w:vAlign w:val="top"/>
-          </w:tcPr>
-          <w:p>
-            <w:pPr>
-              <w:spacing w:before="0" w:after="0"/>
-              <w:jc w:val="center"/>
-              <w:rPr>
-                <w:rFonts w:ascii="Arial" w:hAnsi="Arial" w:eastAsia="Arial" w:cs="Arial"/>
-                <w:b w:val="0"/>
-                <w:bCs w:val="0"/>
-                <w:i w:val="0"/>
-                <w:iCs w:val="0"/>
-                <w:sz w:val="20"/>
-                <w:szCs w:val="20"/>
-              </w:rPr>
-            </w:pPr>
-            <w:r>
-              <w:rPr>
-                <w:rFonts w:ascii="Arial" w:hAnsi="Arial" w:eastAsia="Arial" w:cs="Arial"/>
-                <w:b w:val="1"/>
-                <w:bCs w:val="1"/>
-                <w:i w:val="0"/>
-                <w:iCs w:val="0"/>
-                <w:sz w:val="20"/>
-                <w:szCs w:val="20"/>
-                <w:lang w:val="en-IE"/>
-              </w:rPr>
-              <w:t>Selected model</w:t>
-            </w:r>
-          </w:p>
-          <w:p>
-            <w:pPr>
-              <w:spacing w:before="0" w:after="0"/>
-              <w:jc w:val="left"/>
-              <w:rPr>
-                <w:rFonts w:ascii="Arial" w:hAnsi="Arial" w:eastAsia="Arial" w:cs="Arial"/>
-                <w:b w:val="0"/>
-                <w:bCs w:val="0"/>
-                <w:i w:val="0"/>
-                <w:iCs w:val="0"/>
-                <w:sz w:val="17"/>
-                <w:szCs w:val="17"/>
-              </w:rPr>
-            </w:pPr>
-            <w:r>
-              <w:rPr>
-                <w:rFonts w:ascii="Arial" w:hAnsi="Arial" w:eastAsia="Arial" w:cs="Arial"/>
-                <w:b w:val="0"/>
-                <w:bCs w:val="0"/>
-                <w:i w:val="0"/>
-                <w:iCs w:val="0"/>
-                <w:sz w:val="17"/>
-                <w:szCs w:val="17"/>
-                <w:lang w:val="en-IE"/>
-              </w:rPr>
-              <w:t>Tuned and saved</w:t>
-            </w:r>
-          </w:p>
-        </w:tc>
-        <w:tc>
-          <w:tcPr>
-            <w:tcW w:w="500" w:type="dxa"/>
-            <w:tcBorders>
-              <w:top w:val="nil"/>
-              <w:left w:val="single" w:color="000000" w:themeColor="text1" w:sz="12"/>
-              <w:bottom w:val="nil"/>
-              <w:right w:val="nil"/>
-            </w:tcBorders>
-            <w:tcMar>
-              <w:top w:w="45" w:type="dxa"/>
-              <w:left w:w="60" w:type="dxa"/>
-              <w:bottom w:w="45" w:type="dxa"/>
-              <w:right w:w="60" w:type="dxa"/>
-            </w:tcMar>
-            <w:vAlign w:val="top"/>
-          </w:tcPr>
-          <w:p>
-            <w:pPr>
-              <w:spacing w:before="0" w:after="0"/>
-              <w:jc w:val="center"/>
+              <w:top w:val="single" w:color="BFBFBF" w:themeColor="background1" w:themeShade="BF" w:sz="2"/>
+              <w:left w:val="single" w:color="BFBFBF" w:themeColor="background1" w:themeShade="BF" w:sz="2"/>
+              <w:bottom w:val="single" w:color="BFBFBF" w:themeColor="background1" w:themeShade="BF" w:sz="2"/>
+              <w:right w:val="single" w:color="000000" w:themeColor="text1" w:sz="2"/>
+            </w:tcBorders>
+            <w:tcMar>
+              <w:top w:w="45" w:type="dxa"/>
+              <w:left w:w="60" w:type="dxa"/>
+              <w:bottom w:w="45" w:type="dxa"/>
+              <w:right w:w="60" w:type="dxa"/>
+            </w:tcMar>
+            <w:vAlign w:val="top"/>
+          </w:tcPr>
+          <w:p>
+            <w:pPr>
+              <w:spacing w:before="0" w:after="0"/>
+              <w:jc w:val="left"/>
               <w:rPr>
                 <w:rFonts w:ascii="Arial" w:hAnsi="Arial" w:eastAsia="Arial" w:cs="Arial"/>
                 <w:b w:val="0"/>
@@ -8818,29 +8761,7 @@
                 <w:szCs w:val="18"/>
               </w:rPr>
             </w:pPr>
-          </w:p>
-        </w:tc>
-        <w:tc>
-          <w:tcPr>
-            <w:tcW w:w="490" w:type="dxa"/>
-            <w:tcBorders>
-              <w:top w:val="nil"/>
-              <w:left w:val="nil"/>
-              <w:bottom w:val="nil"/>
-              <w:right w:val="nil"/>
-            </w:tcBorders>
-            <w:tcMar>
-              <w:top w:w="45" w:type="dxa"/>
-              <w:left w:w="60" w:type="dxa"/>
-              <w:bottom w:w="45" w:type="dxa"/>
-              <w:right w:w="60" w:type="dxa"/>
-            </w:tcMar>
-            <w:vAlign w:val="top"/>
-          </w:tcPr>
-          <w:p>
-            <w:pPr>
-              <w:spacing w:before="0" w:after="0"/>
-              <w:jc w:val="center"/>
+            <w:r>
               <w:rPr>
                 <w:rFonts w:ascii="Arial" w:hAnsi="Arial" w:eastAsia="Arial" w:cs="Arial"/>
                 <w:b w:val="0"/>
@@ -8849,31 +8770,11 @@
                 <w:iCs w:val="0"/>
                 <w:sz w:val="18"/>
                 <w:szCs w:val="18"/>
-              </w:rPr>
-            </w:pPr>
-          </w:p>
-        </w:tc>
-        <w:tc>
-          <w:tcPr>
-            <w:tcW w:w="490" w:type="dxa"/>
-            <w:tcBorders>
-              <w:top w:val="nil"/>
-              <w:left w:val="nil"/>
-              <w:bottom w:val="nil"/>
-              <w:right w:val="nil"/>
-            </w:tcBorders>
-            <w:tcMar>
-              <w:top w:w="45" w:type="dxa"/>
-              <w:left w:w="60" w:type="dxa"/>
-              <w:bottom w:w="45" w:type="dxa"/>
-              <w:right w:w="60" w:type="dxa"/>
-            </w:tcMar>
-            <w:vAlign w:val="top"/>
-          </w:tcPr>
-          <w:p>
-            <w:pPr>
-              <w:spacing w:before="0" w:after="0"/>
-              <w:jc w:val="center"/>
+                <w:lang w:val="en-IE"/>
+              </w:rPr>
+              <w:t xml:space="preserve">Selected </w:t>
+            </w:r>
+            <w:r>
               <w:rPr>
                 <w:rFonts w:ascii="Arial" w:hAnsi="Arial" w:eastAsia="Arial" w:cs="Arial"/>
                 <w:b w:val="0"/>
@@ -8882,6 +8783,87 @@
                 <w:iCs w:val="0"/>
                 <w:sz w:val="18"/>
                 <w:szCs w:val="18"/>
+                <w:lang w:val="en-IE"/>
+              </w:rPr>
+              <w:t>model, Tuned</w:t>
+            </w:r>
+            <w:r>
+              <w:rPr>
+                <w:rFonts w:ascii="Arial" w:hAnsi="Arial" w:eastAsia="Arial" w:cs="Arial"/>
+                <w:b w:val="0"/>
+                <w:bCs w:val="0"/>
+                <w:i w:val="0"/>
+                <w:iCs w:val="0"/>
+                <w:sz w:val="18"/>
+                <w:szCs w:val="18"/>
+                <w:lang w:val="en-IE"/>
+              </w:rPr>
+              <w:t xml:space="preserve"> and saved</w:t>
+            </w:r>
+          </w:p>
+        </w:tc>
+        <w:tc>
+          <w:tcPr>
+            <w:tcW w:w="500" w:type="dxa"/>
+            <w:tcBorders>
+              <w:top w:val="nil"/>
+              <w:left w:val="single" w:color="000000" w:themeColor="text1" w:sz="2"/>
+              <w:bottom w:val="nil"/>
+              <w:right w:val="nil"/>
+            </w:tcBorders>
+            <w:tcMar>
+              <w:top w:w="45" w:type="dxa"/>
+              <w:left w:w="60" w:type="dxa"/>
+              <w:bottom w:w="45" w:type="dxa"/>
+              <w:right w:w="60" w:type="dxa"/>
+            </w:tcMar>
+            <w:vAlign w:val="top"/>
+          </w:tcPr>
+          <w:p>
+            <w:pPr>
+              <w:spacing w:before="0" w:after="0"/>
+              <w:jc w:val="center"/>
+              <w:rPr>
+                <w:rFonts w:ascii="Arial" w:hAnsi="Arial" w:eastAsia="Arial" w:cs="Arial"/>
+                <w:b w:val="0"/>
+                <w:bCs w:val="0"/>
+                <w:i w:val="0"/>
+                <w:iCs w:val="0"/>
+                <w:sz w:val="18"/>
+                <w:szCs w:val="18"/>
+              </w:rPr>
+            </w:pPr>
+          </w:p>
+        </w:tc>
+        <w:tc>
+          <w:tcPr>
+            <w:tcW w:w="480" w:type="dxa"/>
+            <w:tcBorders>
+              <w:top w:val="nil"/>
+              <w:left w:val="nil"/>
+              <w:bottom w:val="nil"/>
+              <w:right w:val="nil"/>
+            </w:tcBorders>
+            <w:tcMar>
+              <w:top w:w="45" w:type="dxa"/>
+              <w:left w:w="60" w:type="dxa"/>
+              <w:bottom w:w="45" w:type="dxa"/>
+              <w:right w:w="60" w:type="dxa"/>
+            </w:tcMar>
+            <w:vAlign w:val="top"/>
+          </w:tcPr>
+          <w:p>
+            <w:pPr>
+              <w:spacing w:before="0" w:after="0"/>
+              <w:jc w:val="center"/>
+              <w:rPr>
+                <w:rFonts w:ascii="Arial" w:hAnsi="Arial" w:eastAsia="Arial" w:cs="Arial"/>
+                <w:b w:val="0"/>
+                <w:bCs w:val="0"/>
+                <w:i w:val="0"/>
+                <w:iCs w:val="0"/>
+                <w:sz w:val="18"/>
+                <w:szCs w:val="18"/>
               </w:rPr>
             </w:pPr>
           </w:p>
@@ -8906,6 +8888,39 @@
           <w:p>
             <w:pPr>
               <w:spacing w:before="0" w:after="0"/>
+              <w:jc w:val="center"/>
+              <w:rPr>
+                <w:rFonts w:ascii="Arial" w:hAnsi="Arial" w:eastAsia="Arial" w:cs="Arial"/>
+                <w:b w:val="0"/>
+                <w:bCs w:val="0"/>
+                <w:i w:val="0"/>
+                <w:iCs w:val="0"/>
+                <w:sz w:val="18"/>
+                <w:szCs w:val="18"/>
+              </w:rPr>
+            </w:pPr>
+          </w:p>
+        </w:tc>
+        <w:tc>
+          <w:tcPr>
+            <w:tcW w:w="499" w:type="dxa"/>
+            <w:tcBorders>
+              <w:top w:val="nil"/>
+              <w:left w:val="nil"/>
+              <w:bottom w:val="nil"/>
+              <w:right w:val="nil"/>
+            </w:tcBorders>
+            <w:tcMar>
+              <w:top w:w="45" w:type="dxa"/>
+              <w:left w:w="60" w:type="dxa"/>
+              <w:bottom w:w="45" w:type="dxa"/>
+              <w:right w:w="60" w:type="dxa"/>
+            </w:tcMar>
+            <w:vAlign w:val="top"/>
+          </w:tcPr>
+          <w:p>
+            <w:pPr>
+              <w:spacing w:before="0" w:after="0"/>
               <w:jc w:val="left"/>
               <w:rPr>
                 <w:rFonts w:ascii="Arial" w:hAnsi="Arial" w:eastAsia="Arial" w:cs="Arial"/>
@@ -8994,6 +9009,7 @@
               <w:bottom w:val="nil"/>
               <w:right w:val="nil"/>
             </w:tcBorders>
+            <w:shd w:val="clear" w:color="auto" w:fill="4C94D8" w:themeFill="text2" w:themeFillTint="80"/>
             <w:tcMar>
               <w:top w:w="45" w:type="dxa"/>
               <w:left w:w="60" w:type="dxa"/>
@@ -9027,6 +9043,7 @@
               <w:bottom w:val="nil"/>
               <w:right w:val="nil"/>
             </w:tcBorders>
+            <w:shd w:val="clear" w:color="auto" w:fill="4C94D8" w:themeFill="text2" w:themeFillTint="80"/>
             <w:tcMar>
               <w:top w:w="45" w:type="dxa"/>
               <w:left w:w="60" w:type="dxa"/>
@@ -9060,6 +9077,7 @@
               <w:bottom w:val="nil"/>
               <w:right w:val="nil"/>
             </w:tcBorders>
+            <w:shd w:val="clear" w:color="auto" w:fill="4C94D8" w:themeFill="text2" w:themeFillTint="80"/>
             <w:tcMar>
               <w:top w:w="45" w:type="dxa"/>
               <w:left w:w="60" w:type="dxa"/>
@@ -9226,10 +9244,10 @@
           <w:tcPr>
             <w:tcW w:w="245" w:type="dxa"/>
             <w:tcBorders>
-              <w:top w:val="single" w:color="BFBFBF" w:themeColor="background1" w:themeShade="BF" w:sz="6"/>
-              <w:left w:val="single" w:color="BFBFBF" w:themeColor="background1" w:themeShade="BF" w:sz="6"/>
-              <w:bottom w:val="single" w:color="BFBFBF" w:themeColor="background1" w:themeShade="BF" w:sz="6"/>
-              <w:right w:val="single" w:color="BFBFBF" w:themeColor="background1" w:themeShade="BF" w:sz="6"/>
+              <w:top w:val="single" w:color="BFBFBF" w:themeColor="background1" w:themeShade="BF" w:sz="2"/>
+              <w:left w:val="single" w:color="BFBFBF" w:themeColor="background1" w:themeShade="BF" w:sz="2"/>
+              <w:bottom w:val="single" w:color="BFBFBF" w:themeColor="background1" w:themeShade="BF" w:sz="2"/>
+              <w:right w:val="single" w:color="BFBFBF" w:themeColor="background1" w:themeShade="BF" w:sz="2"/>
             </w:tcBorders>
             <w:tcMar>
               <w:top w:w="45" w:type="dxa"/>
@@ -9242,6 +9260,8 @@
           <w:p>
             <w:pPr>
               <w:jc w:val="center"/>
+            </w:pPr>
+            <w:r>
               <w:rPr>
                 <w:rFonts w:ascii="Arial" w:hAnsi="Arial" w:eastAsia="Arial" w:cs="Arial"/>
                 <w:b w:val="0"/>
@@ -9252,118 +9272,42 @@
                 <w:szCs w:val="18"/>
                 <w:lang w:val="en-IE"/>
               </w:rPr>
-            </w:pPr>
+              <w:t>11</w:t>
+            </w:r>
           </w:p>
         </w:tc>
         <w:tc>
           <w:tcPr>
             <w:tcW w:w="2204" w:type="dxa"/>
             <w:tcBorders>
-              <w:top w:val="single" w:color="BFBFBF" w:themeColor="background1" w:themeShade="BF" w:sz="6"/>
-              <w:left w:val="single" w:color="BFBFBF" w:themeColor="background1" w:themeShade="BF" w:sz="6"/>
-              <w:bottom w:val="single" w:color="BFBFBF" w:themeColor="background1" w:themeShade="BF" w:sz="6"/>
-              <w:right w:val="single" w:color="000000" w:themeColor="text1" w:sz="12"/>
-            </w:tcBorders>
-            <w:tcMar>
-              <w:top w:w="45" w:type="dxa"/>
-              <w:left w:w="60" w:type="dxa"/>
-              <w:bottom w:w="45" w:type="dxa"/>
-              <w:right w:w="60" w:type="dxa"/>
-            </w:tcMar>
-            <w:vAlign w:val="top"/>
-          </w:tcPr>
-          <w:p>
-            <w:pPr>
-              <w:spacing w:before="0" w:after="0"/>
-              <w:jc w:val="center"/>
-              <w:rPr>
-                <w:rFonts w:ascii="Arial" w:hAnsi="Arial" w:eastAsia="Arial" w:cs="Arial"/>
-                <w:b w:val="0"/>
-                <w:bCs w:val="0"/>
-                <w:i w:val="0"/>
-                <w:iCs w:val="0"/>
-                <w:sz w:val="20"/>
-                <w:szCs w:val="20"/>
+              <w:top w:val="single" w:color="BFBFBF" w:themeColor="background1" w:themeShade="BF" w:sz="2"/>
+              <w:left w:val="single" w:color="BFBFBF" w:themeColor="background1" w:themeShade="BF" w:sz="2"/>
+              <w:bottom w:val="single" w:color="BFBFBF" w:themeColor="background1" w:themeShade="BF" w:sz="2"/>
+              <w:right w:val="single" w:color="000000" w:themeColor="text1" w:sz="2"/>
+            </w:tcBorders>
+            <w:tcMar>
+              <w:top w:w="45" w:type="dxa"/>
+              <w:left w:w="60" w:type="dxa"/>
+              <w:bottom w:w="45" w:type="dxa"/>
+              <w:right w:w="60" w:type="dxa"/>
+            </w:tcMar>
+            <w:vAlign w:val="top"/>
+          </w:tcPr>
+          <w:p>
+            <w:pPr>
+              <w:spacing w:before="0" w:after="0"/>
+              <w:jc w:val="left"/>
+              <w:rPr>
+                <w:rFonts w:ascii="Arial" w:hAnsi="Arial" w:eastAsia="Arial" w:cs="Arial"/>
+                <w:b w:val="0"/>
+                <w:bCs w:val="0"/>
+                <w:i w:val="0"/>
+                <w:iCs w:val="0"/>
+                <w:sz w:val="18"/>
+                <w:szCs w:val="18"/>
               </w:rPr>
             </w:pPr>
             <w:r>
-              <w:rPr>
-                <w:rFonts w:ascii="Arial" w:hAnsi="Arial" w:eastAsia="Arial" w:cs="Arial"/>
-                <w:b w:val="1"/>
-                <w:bCs w:val="1"/>
-                <w:i w:val="0"/>
-                <w:iCs w:val="0"/>
-                <w:sz w:val="20"/>
-                <w:szCs w:val="20"/>
-                <w:lang w:val="en-IE"/>
-              </w:rPr>
-              <w:t>Advanced model</w:t>
-            </w:r>
-          </w:p>
-          <w:p>
-            <w:pPr>
-              <w:spacing w:before="0" w:after="0"/>
-              <w:jc w:val="center"/>
-              <w:rPr>
-                <w:rFonts w:ascii="Arial" w:hAnsi="Arial" w:eastAsia="Arial" w:cs="Arial"/>
-                <w:b w:val="0"/>
-                <w:bCs w:val="0"/>
-                <w:i w:val="0"/>
-                <w:iCs w:val="0"/>
-                <w:sz w:val="17"/>
-                <w:szCs w:val="17"/>
-              </w:rPr>
-            </w:pPr>
-            <w:r>
-              <w:rPr>
-                <w:rFonts w:ascii="Arial" w:hAnsi="Arial" w:eastAsia="Arial" w:cs="Arial"/>
-                <w:b w:val="0"/>
-                <w:bCs w:val="0"/>
-                <w:i w:val="0"/>
-                <w:iCs w:val="0"/>
-                <w:sz w:val="17"/>
-                <w:szCs w:val="17"/>
-                <w:lang w:val="en-IE"/>
-              </w:rPr>
-              <w:t>Boosting, time series</w:t>
-            </w:r>
-          </w:p>
-          <w:p>
-            <w:pPr>
-              <w:jc w:val="center"/>
-              <w:rPr>
-                <w:rFonts w:ascii="Arial" w:hAnsi="Arial" w:eastAsia="Arial" w:cs="Arial"/>
-                <w:b w:val="0"/>
-                <w:bCs w:val="0"/>
-                <w:i w:val="0"/>
-                <w:iCs w:val="0"/>
-                <w:sz w:val="20"/>
-                <w:szCs w:val="20"/>
-                <w:lang w:val="en-IE"/>
-              </w:rPr>
-            </w:pPr>
-          </w:p>
-        </w:tc>
-        <w:tc>
-          <w:tcPr>
-            <w:tcW w:w="500" w:type="dxa"/>
-            <w:tcBorders>
-              <w:top w:val="nil"/>
-              <w:left w:val="single" w:color="000000" w:themeColor="text1" w:sz="12"/>
-              <w:bottom w:val="nil"/>
-              <w:right w:val="nil"/>
-            </w:tcBorders>
-            <w:tcMar>
-              <w:top w:w="45" w:type="dxa"/>
-              <w:left w:w="60" w:type="dxa"/>
-              <w:bottom w:w="45" w:type="dxa"/>
-              <w:right w:w="60" w:type="dxa"/>
-            </w:tcMar>
-            <w:vAlign w:val="top"/>
-          </w:tcPr>
-          <w:p>
-            <w:pPr>
-              <w:jc w:val="center"/>
               <w:rPr>
                 <w:rFonts w:ascii="Arial" w:hAnsi="Arial" w:eastAsia="Arial" w:cs="Arial"/>
                 <w:b w:val="0"/>
@@ -9374,29 +9318,24 @@
                 <w:szCs w:val="18"/>
                 <w:lang w:val="en-IE"/>
               </w:rPr>
-            </w:pPr>
-          </w:p>
-        </w:tc>
-        <w:tc>
-          <w:tcPr>
-            <w:tcW w:w="490" w:type="dxa"/>
-            <w:tcBorders>
-              <w:top w:val="nil"/>
-              <w:left w:val="nil"/>
-              <w:bottom w:val="nil"/>
-              <w:right w:val="nil"/>
-            </w:tcBorders>
-            <w:tcMar>
-              <w:top w:w="45" w:type="dxa"/>
-              <w:left w:w="60" w:type="dxa"/>
-              <w:bottom w:w="45" w:type="dxa"/>
-              <w:right w:w="60" w:type="dxa"/>
-            </w:tcMar>
-            <w:vAlign w:val="top"/>
-          </w:tcPr>
-          <w:p>
-            <w:pPr>
-              <w:jc w:val="center"/>
+              <w:t>Advanced model</w:t>
+            </w:r>
+          </w:p>
+          <w:p>
+            <w:pPr>
+              <w:spacing w:before="0" w:after="0"/>
+              <w:jc w:val="left"/>
+              <w:rPr>
+                <w:rFonts w:ascii="Arial" w:hAnsi="Arial" w:eastAsia="Arial" w:cs="Arial"/>
+                <w:b w:val="0"/>
+                <w:bCs w:val="0"/>
+                <w:i w:val="0"/>
+                <w:iCs w:val="0"/>
+                <w:sz w:val="17"/>
+                <w:szCs w:val="17"/>
+              </w:rPr>
+            </w:pPr>
+            <w:r>
               <w:rPr>
                 <w:rFonts w:ascii="Arial" w:hAnsi="Arial" w:eastAsia="Arial" w:cs="Arial"/>
                 <w:b w:val="0"/>
@@ -9407,15 +9346,16 @@
                 <w:szCs w:val="18"/>
                 <w:lang w:val="en-IE"/>
               </w:rPr>
-            </w:pPr>
-          </w:p>
-        </w:tc>
-        <w:tc>
-          <w:tcPr>
-            <w:tcW w:w="490" w:type="dxa"/>
-            <w:tcBorders>
-              <w:top w:val="nil"/>
-              <w:left w:val="nil"/>
+              <w:t>Boosting, time series</w:t>
+            </w:r>
+          </w:p>
+        </w:tc>
+        <w:tc>
+          <w:tcPr>
+            <w:tcW w:w="500" w:type="dxa"/>
+            <w:tcBorders>
+              <w:top w:val="nil"/>
+              <w:left w:val="single" w:color="000000" w:themeColor="text1" w:sz="2"/>
               <w:bottom w:val="nil"/>
               <w:right w:val="nil"/>
             </w:tcBorders>
@@ -9445,6 +9385,39 @@
         </w:tc>
         <w:tc>
           <w:tcPr>
+            <w:tcW w:w="480" w:type="dxa"/>
+            <w:tcBorders>
+              <w:top w:val="nil"/>
+              <w:left w:val="nil"/>
+              <w:bottom w:val="nil"/>
+              <w:right w:val="nil"/>
+            </w:tcBorders>
+            <w:tcMar>
+              <w:top w:w="45" w:type="dxa"/>
+              <w:left w:w="60" w:type="dxa"/>
+              <w:bottom w:w="45" w:type="dxa"/>
+              <w:right w:w="60" w:type="dxa"/>
+            </w:tcMar>
+            <w:vAlign w:val="top"/>
+          </w:tcPr>
+          <w:p>
+            <w:pPr>
+              <w:jc w:val="center"/>
+              <w:rPr>
+                <w:rFonts w:ascii="Arial" w:hAnsi="Arial" w:eastAsia="Arial" w:cs="Arial"/>
+                <w:b w:val="0"/>
+                <w:bCs w:val="0"/>
+                <w:i w:val="0"/>
+                <w:iCs w:val="0"/>
+                <w:sz w:val="18"/>
+                <w:szCs w:val="18"/>
+                <w:lang w:val="en-IE"/>
+              </w:rPr>
+            </w:pPr>
+          </w:p>
+        </w:tc>
+        <w:tc>
+          <w:tcPr>
             <w:tcW w:w="490" w:type="dxa"/>
             <w:tcBorders>
               <w:top w:val="nil"/>
@@ -9462,15 +9435,15 @@
           </w:tcPr>
           <w:p>
             <w:pPr>
-              <w:jc w:val="left"/>
-              <w:rPr>
-                <w:rFonts w:ascii="Arial" w:hAnsi="Arial" w:eastAsia="Arial" w:cs="Arial"/>
-                <w:b w:val="0"/>
-                <w:bCs w:val="0"/>
-                <w:i w:val="0"/>
-                <w:iCs w:val="0"/>
-                <w:sz w:val="20"/>
-                <w:szCs w:val="20"/>
+              <w:jc w:val="center"/>
+              <w:rPr>
+                <w:rFonts w:ascii="Arial" w:hAnsi="Arial" w:eastAsia="Arial" w:cs="Arial"/>
+                <w:b w:val="0"/>
+                <w:bCs w:val="0"/>
+                <w:i w:val="0"/>
+                <w:iCs w:val="0"/>
+                <w:sz w:val="18"/>
+                <w:szCs w:val="18"/>
                 <w:lang w:val="en-IE"/>
               </w:rPr>
             </w:pPr>
@@ -9478,6 +9451,39 @@
         </w:tc>
         <w:tc>
           <w:tcPr>
+            <w:tcW w:w="499" w:type="dxa"/>
+            <w:tcBorders>
+              <w:top w:val="nil"/>
+              <w:left w:val="nil"/>
+              <w:bottom w:val="nil"/>
+              <w:right w:val="nil"/>
+            </w:tcBorders>
+            <w:tcMar>
+              <w:top w:w="45" w:type="dxa"/>
+              <w:left w:w="60" w:type="dxa"/>
+              <w:bottom w:w="45" w:type="dxa"/>
+              <w:right w:w="60" w:type="dxa"/>
+            </w:tcMar>
+            <w:vAlign w:val="top"/>
+          </w:tcPr>
+          <w:p>
+            <w:pPr>
+              <w:jc w:val="left"/>
+              <w:rPr>
+                <w:rFonts w:ascii="Arial" w:hAnsi="Arial" w:eastAsia="Arial" w:cs="Arial"/>
+                <w:b w:val="0"/>
+                <w:bCs w:val="0"/>
+                <w:i w:val="0"/>
+                <w:iCs w:val="0"/>
+                <w:sz w:val="20"/>
+                <w:szCs w:val="20"/>
+                <w:lang w:val="en-IE"/>
+              </w:rPr>
+            </w:pPr>
+          </w:p>
+        </w:tc>
+        <w:tc>
+          <w:tcPr>
             <w:tcW w:w="505" w:type="dxa"/>
             <w:tcBorders>
               <w:top w:val="nil"/>
@@ -9584,6 +9590,7 @@
               <w:bottom w:val="nil"/>
               <w:right w:val="nil"/>
             </w:tcBorders>
+            <w:shd w:val="clear" w:color="auto" w:fill="4C94D8" w:themeFill="text2" w:themeFillTint="80"/>
             <w:tcMar>
               <w:top w:w="45" w:type="dxa"/>
               <w:left w:w="60" w:type="dxa"/>
@@ -9617,6 +9624,7 @@
               <w:bottom w:val="nil"/>
               <w:right w:val="nil"/>
             </w:tcBorders>
+            <w:shd w:val="clear" w:color="auto" w:fill="4C94D8" w:themeFill="text2" w:themeFillTint="80"/>
             <w:tcMar>
               <w:top w:w="45" w:type="dxa"/>
               <w:left w:w="60" w:type="dxa"/>
@@ -9783,10 +9791,10 @@
           <w:tcPr>
             <w:tcW w:w="245" w:type="dxa"/>
             <w:tcBorders>
-              <w:top w:val="single" w:color="BFBFBF" w:themeColor="background1" w:themeShade="BF" w:sz="6"/>
-              <w:left w:val="single" w:color="BFBFBF" w:themeColor="background1" w:themeShade="BF" w:sz="6"/>
-              <w:bottom w:val="single" w:color="BFBFBF" w:themeColor="background1" w:themeShade="BF" w:sz="6"/>
-              <w:right w:val="single" w:color="BFBFBF" w:themeColor="background1" w:themeShade="BF" w:sz="6"/>
+              <w:top w:val="single" w:color="BFBFBF" w:themeColor="background1" w:themeShade="BF" w:sz="2"/>
+              <w:left w:val="single" w:color="BFBFBF" w:themeColor="background1" w:themeShade="BF" w:sz="2"/>
+              <w:bottom w:val="single" w:color="BFBFBF" w:themeColor="background1" w:themeShade="BF" w:sz="2"/>
+              <w:right w:val="single" w:color="BFBFBF" w:themeColor="background1" w:themeShade="BF" w:sz="2"/>
             </w:tcBorders>
             <w:tcMar>
               <w:top w:w="45" w:type="dxa"/>
@@ -9799,6 +9807,8 @@
           <w:p>
             <w:pPr>
               <w:jc w:val="center"/>
+            </w:pPr>
+            <w:r>
               <w:rPr>
                 <w:rFonts w:ascii="Arial" w:hAnsi="Arial" w:eastAsia="Arial" w:cs="Arial"/>
                 <w:b w:val="0"/>
@@ -9809,102 +9819,42 @@
                 <w:szCs w:val="18"/>
                 <w:lang w:val="en-IE"/>
               </w:rPr>
-            </w:pPr>
+              <w:t>12</w:t>
+            </w:r>
           </w:p>
         </w:tc>
         <w:tc>
           <w:tcPr>
             <w:tcW w:w="2204" w:type="dxa"/>
             <w:tcBorders>
-              <w:top w:val="single" w:color="BFBFBF" w:themeColor="background1" w:themeShade="BF" w:sz="6"/>
-              <w:left w:val="single" w:color="BFBFBF" w:themeColor="background1" w:themeShade="BF" w:sz="6"/>
-              <w:bottom w:val="single" w:color="BFBFBF" w:themeColor="background1" w:themeShade="BF" w:sz="6"/>
-              <w:right w:val="single" w:color="000000" w:themeColor="text1" w:sz="12"/>
-            </w:tcBorders>
-            <w:tcMar>
-              <w:top w:w="45" w:type="dxa"/>
-              <w:left w:w="60" w:type="dxa"/>
-              <w:bottom w:w="45" w:type="dxa"/>
-              <w:right w:w="60" w:type="dxa"/>
-            </w:tcMar>
-            <w:vAlign w:val="top"/>
-          </w:tcPr>
-          <w:p>
-            <w:pPr>
-              <w:spacing w:before="0" w:after="0"/>
-              <w:jc w:val="center"/>
-              <w:rPr>
-                <w:rFonts w:ascii="Arial" w:hAnsi="Arial" w:eastAsia="Arial" w:cs="Arial"/>
-                <w:b w:val="0"/>
-                <w:bCs w:val="0"/>
-                <w:i w:val="0"/>
-                <w:iCs w:val="0"/>
-                <w:sz w:val="20"/>
-                <w:szCs w:val="20"/>
+              <w:top w:val="single" w:color="BFBFBF" w:themeColor="background1" w:themeShade="BF" w:sz="2"/>
+              <w:left w:val="single" w:color="BFBFBF" w:themeColor="background1" w:themeShade="BF" w:sz="2"/>
+              <w:bottom w:val="single" w:color="BFBFBF" w:themeColor="background1" w:themeShade="BF" w:sz="2"/>
+              <w:right w:val="single" w:color="000000" w:themeColor="text1" w:sz="2"/>
+            </w:tcBorders>
+            <w:tcMar>
+              <w:top w:w="45" w:type="dxa"/>
+              <w:left w:w="60" w:type="dxa"/>
+              <w:bottom w:w="45" w:type="dxa"/>
+              <w:right w:w="60" w:type="dxa"/>
+            </w:tcMar>
+            <w:vAlign w:val="top"/>
+          </w:tcPr>
+          <w:p>
+            <w:pPr>
+              <w:spacing w:before="0" w:after="0"/>
+              <w:jc w:val="left"/>
+              <w:rPr>
+                <w:rFonts w:ascii="Arial" w:hAnsi="Arial" w:eastAsia="Arial" w:cs="Arial"/>
+                <w:b w:val="0"/>
+                <w:bCs w:val="0"/>
+                <w:i w:val="0"/>
+                <w:iCs w:val="0"/>
+                <w:sz w:val="18"/>
+                <w:szCs w:val="18"/>
               </w:rPr>
             </w:pPr>
             <w:r>
-              <w:rPr>
-                <w:rFonts w:ascii="Arial" w:hAnsi="Arial" w:eastAsia="Arial" w:cs="Arial"/>
-                <w:b w:val="1"/>
-                <w:bCs w:val="1"/>
-                <w:i w:val="0"/>
-                <w:iCs w:val="0"/>
-                <w:sz w:val="20"/>
-                <w:szCs w:val="20"/>
-                <w:lang w:val="en-IE"/>
-              </w:rPr>
-              <w:t>cenario engine</w:t>
-            </w:r>
-          </w:p>
-          <w:p>
-            <w:pPr>
-              <w:jc w:val="center"/>
-              <w:rPr>
-                <w:rFonts w:ascii="Arial" w:hAnsi="Arial" w:eastAsia="Arial" w:cs="Arial"/>
-                <w:b w:val="0"/>
-                <w:bCs w:val="0"/>
-                <w:i w:val="0"/>
-                <w:iCs w:val="0"/>
-                <w:sz w:val="17"/>
-                <w:szCs w:val="17"/>
-              </w:rPr>
-            </w:pPr>
-            <w:r>
-              <w:rPr>
-                <w:rFonts w:ascii="Arial" w:hAnsi="Arial" w:eastAsia="Arial" w:cs="Arial"/>
-                <w:b w:val="0"/>
-                <w:bCs w:val="0"/>
-                <w:i w:val="0"/>
-                <w:iCs w:val="0"/>
-                <w:sz w:val="17"/>
-                <w:szCs w:val="17"/>
-                <w:lang w:val="en-IE"/>
-              </w:rPr>
-              <w:t>Route, delay, shock</w:t>
-            </w:r>
-          </w:p>
-        </w:tc>
-        <w:tc>
-          <w:tcPr>
-            <w:tcW w:w="500" w:type="dxa"/>
-            <w:tcBorders>
-              <w:top w:val="nil"/>
-              <w:left w:val="single" w:color="000000" w:themeColor="text1" w:sz="12"/>
-              <w:bottom w:val="nil"/>
-              <w:right w:val="nil"/>
-            </w:tcBorders>
-            <w:tcMar>
-              <w:top w:w="45" w:type="dxa"/>
-              <w:left w:w="60" w:type="dxa"/>
-              <w:bottom w:w="45" w:type="dxa"/>
-              <w:right w:w="60" w:type="dxa"/>
-            </w:tcMar>
-            <w:vAlign w:val="top"/>
-          </w:tcPr>
-          <w:p>
-            <w:pPr>
-              <w:jc w:val="center"/>
               <w:rPr>
                 <w:rFonts w:ascii="Arial" w:hAnsi="Arial" w:eastAsia="Arial" w:cs="Arial"/>
                 <w:b w:val="0"/>
@@ -9915,29 +9865,9 @@
                 <w:szCs w:val="18"/>
                 <w:lang w:val="en-IE"/>
               </w:rPr>
-            </w:pPr>
-          </w:p>
-        </w:tc>
-        <w:tc>
-          <w:tcPr>
-            <w:tcW w:w="490" w:type="dxa"/>
-            <w:tcBorders>
-              <w:top w:val="nil"/>
-              <w:left w:val="nil"/>
-              <w:bottom w:val="nil"/>
-              <w:right w:val="nil"/>
-            </w:tcBorders>
-            <w:tcMar>
-              <w:top w:w="45" w:type="dxa"/>
-              <w:left w:w="60" w:type="dxa"/>
-              <w:bottom w:w="45" w:type="dxa"/>
-              <w:right w:w="60" w:type="dxa"/>
-            </w:tcMar>
-            <w:vAlign w:val="top"/>
-          </w:tcPr>
-          <w:p>
-            <w:pPr>
-              <w:jc w:val="center"/>
+              <w:t>scenario</w:t>
+            </w:r>
+            <w:r>
               <w:rPr>
                 <w:rFonts w:ascii="Arial" w:hAnsi="Arial" w:eastAsia="Arial" w:cs="Arial"/>
                 <w:b w:val="0"/>
@@ -9948,29 +9878,23 @@
                 <w:szCs w:val="18"/>
                 <w:lang w:val="en-IE"/>
               </w:rPr>
-            </w:pPr>
-          </w:p>
-        </w:tc>
-        <w:tc>
-          <w:tcPr>
-            <w:tcW w:w="490" w:type="dxa"/>
-            <w:tcBorders>
-              <w:top w:val="nil"/>
-              <w:left w:val="nil"/>
-              <w:bottom w:val="nil"/>
-              <w:right w:val="nil"/>
-            </w:tcBorders>
-            <w:tcMar>
-              <w:top w:w="45" w:type="dxa"/>
-              <w:left w:w="60" w:type="dxa"/>
-              <w:bottom w:w="45" w:type="dxa"/>
-              <w:right w:w="60" w:type="dxa"/>
-            </w:tcMar>
-            <w:vAlign w:val="top"/>
-          </w:tcPr>
-          <w:p>
-            <w:pPr>
-              <w:jc w:val="center"/>
+              <w:t xml:space="preserve"> engine</w:t>
+            </w:r>
+          </w:p>
+          <w:p>
+            <w:pPr>
+              <w:jc w:val="left"/>
+              <w:rPr>
+                <w:rFonts w:ascii="Arial" w:hAnsi="Arial" w:eastAsia="Arial" w:cs="Arial"/>
+                <w:b w:val="0"/>
+                <w:bCs w:val="0"/>
+                <w:i w:val="0"/>
+                <w:iCs w:val="0"/>
+                <w:sz w:val="18"/>
+                <w:szCs w:val="18"/>
+              </w:rPr>
+            </w:pPr>
+            <w:r>
               <w:rPr>
                 <w:rFonts w:ascii="Arial" w:hAnsi="Arial" w:eastAsia="Arial" w:cs="Arial"/>
                 <w:b w:val="0"/>
@@ -9981,6 +9905,73 @@
                 <w:szCs w:val="18"/>
                 <w:lang w:val="en-IE"/>
               </w:rPr>
+              <w:t>Route, delay, shock</w:t>
+            </w:r>
+          </w:p>
+        </w:tc>
+        <w:tc>
+          <w:tcPr>
+            <w:tcW w:w="500" w:type="dxa"/>
+            <w:tcBorders>
+              <w:top w:val="nil"/>
+              <w:left w:val="single" w:color="000000" w:themeColor="text1" w:sz="2"/>
+              <w:bottom w:val="nil"/>
+              <w:right w:val="nil"/>
+            </w:tcBorders>
+            <w:tcMar>
+              <w:top w:w="45" w:type="dxa"/>
+              <w:left w:w="60" w:type="dxa"/>
+              <w:bottom w:w="45" w:type="dxa"/>
+              <w:right w:w="60" w:type="dxa"/>
+            </w:tcMar>
+            <w:vAlign w:val="top"/>
+          </w:tcPr>
+          <w:p>
+            <w:pPr>
+              <w:jc w:val="center"/>
+              <w:rPr>
+                <w:rFonts w:ascii="Arial" w:hAnsi="Arial" w:eastAsia="Arial" w:cs="Arial"/>
+                <w:b w:val="0"/>
+                <w:bCs w:val="0"/>
+                <w:i w:val="0"/>
+                <w:iCs w:val="0"/>
+                <w:sz w:val="18"/>
+                <w:szCs w:val="18"/>
+                <w:lang w:val="en-IE"/>
+              </w:rPr>
+            </w:pPr>
+          </w:p>
+        </w:tc>
+        <w:tc>
+          <w:tcPr>
+            <w:tcW w:w="480" w:type="dxa"/>
+            <w:tcBorders>
+              <w:top w:val="nil"/>
+              <w:left w:val="nil"/>
+              <w:bottom w:val="nil"/>
+              <w:right w:val="nil"/>
+            </w:tcBorders>
+            <w:tcMar>
+              <w:top w:w="45" w:type="dxa"/>
+              <w:left w:w="60" w:type="dxa"/>
+              <w:bottom w:w="45" w:type="dxa"/>
+              <w:right w:w="60" w:type="dxa"/>
+            </w:tcMar>
+            <w:vAlign w:val="top"/>
+          </w:tcPr>
+          <w:p>
+            <w:pPr>
+              <w:jc w:val="center"/>
+              <w:rPr>
+                <w:rFonts w:ascii="Arial" w:hAnsi="Arial" w:eastAsia="Arial" w:cs="Arial"/>
+                <w:b w:val="0"/>
+                <w:bCs w:val="0"/>
+                <w:i w:val="0"/>
+                <w:iCs w:val="0"/>
+                <w:sz w:val="18"/>
+                <w:szCs w:val="18"/>
+                <w:lang w:val="en-IE"/>
+              </w:rPr>
             </w:pPr>
           </w:p>
         </w:tc>
@@ -10003,15 +9994,15 @@
           </w:tcPr>
           <w:p>
             <w:pPr>
-              <w:jc w:val="left"/>
-              <w:rPr>
-                <w:rFonts w:ascii="Arial" w:hAnsi="Arial" w:eastAsia="Arial" w:cs="Arial"/>
-                <w:b w:val="0"/>
-                <w:bCs w:val="0"/>
-                <w:i w:val="0"/>
-                <w:iCs w:val="0"/>
-                <w:sz w:val="20"/>
-                <w:szCs w:val="20"/>
+              <w:jc w:val="center"/>
+              <w:rPr>
+                <w:rFonts w:ascii="Arial" w:hAnsi="Arial" w:eastAsia="Arial" w:cs="Arial"/>
+                <w:b w:val="0"/>
+                <w:bCs w:val="0"/>
+                <w:i w:val="0"/>
+                <w:iCs w:val="0"/>
+                <w:sz w:val="18"/>
+                <w:szCs w:val="18"/>
                 <w:lang w:val="en-IE"/>
               </w:rPr>
             </w:pPr>
@@ -10019,6 +10010,39 @@
         </w:tc>
         <w:tc>
           <w:tcPr>
+            <w:tcW w:w="499" w:type="dxa"/>
+            <w:tcBorders>
+              <w:top w:val="nil"/>
+              <w:left w:val="nil"/>
+              <w:bottom w:val="nil"/>
+              <w:right w:val="nil"/>
+            </w:tcBorders>
+            <w:tcMar>
+              <w:top w:w="45" w:type="dxa"/>
+              <w:left w:w="60" w:type="dxa"/>
+              <w:bottom w:w="45" w:type="dxa"/>
+              <w:right w:w="60" w:type="dxa"/>
+            </w:tcMar>
+            <w:vAlign w:val="top"/>
+          </w:tcPr>
+          <w:p>
+            <w:pPr>
+              <w:jc w:val="left"/>
+              <w:rPr>
+                <w:rFonts w:ascii="Arial" w:hAnsi="Arial" w:eastAsia="Arial" w:cs="Arial"/>
+                <w:b w:val="0"/>
+                <w:bCs w:val="0"/>
+                <w:i w:val="0"/>
+                <w:iCs w:val="0"/>
+                <w:sz w:val="20"/>
+                <w:szCs w:val="20"/>
+                <w:lang w:val="en-IE"/>
+              </w:rPr>
+            </w:pPr>
+          </w:p>
+        </w:tc>
+        <w:tc>
+          <w:tcPr>
             <w:tcW w:w="505" w:type="dxa"/>
             <w:tcBorders>
               <w:top w:val="nil"/>
@@ -10125,6 +10149,7 @@
               <w:bottom w:val="nil"/>
               <w:right w:val="nil"/>
             </w:tcBorders>
+            <w:shd w:val="clear" w:color="auto" w:fill="4C94D8" w:themeFill="text2" w:themeFillTint="80"/>
             <w:tcMar>
               <w:top w:w="45" w:type="dxa"/>
               <w:left w:w="60" w:type="dxa"/>
@@ -10158,6 +10183,7 @@
               <w:bottom w:val="nil"/>
               <w:right w:val="nil"/>
             </w:tcBorders>
+            <w:shd w:val="clear" w:color="auto" w:fill="4C94D8" w:themeFill="text2" w:themeFillTint="80"/>
             <w:tcMar>
               <w:top w:w="45" w:type="dxa"/>
               <w:left w:w="60" w:type="dxa"/>
@@ -10324,10 +10350,10 @@
           <w:tcPr>
             <w:tcW w:w="245" w:type="dxa"/>
             <w:tcBorders>
-              <w:top w:val="single" w:color="BFBFBF" w:themeColor="background1" w:themeShade="BF" w:sz="6"/>
-              <w:left w:val="single" w:color="BFBFBF" w:themeColor="background1" w:themeShade="BF" w:sz="6"/>
-              <w:bottom w:val="single" w:color="BFBFBF" w:themeColor="background1" w:themeShade="BF" w:sz="6"/>
-              <w:right w:val="single" w:color="BFBFBF" w:themeColor="background1" w:themeShade="BF" w:sz="6"/>
+              <w:top w:val="single" w:color="BFBFBF" w:themeColor="background1" w:themeShade="BF" w:sz="2"/>
+              <w:left w:val="single" w:color="BFBFBF" w:themeColor="background1" w:themeShade="BF" w:sz="2"/>
+              <w:bottom w:val="single" w:color="BFBFBF" w:themeColor="background1" w:themeShade="BF" w:sz="2"/>
+              <w:right w:val="single" w:color="BFBFBF" w:themeColor="background1" w:themeShade="BF" w:sz="2"/>
             </w:tcBorders>
             <w:tcMar>
               <w:top w:w="45" w:type="dxa"/>
@@ -10340,6 +10366,8 @@
           <w:p>
             <w:pPr>
               <w:jc w:val="center"/>
+            </w:pPr>
+            <w:r>
               <w:rPr>
                 <w:rFonts w:ascii="Arial" w:hAnsi="Arial" w:eastAsia="Arial" w:cs="Arial"/>
                 <w:b w:val="0"/>
@@ -10350,30 +10378,31 @@
                 <w:szCs w:val="18"/>
                 <w:lang w:val="en-IE"/>
               </w:rPr>
-            </w:pPr>
+              <w:t>13</w:t>
+            </w:r>
           </w:p>
         </w:tc>
         <w:tc>
           <w:tcPr>
             <w:tcW w:w="2204" w:type="dxa"/>
             <w:tcBorders>
-              <w:top w:val="single" w:color="BFBFBF" w:themeColor="background1" w:themeShade="BF" w:sz="6"/>
-              <w:left w:val="single" w:color="BFBFBF" w:themeColor="background1" w:themeShade="BF" w:sz="6"/>
-              <w:bottom w:val="single" w:color="BFBFBF" w:themeColor="background1" w:themeShade="BF" w:sz="6"/>
-              <w:right w:val="single" w:color="000000" w:themeColor="text1" w:sz="12"/>
-            </w:tcBorders>
-            <w:tcMar>
-              <w:top w:w="45" w:type="dxa"/>
-              <w:left w:w="60" w:type="dxa"/>
-              <w:bottom w:w="45" w:type="dxa"/>
-              <w:right w:w="60" w:type="dxa"/>
-            </w:tcMar>
-            <w:vAlign w:val="top"/>
-          </w:tcPr>
-          <w:p>
-            <w:pPr>
-              <w:spacing w:before="0" w:after="0"/>
-              <w:jc w:val="center"/>
+              <w:top w:val="single" w:color="BFBFBF" w:themeColor="background1" w:themeShade="BF" w:sz="2"/>
+              <w:left w:val="single" w:color="BFBFBF" w:themeColor="background1" w:themeShade="BF" w:sz="2"/>
+              <w:bottom w:val="single" w:color="BFBFBF" w:themeColor="background1" w:themeShade="BF" w:sz="2"/>
+              <w:right w:val="single" w:color="000000" w:themeColor="text1" w:sz="2"/>
+            </w:tcBorders>
+            <w:tcMar>
+              <w:top w:w="45" w:type="dxa"/>
+              <w:left w:w="60" w:type="dxa"/>
+              <w:bottom w:w="45" w:type="dxa"/>
+              <w:right w:w="60" w:type="dxa"/>
+            </w:tcMar>
+            <w:vAlign w:val="top"/>
+          </w:tcPr>
+          <w:p>
+            <w:pPr>
+              <w:spacing w:before="0" w:after="0"/>
+              <w:jc w:val="left"/>
               <w:rPr>
                 <w:rFonts w:ascii="Arial" w:hAnsi="Arial" w:eastAsia="Arial" w:cs="Arial"/>
                 <w:b w:val="0"/>
@@ -10387,8 +10416,8 @@
             <w:r>
               <w:rPr>
                 <w:rFonts w:ascii="Arial" w:hAnsi="Arial" w:eastAsia="Arial" w:cs="Arial"/>
-                <w:b w:val="1"/>
-                <w:bCs w:val="1"/>
+                <w:b w:val="0"/>
+                <w:bCs w:val="0"/>
                 <w:i w:val="0"/>
                 <w:iCs w:val="0"/>
                 <w:sz w:val="20"/>
@@ -10400,7 +10429,7 @@
           </w:p>
           <w:p>
             <w:pPr>
-              <w:jc w:val="center"/>
+              <w:jc w:val="left"/>
               <w:rPr>
                 <w:rFonts w:ascii="Arial" w:hAnsi="Arial" w:eastAsia="Arial" w:cs="Arial"/>
                 <w:b w:val="0"/>
@@ -10431,7 +10460,7 @@
             <w:tcW w:w="500" w:type="dxa"/>
             <w:tcBorders>
               <w:top w:val="nil"/>
-              <w:left w:val="single" w:color="000000" w:themeColor="text1" w:sz="12"/>
+              <w:left w:val="single" w:color="000000" w:themeColor="text1" w:sz="2"/>
               <w:bottom w:val="nil"/>
               <w:right w:val="nil"/>
             </w:tcBorders>
@@ -10461,7 +10490,7 @@
         </w:tc>
         <w:tc>
           <w:tcPr>
-            <w:tcW w:w="490" w:type="dxa"/>
+            <w:tcW w:w="480" w:type="dxa"/>
             <w:tcBorders>
               <w:top w:val="nil"/>
               <w:left w:val="nil"/>
@@ -10527,7 +10556,7 @@
         </w:tc>
         <w:tc>
           <w:tcPr>
-            <w:tcW w:w="490" w:type="dxa"/>
+            <w:tcW w:w="499" w:type="dxa"/>
             <w:tcBorders>
               <w:top w:val="nil"/>
               <w:left w:val="nil"/>
@@ -10666,6 +10695,7 @@
               <w:bottom w:val="nil"/>
               <w:right w:val="nil"/>
             </w:tcBorders>
+            <w:shd w:val="clear" w:color="auto" w:fill="4C94D8" w:themeFill="text2" w:themeFillTint="80"/>
             <w:tcMar>
               <w:top w:w="45" w:type="dxa"/>
               <w:left w:w="60" w:type="dxa"/>
@@ -10699,6 +10729,7 @@
               <w:bottom w:val="nil"/>
               <w:right w:val="nil"/>
             </w:tcBorders>
+            <w:shd w:val="clear" w:color="auto" w:fill="4C94D8" w:themeFill="text2" w:themeFillTint="80"/>
             <w:tcMar>
               <w:top w:w="45" w:type="dxa"/>
               <w:left w:w="60" w:type="dxa"/>
@@ -10865,10 +10896,10 @@
           <w:tcPr>
             <w:tcW w:w="245" w:type="dxa"/>
             <w:tcBorders>
-              <w:top w:val="single" w:color="BFBFBF" w:themeColor="background1" w:themeShade="BF" w:sz="6"/>
-              <w:left w:val="single" w:color="BFBFBF" w:themeColor="background1" w:themeShade="BF" w:sz="6"/>
-              <w:bottom w:val="single" w:color="BFBFBF" w:themeColor="background1" w:themeShade="BF" w:sz="6"/>
-              <w:right w:val="single" w:color="BFBFBF" w:themeColor="background1" w:themeShade="BF" w:sz="6"/>
+              <w:top w:val="single" w:color="BFBFBF" w:themeColor="background1" w:themeShade="BF" w:sz="2"/>
+              <w:left w:val="single" w:color="BFBFBF" w:themeColor="background1" w:themeShade="BF" w:sz="2"/>
+              <w:bottom w:val="single" w:color="BFBFBF" w:themeColor="background1" w:themeShade="BF" w:sz="2"/>
+              <w:right w:val="single" w:color="BFBFBF" w:themeColor="background1" w:themeShade="BF" w:sz="2"/>
             </w:tcBorders>
             <w:tcMar>
               <w:top w:w="45" w:type="dxa"/>
@@ -10881,6 +10912,8 @@
           <w:p>
             <w:pPr>
               <w:jc w:val="center"/>
+            </w:pPr>
+            <w:r>
               <w:rPr>
                 <w:rFonts w:ascii="Arial" w:hAnsi="Arial" w:eastAsia="Arial" w:cs="Arial"/>
                 <w:b w:val="0"/>
@@ -10891,118 +10924,42 @@
                 <w:szCs w:val="18"/>
                 <w:lang w:val="en-IE"/>
               </w:rPr>
-            </w:pPr>
+              <w:t>14</w:t>
+            </w:r>
           </w:p>
         </w:tc>
         <w:tc>
           <w:tcPr>
             <w:tcW w:w="2204" w:type="dxa"/>
             <w:tcBorders>
-              <w:top w:val="single" w:color="BFBFBF" w:themeColor="background1" w:themeShade="BF" w:sz="6"/>
-              <w:left w:val="single" w:color="BFBFBF" w:themeColor="background1" w:themeShade="BF" w:sz="6"/>
-              <w:bottom w:val="single" w:color="BFBFBF" w:themeColor="background1" w:themeShade="BF" w:sz="6"/>
-              <w:right w:val="single" w:color="000000" w:themeColor="text1" w:sz="12"/>
-            </w:tcBorders>
-            <w:tcMar>
-              <w:top w:w="45" w:type="dxa"/>
-              <w:left w:w="60" w:type="dxa"/>
-              <w:bottom w:w="45" w:type="dxa"/>
-              <w:right w:w="60" w:type="dxa"/>
-            </w:tcMar>
-            <w:vAlign w:val="top"/>
-          </w:tcPr>
-          <w:p>
-            <w:pPr>
-              <w:spacing w:before="0" w:after="0"/>
-              <w:jc w:val="center"/>
-              <w:rPr>
-                <w:rFonts w:ascii="Arial" w:hAnsi="Arial" w:eastAsia="Arial" w:cs="Arial"/>
-                <w:b w:val="0"/>
-                <w:bCs w:val="0"/>
-                <w:i w:val="0"/>
-                <w:iCs w:val="0"/>
-                <w:sz w:val="20"/>
-                <w:szCs w:val="20"/>
+              <w:top w:val="single" w:color="BFBFBF" w:themeColor="background1" w:themeShade="BF" w:sz="2"/>
+              <w:left w:val="single" w:color="BFBFBF" w:themeColor="background1" w:themeShade="BF" w:sz="2"/>
+              <w:bottom w:val="single" w:color="BFBFBF" w:themeColor="background1" w:themeShade="BF" w:sz="2"/>
+              <w:right w:val="single" w:color="000000" w:themeColor="text1" w:sz="2"/>
+            </w:tcBorders>
+            <w:tcMar>
+              <w:top w:w="45" w:type="dxa"/>
+              <w:left w:w="60" w:type="dxa"/>
+              <w:bottom w:w="45" w:type="dxa"/>
+              <w:right w:w="60" w:type="dxa"/>
+            </w:tcMar>
+            <w:vAlign w:val="top"/>
+          </w:tcPr>
+          <w:p>
+            <w:pPr>
+              <w:spacing w:before="0" w:after="0"/>
+              <w:jc w:val="left"/>
+              <w:rPr>
+                <w:rFonts w:ascii="Arial" w:hAnsi="Arial" w:eastAsia="Arial" w:cs="Arial"/>
+                <w:b w:val="0"/>
+                <w:bCs w:val="0"/>
+                <w:i w:val="0"/>
+                <w:iCs w:val="0"/>
+                <w:sz w:val="18"/>
+                <w:szCs w:val="18"/>
               </w:rPr>
             </w:pPr>
             <w:r>
-              <w:rPr>
-                <w:rFonts w:ascii="Arial" w:hAnsi="Arial" w:eastAsia="Arial" w:cs="Arial"/>
-                <w:b w:val="1"/>
-                <w:bCs w:val="1"/>
-                <w:i w:val="0"/>
-                <w:iCs w:val="0"/>
-                <w:sz w:val="20"/>
-                <w:szCs w:val="20"/>
-                <w:lang w:val="en-IE"/>
-              </w:rPr>
-              <w:t>Mitigation ranking</w:t>
-            </w:r>
-          </w:p>
-          <w:p>
-            <w:pPr>
-              <w:spacing w:before="0" w:after="0"/>
-              <w:jc w:val="center"/>
-              <w:rPr>
-                <w:rFonts w:ascii="Arial" w:hAnsi="Arial" w:eastAsia="Arial" w:cs="Arial"/>
-                <w:b w:val="0"/>
-                <w:bCs w:val="0"/>
-                <w:i w:val="0"/>
-                <w:iCs w:val="0"/>
-                <w:sz w:val="17"/>
-                <w:szCs w:val="17"/>
-              </w:rPr>
-            </w:pPr>
-            <w:r>
-              <w:rPr>
-                <w:rFonts w:ascii="Arial" w:hAnsi="Arial" w:eastAsia="Arial" w:cs="Arial"/>
-                <w:b w:val="0"/>
-                <w:bCs w:val="0"/>
-                <w:i w:val="0"/>
-                <w:iCs w:val="0"/>
-                <w:sz w:val="17"/>
-                <w:szCs w:val="17"/>
-                <w:lang w:val="en-IE"/>
-              </w:rPr>
-              <w:t>Cost versus price impact</w:t>
-            </w:r>
-          </w:p>
-          <w:p>
-            <w:pPr>
-              <w:jc w:val="center"/>
-              <w:rPr>
-                <w:rFonts w:ascii="Arial" w:hAnsi="Arial" w:eastAsia="Arial" w:cs="Arial"/>
-                <w:b w:val="0"/>
-                <w:bCs w:val="0"/>
-                <w:i w:val="0"/>
-                <w:iCs w:val="0"/>
-                <w:sz w:val="20"/>
-                <w:szCs w:val="20"/>
-                <w:lang w:val="en-IE"/>
-              </w:rPr>
-            </w:pPr>
-          </w:p>
-        </w:tc>
-        <w:tc>
-          <w:tcPr>
-            <w:tcW w:w="500" w:type="dxa"/>
-            <w:tcBorders>
-              <w:top w:val="nil"/>
-              <w:left w:val="single" w:color="000000" w:themeColor="text1" w:sz="12"/>
-              <w:bottom w:val="nil"/>
-              <w:right w:val="nil"/>
-            </w:tcBorders>
-            <w:tcMar>
-              <w:top w:w="45" w:type="dxa"/>
-              <w:left w:w="60" w:type="dxa"/>
-              <w:bottom w:w="45" w:type="dxa"/>
-              <w:right w:w="60" w:type="dxa"/>
-            </w:tcMar>
-            <w:vAlign w:val="top"/>
-          </w:tcPr>
-          <w:p>
-            <w:pPr>
-              <w:jc w:val="center"/>
               <w:rPr>
                 <w:rFonts w:ascii="Arial" w:hAnsi="Arial" w:eastAsia="Arial" w:cs="Arial"/>
                 <w:b w:val="0"/>
@@ -11013,29 +10970,24 @@
                 <w:szCs w:val="18"/>
                 <w:lang w:val="en-IE"/>
               </w:rPr>
-            </w:pPr>
-          </w:p>
-        </w:tc>
-        <w:tc>
-          <w:tcPr>
-            <w:tcW w:w="490" w:type="dxa"/>
-            <w:tcBorders>
-              <w:top w:val="nil"/>
-              <w:left w:val="nil"/>
-              <w:bottom w:val="nil"/>
-              <w:right w:val="nil"/>
-            </w:tcBorders>
-            <w:tcMar>
-              <w:top w:w="45" w:type="dxa"/>
-              <w:left w:w="60" w:type="dxa"/>
-              <w:bottom w:w="45" w:type="dxa"/>
-              <w:right w:w="60" w:type="dxa"/>
-            </w:tcMar>
-            <w:vAlign w:val="top"/>
-          </w:tcPr>
-          <w:p>
-            <w:pPr>
-              <w:jc w:val="center"/>
+              <w:t>Mitigation ranking</w:t>
+            </w:r>
+          </w:p>
+          <w:p>
+            <w:pPr>
+              <w:spacing w:before="0" w:after="0"/>
+              <w:jc w:val="left"/>
+              <w:rPr>
+                <w:rFonts w:ascii="Arial" w:hAnsi="Arial" w:eastAsia="Arial" w:cs="Arial"/>
+                <w:b w:val="0"/>
+                <w:bCs w:val="0"/>
+                <w:i w:val="0"/>
+                <w:iCs w:val="0"/>
+                <w:sz w:val="18"/>
+                <w:szCs w:val="18"/>
+              </w:rPr>
+            </w:pPr>
+            <w:r>
               <w:rPr>
                 <w:rFonts w:ascii="Arial" w:hAnsi="Arial" w:eastAsia="Arial" w:cs="Arial"/>
                 <w:b w:val="0"/>
@@ -11046,15 +10998,16 @@
                 <w:szCs w:val="18"/>
                 <w:lang w:val="en-IE"/>
               </w:rPr>
-            </w:pPr>
-          </w:p>
-        </w:tc>
-        <w:tc>
-          <w:tcPr>
-            <w:tcW w:w="490" w:type="dxa"/>
-            <w:tcBorders>
-              <w:top w:val="nil"/>
-              <w:left w:val="nil"/>
+              <w:t>Cost versus price impact</w:t>
+            </w:r>
+          </w:p>
+        </w:tc>
+        <w:tc>
+          <w:tcPr>
+            <w:tcW w:w="500" w:type="dxa"/>
+            <w:tcBorders>
+              <w:top w:val="nil"/>
+              <w:left w:val="single" w:color="000000" w:themeColor="text1" w:sz="2"/>
               <w:bottom w:val="nil"/>
               <w:right w:val="nil"/>
             </w:tcBorders>
@@ -11084,6 +11037,39 @@
         </w:tc>
         <w:tc>
           <w:tcPr>
+            <w:tcW w:w="480" w:type="dxa"/>
+            <w:tcBorders>
+              <w:top w:val="nil"/>
+              <w:left w:val="nil"/>
+              <w:bottom w:val="nil"/>
+              <w:right w:val="nil"/>
+            </w:tcBorders>
+            <w:tcMar>
+              <w:top w:w="45" w:type="dxa"/>
+              <w:left w:w="60" w:type="dxa"/>
+              <w:bottom w:w="45" w:type="dxa"/>
+              <w:right w:w="60" w:type="dxa"/>
+            </w:tcMar>
+            <w:vAlign w:val="top"/>
+          </w:tcPr>
+          <w:p>
+            <w:pPr>
+              <w:jc w:val="center"/>
+              <w:rPr>
+                <w:rFonts w:ascii="Arial" w:hAnsi="Arial" w:eastAsia="Arial" w:cs="Arial"/>
+                <w:b w:val="0"/>
+                <w:bCs w:val="0"/>
+                <w:i w:val="0"/>
+                <w:iCs w:val="0"/>
+                <w:sz w:val="18"/>
+                <w:szCs w:val="18"/>
+                <w:lang w:val="en-IE"/>
+              </w:rPr>
+            </w:pPr>
+          </w:p>
+        </w:tc>
+        <w:tc>
+          <w:tcPr>
             <w:tcW w:w="490" w:type="dxa"/>
             <w:tcBorders>
               <w:top w:val="nil"/>
@@ -11101,15 +11087,15 @@
           </w:tcPr>
           <w:p>
             <w:pPr>
-              <w:jc w:val="left"/>
-              <w:rPr>
-                <w:rFonts w:ascii="Arial" w:hAnsi="Arial" w:eastAsia="Arial" w:cs="Arial"/>
-                <w:b w:val="0"/>
-                <w:bCs w:val="0"/>
-                <w:i w:val="0"/>
-                <w:iCs w:val="0"/>
-                <w:sz w:val="20"/>
-                <w:szCs w:val="20"/>
+              <w:jc w:val="center"/>
+              <w:rPr>
+                <w:rFonts w:ascii="Arial" w:hAnsi="Arial" w:eastAsia="Arial" w:cs="Arial"/>
+                <w:b w:val="0"/>
+                <w:bCs w:val="0"/>
+                <w:i w:val="0"/>
+                <w:iCs w:val="0"/>
+                <w:sz w:val="18"/>
+                <w:szCs w:val="18"/>
                 <w:lang w:val="en-IE"/>
               </w:rPr>
             </w:pPr>
@@ -11117,6 +11103,39 @@
         </w:tc>
         <w:tc>
           <w:tcPr>
+            <w:tcW w:w="499" w:type="dxa"/>
+            <w:tcBorders>
+              <w:top w:val="nil"/>
+              <w:left w:val="nil"/>
+              <w:bottom w:val="nil"/>
+              <w:right w:val="nil"/>
+            </w:tcBorders>
+            <w:tcMar>
+              <w:top w:w="45" w:type="dxa"/>
+              <w:left w:w="60" w:type="dxa"/>
+              <w:bottom w:w="45" w:type="dxa"/>
+              <w:right w:w="60" w:type="dxa"/>
+            </w:tcMar>
+            <w:vAlign w:val="top"/>
+          </w:tcPr>
+          <w:p>
+            <w:pPr>
+              <w:jc w:val="left"/>
+              <w:rPr>
+                <w:rFonts w:ascii="Arial" w:hAnsi="Arial" w:eastAsia="Arial" w:cs="Arial"/>
+                <w:b w:val="0"/>
+                <w:bCs w:val="0"/>
+                <w:i w:val="0"/>
+                <w:iCs w:val="0"/>
+                <w:sz w:val="20"/>
+                <w:szCs w:val="20"/>
+                <w:lang w:val="en-IE"/>
+              </w:rPr>
+            </w:pPr>
+          </w:p>
+        </w:tc>
+        <w:tc>
+          <w:tcPr>
             <w:tcW w:w="505" w:type="dxa"/>
             <w:tcBorders>
               <w:top w:val="nil"/>
@@ -11256,6 +11275,7 @@
               <w:bottom w:val="nil"/>
               <w:right w:val="nil"/>
             </w:tcBorders>
+            <w:shd w:val="clear" w:color="auto" w:fill="4C94D8" w:themeFill="text2" w:themeFillTint="80"/>
             <w:tcMar>
               <w:top w:w="45" w:type="dxa"/>
               <w:left w:w="60" w:type="dxa"/>
@@ -11422,10 +11442,10 @@
           <w:tcPr>
             <w:tcW w:w="245" w:type="dxa"/>
             <w:tcBorders>
-              <w:top w:val="single" w:color="BFBFBF" w:themeColor="background1" w:themeShade="BF" w:sz="6"/>
-              <w:left w:val="single" w:color="000000" w:themeColor="text1" w:sz="12"/>
-              <w:bottom w:val="single" w:color="BFBFBF" w:themeColor="background1" w:themeShade="BF" w:sz="6"/>
-              <w:right w:val="single" w:color="BFBFBF" w:themeColor="background1" w:themeShade="BF" w:sz="6"/>
+              <w:top w:val="single" w:color="BFBFBF" w:themeColor="background1" w:themeShade="BF" w:sz="2"/>
+              <w:left w:val="single" w:color="000000" w:themeColor="text1" w:sz="2"/>
+              <w:bottom w:val="single" w:color="BFBFBF" w:themeColor="background1" w:themeShade="BF" w:sz="2"/>
+              <w:right w:val="single" w:color="BFBFBF" w:themeColor="background1" w:themeShade="BF" w:sz="2"/>
             </w:tcBorders>
             <w:tcMar>
               <w:top w:w="45" w:type="dxa"/>
@@ -11438,6 +11458,8 @@
           <w:p>
             <w:pPr>
               <w:jc w:val="center"/>
+            </w:pPr>
+            <w:r>
               <w:rPr>
                 <w:rFonts w:ascii="Arial" w:hAnsi="Arial" w:eastAsia="Arial" w:cs="Arial"/>
                 <w:b w:val="0"/>
@@ -11448,158 +11470,93 @@
                 <w:szCs w:val="18"/>
                 <w:lang w:val="en-IE"/>
               </w:rPr>
-            </w:pPr>
+              <w:t>15</w:t>
+            </w:r>
           </w:p>
         </w:tc>
         <w:tc>
           <w:tcPr>
             <w:tcW w:w="2204" w:type="dxa"/>
             <w:tcBorders>
-              <w:top w:val="single" w:color="BFBFBF" w:themeColor="background1" w:themeShade="BF" w:sz="6"/>
-              <w:left w:val="single" w:color="BFBFBF" w:themeColor="background1" w:themeShade="BF" w:sz="6"/>
-              <w:bottom w:val="single" w:color="BFBFBF" w:themeColor="background1" w:themeShade="BF" w:sz="6"/>
-              <w:right w:val="single" w:color="000000" w:themeColor="text1" w:sz="12"/>
-            </w:tcBorders>
-            <w:tcMar>
-              <w:top w:w="45" w:type="dxa"/>
-              <w:left w:w="60" w:type="dxa"/>
-              <w:bottom w:w="45" w:type="dxa"/>
-              <w:right w:w="60" w:type="dxa"/>
-            </w:tcMar>
-            <w:vAlign w:val="top"/>
-          </w:tcPr>
-          <w:p>
-            <w:pPr>
-              <w:spacing w:before="0" w:after="0"/>
-              <w:jc w:val="center"/>
-              <w:rPr>
-                <w:rFonts w:ascii="Arial" w:hAnsi="Arial" w:eastAsia="Arial" w:cs="Arial"/>
-                <w:b w:val="0"/>
-                <w:bCs w:val="0"/>
-                <w:i w:val="0"/>
-                <w:iCs w:val="0"/>
-                <w:color w:val="2C2C2A"/>
-                <w:sz w:val="20"/>
-                <w:szCs w:val="20"/>
+              <w:top w:val="single" w:color="BFBFBF" w:themeColor="background1" w:themeShade="BF" w:sz="2"/>
+              <w:left w:val="single" w:color="BFBFBF" w:themeColor="background1" w:themeShade="BF" w:sz="2"/>
+              <w:bottom w:val="single" w:color="BFBFBF" w:themeColor="background1" w:themeShade="BF" w:sz="2"/>
+              <w:right w:val="single" w:color="000000" w:themeColor="text1" w:sz="2"/>
+            </w:tcBorders>
+            <w:tcMar>
+              <w:top w:w="45" w:type="dxa"/>
+              <w:left w:w="60" w:type="dxa"/>
+              <w:bottom w:w="45" w:type="dxa"/>
+              <w:right w:w="60" w:type="dxa"/>
+            </w:tcMar>
+            <w:vAlign w:val="top"/>
+          </w:tcPr>
+          <w:p>
+            <w:pPr>
+              <w:spacing w:before="0" w:after="0"/>
+              <w:jc w:val="left"/>
+              <w:rPr>
+                <w:rFonts w:ascii="Arial" w:hAnsi="Arial" w:eastAsia="Arial" w:cs="Arial"/>
+                <w:b w:val="0"/>
+                <w:bCs w:val="0"/>
+                <w:i w:val="0"/>
+                <w:iCs w:val="0"/>
+                <w:color w:val="000000" w:themeColor="text1" w:themeTint="FF" w:themeShade="FF"/>
+                <w:sz w:val="18"/>
+                <w:szCs w:val="18"/>
               </w:rPr>
             </w:pPr>
             <w:r>
               <w:rPr>
                 <w:rFonts w:ascii="Arial" w:hAnsi="Arial" w:eastAsia="Arial" w:cs="Arial"/>
-                <w:b w:val="1"/>
-                <w:bCs w:val="1"/>
-                <w:i w:val="0"/>
-                <w:iCs w:val="0"/>
-                <w:color w:val="2C2C2A"/>
-                <w:sz w:val="20"/>
-                <w:szCs w:val="20"/>
-                <w:lang w:val="en-IE"/>
-              </w:rPr>
-              <w:t>Decision dashboard</w:t>
-            </w:r>
-          </w:p>
-          <w:p>
-            <w:pPr>
-              <w:jc w:val="center"/>
-              <w:rPr>
-                <w:rFonts w:ascii="Arial" w:hAnsi="Arial" w:eastAsia="Arial" w:cs="Arial"/>
-                <w:b w:val="0"/>
-                <w:bCs w:val="0"/>
-                <w:i w:val="0"/>
-                <w:iCs w:val="0"/>
-                <w:color w:val="5F5E5A"/>
-                <w:sz w:val="17"/>
-                <w:szCs w:val="17"/>
-              </w:rPr>
-            </w:pPr>
-            <w:r>
-              <w:rPr>
-                <w:rFonts w:ascii="Arial" w:hAnsi="Arial" w:eastAsia="Arial" w:cs="Arial"/>
-                <w:b w:val="0"/>
-                <w:bCs w:val="0"/>
-                <w:i w:val="0"/>
-                <w:iCs w:val="0"/>
-                <w:color w:val="5F5E5A"/>
-                <w:sz w:val="17"/>
-                <w:szCs w:val="17"/>
-                <w:lang w:val="en-IE"/>
-              </w:rPr>
-              <w:t>Impact and options</w:t>
-            </w:r>
-          </w:p>
-        </w:tc>
-        <w:tc>
-          <w:tcPr>
-            <w:tcW w:w="500" w:type="dxa"/>
-            <w:tcBorders>
-              <w:top w:val="nil"/>
-              <w:left w:val="single" w:color="000000" w:themeColor="text1" w:sz="12"/>
-              <w:bottom w:val="nil"/>
-              <w:right w:val="nil"/>
-            </w:tcBorders>
-            <w:tcMar>
-              <w:top w:w="45" w:type="dxa"/>
-              <w:left w:w="60" w:type="dxa"/>
-              <w:bottom w:w="45" w:type="dxa"/>
-              <w:right w:w="60" w:type="dxa"/>
-            </w:tcMar>
-            <w:vAlign w:val="top"/>
-          </w:tcPr>
-          <w:p>
-            <w:pPr>
-              <w:jc w:val="center"/>
-              <w:rPr>
-                <w:rFonts w:ascii="Arial" w:hAnsi="Arial" w:eastAsia="Arial" w:cs="Arial"/>
-                <w:b w:val="0"/>
-                <w:bCs w:val="0"/>
-                <w:i w:val="0"/>
-                <w:iCs w:val="0"/>
+                <w:b w:val="0"/>
+                <w:bCs w:val="0"/>
+                <w:i w:val="0"/>
+                <w:iCs w:val="0"/>
+                <w:color w:val="000000" w:themeColor="text1" w:themeTint="FF" w:themeShade="FF"/>
                 <w:sz w:val="18"/>
                 <w:szCs w:val="18"/>
                 <w:lang w:val="en-IE"/>
               </w:rPr>
-            </w:pPr>
-          </w:p>
-        </w:tc>
-        <w:tc>
-          <w:tcPr>
-            <w:tcW w:w="490" w:type="dxa"/>
-            <w:tcBorders>
-              <w:top w:val="nil"/>
-              <w:left w:val="nil"/>
-              <w:bottom w:val="nil"/>
-              <w:right w:val="nil"/>
-            </w:tcBorders>
-            <w:tcMar>
-              <w:top w:w="45" w:type="dxa"/>
-              <w:left w:w="60" w:type="dxa"/>
-              <w:bottom w:w="45" w:type="dxa"/>
-              <w:right w:w="60" w:type="dxa"/>
-            </w:tcMar>
-            <w:vAlign w:val="top"/>
-          </w:tcPr>
-          <w:p>
-            <w:pPr>
-              <w:jc w:val="center"/>
-              <w:rPr>
-                <w:rFonts w:ascii="Arial" w:hAnsi="Arial" w:eastAsia="Arial" w:cs="Arial"/>
-                <w:b w:val="0"/>
-                <w:bCs w:val="0"/>
-                <w:i w:val="0"/>
-                <w:iCs w:val="0"/>
+              <w:t>Decision dashboard</w:t>
+            </w:r>
+          </w:p>
+          <w:p>
+            <w:pPr>
+              <w:jc w:val="left"/>
+              <w:rPr>
+                <w:rFonts w:ascii="Arial" w:hAnsi="Arial" w:eastAsia="Arial" w:cs="Arial"/>
+                <w:b w:val="0"/>
+                <w:bCs w:val="0"/>
+                <w:i w:val="0"/>
+                <w:iCs w:val="0"/>
+                <w:color w:val="000000" w:themeColor="text1" w:themeTint="FF" w:themeShade="FF"/>
+                <w:sz w:val="18"/>
+                <w:szCs w:val="18"/>
+              </w:rPr>
+            </w:pPr>
+            <w:r>
+              <w:rPr>
+                <w:rFonts w:ascii="Arial" w:hAnsi="Arial" w:eastAsia="Arial" w:cs="Arial"/>
+                <w:b w:val="0"/>
+                <w:bCs w:val="0"/>
+                <w:i w:val="0"/>
+                <w:iCs w:val="0"/>
+                <w:color w:val="000000" w:themeColor="text1" w:themeTint="FF" w:themeShade="FF"/>
                 <w:sz w:val="18"/>
                 <w:szCs w:val="18"/>
                 <w:lang w:val="en-IE"/>
               </w:rPr>
-            </w:pPr>
-          </w:p>
-        </w:tc>
-        <w:tc>
-          <w:tcPr>
-            <w:tcW w:w="490" w:type="dxa"/>
-            <w:tcBorders>
-              <w:top w:val="nil"/>
-              <w:left w:val="nil"/>
+              <w:t>Impact and options</w:t>
+            </w:r>
+          </w:p>
+        </w:tc>
+        <w:tc>
+          <w:tcPr>
+            <w:tcW w:w="500" w:type="dxa"/>
+            <w:tcBorders>
+              <w:top w:val="nil"/>
+              <w:left w:val="single" w:color="000000" w:themeColor="text1" w:sz="2"/>
               <w:bottom w:val="nil"/>
               <w:right w:val="nil"/>
             </w:tcBorders>
@@ -11629,6 +11586,39 @@
         </w:tc>
         <w:tc>
           <w:tcPr>
+            <w:tcW w:w="480" w:type="dxa"/>
+            <w:tcBorders>
+              <w:top w:val="nil"/>
+              <w:left w:val="nil"/>
+              <w:bottom w:val="nil"/>
+              <w:right w:val="nil"/>
+            </w:tcBorders>
+            <w:tcMar>
+              <w:top w:w="45" w:type="dxa"/>
+              <w:left w:w="60" w:type="dxa"/>
+              <w:bottom w:w="45" w:type="dxa"/>
+              <w:right w:w="60" w:type="dxa"/>
+            </w:tcMar>
+            <w:vAlign w:val="top"/>
+          </w:tcPr>
+          <w:p>
+            <w:pPr>
+              <w:jc w:val="center"/>
+              <w:rPr>
+                <w:rFonts w:ascii="Arial" w:hAnsi="Arial" w:eastAsia="Arial" w:cs="Arial"/>
+                <w:b w:val="0"/>
+                <w:bCs w:val="0"/>
+                <w:i w:val="0"/>
+                <w:iCs w:val="0"/>
+                <w:sz w:val="18"/>
+                <w:szCs w:val="18"/>
+                <w:lang w:val="en-IE"/>
+              </w:rPr>
+            </w:pPr>
+          </w:p>
+        </w:tc>
+        <w:tc>
+          <w:tcPr>
             <w:tcW w:w="490" w:type="dxa"/>
             <w:tcBorders>
               <w:top w:val="nil"/>
@@ -11646,15 +11636,15 @@
           </w:tcPr>
           <w:p>
             <w:pPr>
-              <w:jc w:val="left"/>
-              <w:rPr>
-                <w:rFonts w:ascii="Arial" w:hAnsi="Arial" w:eastAsia="Arial" w:cs="Arial"/>
-                <w:b w:val="0"/>
-                <w:bCs w:val="0"/>
-                <w:i w:val="0"/>
-                <w:iCs w:val="0"/>
-                <w:sz w:val="20"/>
-                <w:szCs w:val="20"/>
+              <w:jc w:val="center"/>
+              <w:rPr>
+                <w:rFonts w:ascii="Arial" w:hAnsi="Arial" w:eastAsia="Arial" w:cs="Arial"/>
+                <w:b w:val="0"/>
+                <w:bCs w:val="0"/>
+                <w:i w:val="0"/>
+                <w:iCs w:val="0"/>
+                <w:sz w:val="18"/>
+                <w:szCs w:val="18"/>
                 <w:lang w:val="en-IE"/>
               </w:rPr>
             </w:pPr>
@@ -11662,6 +11652,39 @@
         </w:tc>
         <w:tc>
           <w:tcPr>
+            <w:tcW w:w="499" w:type="dxa"/>
+            <w:tcBorders>
+              <w:top w:val="nil"/>
+              <w:left w:val="nil"/>
+              <w:bottom w:val="nil"/>
+              <w:right w:val="nil"/>
+            </w:tcBorders>
+            <w:tcMar>
+              <w:top w:w="45" w:type="dxa"/>
+              <w:left w:w="60" w:type="dxa"/>
+              <w:bottom w:w="45" w:type="dxa"/>
+              <w:right w:w="60" w:type="dxa"/>
+            </w:tcMar>
+            <w:vAlign w:val="top"/>
+          </w:tcPr>
+          <w:p>
+            <w:pPr>
+              <w:jc w:val="left"/>
+              <w:rPr>
+                <w:rFonts w:ascii="Arial" w:hAnsi="Arial" w:eastAsia="Arial" w:cs="Arial"/>
+                <w:b w:val="0"/>
+                <w:bCs w:val="0"/>
+                <w:i w:val="0"/>
+                <w:iCs w:val="0"/>
+                <w:sz w:val="20"/>
+                <w:szCs w:val="20"/>
+                <w:lang w:val="en-IE"/>
+              </w:rPr>
+            </w:pPr>
+          </w:p>
+        </w:tc>
+        <w:tc>
+          <w:tcPr>
             <w:tcW w:w="505" w:type="dxa"/>
             <w:tcBorders>
               <w:top w:val="nil"/>
@@ -11801,6 +11824,7 @@
               <w:bottom w:val="nil"/>
               <w:right w:val="nil"/>
             </w:tcBorders>
+            <w:shd w:val="clear" w:color="auto" w:fill="4C94D8" w:themeFill="text2" w:themeFillTint="80"/>
             <w:tcMar>
               <w:top w:w="45" w:type="dxa"/>
               <w:left w:w="60" w:type="dxa"/>
@@ -11967,10 +11991,10 @@
           <w:tcPr>
             <w:tcW w:w="245" w:type="dxa"/>
             <w:tcBorders>
-              <w:top w:val="single" w:color="BFBFBF" w:themeColor="background1" w:themeShade="BF" w:sz="6"/>
-              <w:left w:val="single" w:color="000000" w:themeColor="text1" w:sz="12"/>
-              <w:bottom w:val="single" w:color="BFBFBF" w:themeColor="background1" w:themeShade="BF" w:sz="6"/>
-              <w:right w:val="single" w:color="BFBFBF" w:themeColor="background1" w:themeShade="BF" w:sz="6"/>
+              <w:top w:val="single" w:color="BFBFBF" w:themeColor="background1" w:themeShade="BF" w:sz="2"/>
+              <w:left w:val="single" w:color="000000" w:themeColor="text1" w:sz="2"/>
+              <w:bottom w:val="single" w:color="BFBFBF" w:themeColor="background1" w:themeShade="BF" w:sz="2"/>
+              <w:right w:val="single" w:color="BFBFBF" w:themeColor="background1" w:themeShade="BF" w:sz="2"/>
             </w:tcBorders>
             <w:tcMar>
               <w:top w:w="45" w:type="dxa"/>
@@ -11983,6 +12007,8 @@
           <w:p>
             <w:pPr>
               <w:jc w:val="center"/>
+            </w:pPr>
+            <w:r>
               <w:rPr>
                 <w:rFonts w:ascii="Arial" w:hAnsi="Arial" w:eastAsia="Arial" w:cs="Arial"/>
                 <w:b w:val="0"/>
@@ -11993,174 +12019,94 @@
                 <w:szCs w:val="18"/>
                 <w:lang w:val="en-IE"/>
               </w:rPr>
-            </w:pPr>
+              <w:t>16</w:t>
+            </w:r>
           </w:p>
         </w:tc>
         <w:tc>
           <w:tcPr>
             <w:tcW w:w="2204" w:type="dxa"/>
             <w:tcBorders>
-              <w:top w:val="single" w:color="BFBFBF" w:themeColor="background1" w:themeShade="BF" w:sz="6"/>
-              <w:left w:val="single" w:color="BFBFBF" w:themeColor="background1" w:themeShade="BF" w:sz="6"/>
-              <w:bottom w:val="single" w:color="BFBFBF" w:themeColor="background1" w:themeShade="BF" w:sz="6"/>
-              <w:right w:val="single" w:color="000000" w:themeColor="text1" w:sz="12"/>
-            </w:tcBorders>
-            <w:tcMar>
-              <w:top w:w="45" w:type="dxa"/>
-              <w:left w:w="60" w:type="dxa"/>
-              <w:bottom w:w="45" w:type="dxa"/>
-              <w:right w:w="60" w:type="dxa"/>
-            </w:tcMar>
-            <w:vAlign w:val="top"/>
-          </w:tcPr>
-          <w:p>
-            <w:pPr>
-              <w:spacing w:before="0" w:after="0"/>
-              <w:jc w:val="center"/>
-              <w:rPr>
-                <w:rFonts w:ascii="Arial" w:hAnsi="Arial" w:eastAsia="Arial" w:cs="Arial"/>
-                <w:b w:val="0"/>
-                <w:bCs w:val="0"/>
-                <w:i w:val="0"/>
-                <w:iCs w:val="0"/>
-                <w:color w:val="2C2C2A"/>
-                <w:sz w:val="20"/>
-                <w:szCs w:val="20"/>
+              <w:top w:val="single" w:color="BFBFBF" w:themeColor="background1" w:themeShade="BF" w:sz="2"/>
+              <w:left w:val="single" w:color="BFBFBF" w:themeColor="background1" w:themeShade="BF" w:sz="2"/>
+              <w:bottom w:val="single" w:color="BFBFBF" w:themeColor="background1" w:themeShade="BF" w:sz="2"/>
+              <w:right w:val="single" w:color="000000" w:themeColor="text1" w:sz="2"/>
+            </w:tcBorders>
+            <w:tcMar>
+              <w:top w:w="45" w:type="dxa"/>
+              <w:left w:w="60" w:type="dxa"/>
+              <w:bottom w:w="45" w:type="dxa"/>
+              <w:right w:w="60" w:type="dxa"/>
+            </w:tcMar>
+            <w:vAlign w:val="top"/>
+          </w:tcPr>
+          <w:p>
+            <w:pPr>
+              <w:spacing w:before="0" w:after="0"/>
+              <w:jc w:val="left"/>
+              <w:rPr>
+                <w:rFonts w:ascii="Arial" w:hAnsi="Arial" w:eastAsia="Arial" w:cs="Arial"/>
+                <w:b w:val="0"/>
+                <w:bCs w:val="0"/>
+                <w:i w:val="0"/>
+                <w:iCs w:val="0"/>
+                <w:color w:val="000000" w:themeColor="text1" w:themeTint="FF" w:themeShade="FF"/>
+                <w:sz w:val="18"/>
+                <w:szCs w:val="18"/>
               </w:rPr>
             </w:pPr>
             <w:r>
               <w:rPr>
                 <w:rFonts w:ascii="Arial" w:hAnsi="Arial" w:eastAsia="Arial" w:cs="Arial"/>
-                <w:b w:val="1"/>
-                <w:bCs w:val="1"/>
-                <w:i w:val="0"/>
-                <w:iCs w:val="0"/>
-                <w:color w:val="2C2C2A"/>
-                <w:sz w:val="20"/>
-                <w:szCs w:val="20"/>
-                <w:lang w:val="en-IE"/>
-              </w:rPr>
-              <w:t>Recommendations</w:t>
-            </w:r>
-          </w:p>
-          <w:p>
-            <w:pPr>
-              <w:spacing w:before="0" w:after="0"/>
-              <w:jc w:val="center"/>
-              <w:rPr>
-                <w:rFonts w:ascii="Arial" w:hAnsi="Arial" w:eastAsia="Arial" w:cs="Arial"/>
-                <w:b w:val="0"/>
-                <w:bCs w:val="0"/>
-                <w:i w:val="0"/>
-                <w:iCs w:val="0"/>
-                <w:color w:val="5F5E5A"/>
-                <w:sz w:val="17"/>
-                <w:szCs w:val="17"/>
-              </w:rPr>
-            </w:pPr>
-            <w:r>
-              <w:rPr>
-                <w:rFonts w:ascii="Arial" w:hAnsi="Arial" w:eastAsia="Arial" w:cs="Arial"/>
-                <w:b w:val="0"/>
-                <w:bCs w:val="0"/>
-                <w:i w:val="0"/>
-                <w:iCs w:val="0"/>
-                <w:color w:val="5F5E5A"/>
-                <w:sz w:val="17"/>
-                <w:szCs w:val="17"/>
-                <w:lang w:val="en-IE"/>
-              </w:rPr>
-              <w:t>Best mitigation action</w:t>
-            </w:r>
-          </w:p>
-          <w:p>
-            <w:pPr>
-              <w:jc w:val="center"/>
-              <w:rPr>
-                <w:rFonts w:ascii="Arial" w:hAnsi="Arial" w:eastAsia="Arial" w:cs="Arial"/>
-                <w:b w:val="0"/>
-                <w:bCs w:val="0"/>
-                <w:i w:val="0"/>
-                <w:iCs w:val="0"/>
-                <w:sz w:val="20"/>
-                <w:szCs w:val="20"/>
-                <w:lang w:val="en-IE"/>
-              </w:rPr>
-            </w:pPr>
-          </w:p>
-        </w:tc>
-        <w:tc>
-          <w:tcPr>
-            <w:tcW w:w="500" w:type="dxa"/>
-            <w:tcBorders>
-              <w:top w:val="nil"/>
-              <w:left w:val="single" w:color="000000" w:themeColor="text1" w:sz="12"/>
-              <w:bottom w:val="nil"/>
-              <w:right w:val="nil"/>
-            </w:tcBorders>
-            <w:tcMar>
-              <w:top w:w="45" w:type="dxa"/>
-              <w:left w:w="60" w:type="dxa"/>
-              <w:bottom w:w="45" w:type="dxa"/>
-              <w:right w:w="60" w:type="dxa"/>
-            </w:tcMar>
-            <w:vAlign w:val="top"/>
-          </w:tcPr>
-          <w:p>
-            <w:pPr>
-              <w:jc w:val="center"/>
-              <w:rPr>
-                <w:rFonts w:ascii="Arial" w:hAnsi="Arial" w:eastAsia="Arial" w:cs="Arial"/>
-                <w:b w:val="0"/>
-                <w:bCs w:val="0"/>
-                <w:i w:val="0"/>
-                <w:iCs w:val="0"/>
+                <w:b w:val="0"/>
+                <w:bCs w:val="0"/>
+                <w:i w:val="0"/>
+                <w:iCs w:val="0"/>
+                <w:color w:val="000000" w:themeColor="text1" w:themeTint="FF" w:themeShade="FF"/>
                 <w:sz w:val="18"/>
                 <w:szCs w:val="18"/>
                 <w:lang w:val="en-IE"/>
               </w:rPr>
-            </w:pPr>
-          </w:p>
-        </w:tc>
-        <w:tc>
-          <w:tcPr>
-            <w:tcW w:w="490" w:type="dxa"/>
-            <w:tcBorders>
-              <w:top w:val="nil"/>
-              <w:left w:val="nil"/>
-              <w:bottom w:val="nil"/>
-              <w:right w:val="nil"/>
-            </w:tcBorders>
-            <w:tcMar>
-              <w:top w:w="45" w:type="dxa"/>
-              <w:left w:w="60" w:type="dxa"/>
-              <w:bottom w:w="45" w:type="dxa"/>
-              <w:right w:w="60" w:type="dxa"/>
-            </w:tcMar>
-            <w:vAlign w:val="top"/>
-          </w:tcPr>
-          <w:p>
-            <w:pPr>
-              <w:jc w:val="center"/>
-              <w:rPr>
-                <w:rFonts w:ascii="Arial" w:hAnsi="Arial" w:eastAsia="Arial" w:cs="Arial"/>
-                <w:b w:val="0"/>
-                <w:bCs w:val="0"/>
-                <w:i w:val="0"/>
-                <w:iCs w:val="0"/>
+              <w:t>Recommendations</w:t>
+            </w:r>
+          </w:p>
+          <w:p>
+            <w:pPr>
+              <w:spacing w:before="0" w:after="0"/>
+              <w:jc w:val="left"/>
+              <w:rPr>
+                <w:rFonts w:ascii="Arial" w:hAnsi="Arial" w:eastAsia="Arial" w:cs="Arial"/>
+                <w:b w:val="0"/>
+                <w:bCs w:val="0"/>
+                <w:i w:val="0"/>
+                <w:iCs w:val="0"/>
+                <w:color w:val="000000" w:themeColor="text1" w:themeTint="FF" w:themeShade="FF"/>
+                <w:sz w:val="17"/>
+                <w:szCs w:val="17"/>
+              </w:rPr>
+            </w:pPr>
+            <w:r>
+              <w:rPr>
+                <w:rFonts w:ascii="Arial" w:hAnsi="Arial" w:eastAsia="Arial" w:cs="Arial"/>
+                <w:b w:val="0"/>
+                <w:bCs w:val="0"/>
+                <w:i w:val="0"/>
+                <w:iCs w:val="0"/>
+                <w:color w:val="000000" w:themeColor="text1" w:themeTint="FF" w:themeShade="FF"/>
                 <w:sz w:val="18"/>
                 <w:szCs w:val="18"/>
                 <w:lang w:val="en-IE"/>
               </w:rPr>
-            </w:pPr>
-          </w:p>
-        </w:tc>
-        <w:tc>
-          <w:tcPr>
-            <w:tcW w:w="490" w:type="dxa"/>
-            <w:tcBorders>
-              <w:top w:val="nil"/>
-              <w:left w:val="nil"/>
+              <w:t>Best mitigation action</w:t>
+            </w:r>
+          </w:p>
+        </w:tc>
+        <w:tc>
+          <w:tcPr>
+            <w:tcW w:w="500" w:type="dxa"/>
+            <w:tcBorders>
+              <w:top w:val="nil"/>
+              <w:left w:val="single" w:color="000000" w:themeColor="text1" w:sz="2"/>
               <w:bottom w:val="nil"/>
               <w:right w:val="nil"/>
             </w:tcBorders>
@@ -12190,6 +12136,39 @@
         </w:tc>
         <w:tc>
           <w:tcPr>
+            <w:tcW w:w="480" w:type="dxa"/>
+            <w:tcBorders>
+              <w:top w:val="nil"/>
+              <w:left w:val="nil"/>
+              <w:bottom w:val="nil"/>
+              <w:right w:val="nil"/>
+            </w:tcBorders>
+            <w:tcMar>
+              <w:top w:w="45" w:type="dxa"/>
+              <w:left w:w="60" w:type="dxa"/>
+              <w:bottom w:w="45" w:type="dxa"/>
+              <w:right w:w="60" w:type="dxa"/>
+            </w:tcMar>
+            <w:vAlign w:val="top"/>
+          </w:tcPr>
+          <w:p>
+            <w:pPr>
+              <w:jc w:val="center"/>
+              <w:rPr>
+                <w:rFonts w:ascii="Arial" w:hAnsi="Arial" w:eastAsia="Arial" w:cs="Arial"/>
+                <w:b w:val="0"/>
+                <w:bCs w:val="0"/>
+                <w:i w:val="0"/>
+                <w:iCs w:val="0"/>
+                <w:sz w:val="18"/>
+                <w:szCs w:val="18"/>
+                <w:lang w:val="en-IE"/>
+              </w:rPr>
+            </w:pPr>
+          </w:p>
+        </w:tc>
+        <w:tc>
+          <w:tcPr>
             <w:tcW w:w="490" w:type="dxa"/>
             <w:tcBorders>
               <w:top w:val="nil"/>
@@ -12207,15 +12186,15 @@
           </w:tcPr>
           <w:p>
             <w:pPr>
-              <w:jc w:val="left"/>
-              <w:rPr>
-                <w:rFonts w:ascii="Arial" w:hAnsi="Arial" w:eastAsia="Arial" w:cs="Arial"/>
-                <w:b w:val="0"/>
-                <w:bCs w:val="0"/>
-                <w:i w:val="0"/>
-                <w:iCs w:val="0"/>
-                <w:sz w:val="20"/>
-                <w:szCs w:val="20"/>
+              <w:jc w:val="center"/>
+              <w:rPr>
+                <w:rFonts w:ascii="Arial" w:hAnsi="Arial" w:eastAsia="Arial" w:cs="Arial"/>
+                <w:b w:val="0"/>
+                <w:bCs w:val="0"/>
+                <w:i w:val="0"/>
+                <w:iCs w:val="0"/>
+                <w:sz w:val="18"/>
+                <w:szCs w:val="18"/>
                 <w:lang w:val="en-IE"/>
               </w:rPr>
             </w:pPr>
@@ -12223,6 +12202,39 @@
         </w:tc>
         <w:tc>
           <w:tcPr>
+            <w:tcW w:w="499" w:type="dxa"/>
+            <w:tcBorders>
+              <w:top w:val="nil"/>
+              <w:left w:val="nil"/>
+              <w:bottom w:val="nil"/>
+              <w:right w:val="nil"/>
+            </w:tcBorders>
+            <w:tcMar>
+              <w:top w:w="45" w:type="dxa"/>
+              <w:left w:w="60" w:type="dxa"/>
+              <w:bottom w:w="45" w:type="dxa"/>
+              <w:right w:w="60" w:type="dxa"/>
+            </w:tcMar>
+            <w:vAlign w:val="top"/>
+          </w:tcPr>
+          <w:p>
+            <w:pPr>
+              <w:jc w:val="left"/>
+              <w:rPr>
+                <w:rFonts w:ascii="Arial" w:hAnsi="Arial" w:eastAsia="Arial" w:cs="Arial"/>
+                <w:b w:val="0"/>
+                <w:bCs w:val="0"/>
+                <w:i w:val="0"/>
+                <w:iCs w:val="0"/>
+                <w:sz w:val="20"/>
+                <w:szCs w:val="20"/>
+                <w:lang w:val="en-IE"/>
+              </w:rPr>
+            </w:pPr>
+          </w:p>
+        </w:tc>
+        <w:tc>
+          <w:tcPr>
             <w:tcW w:w="505" w:type="dxa"/>
             <w:tcBorders>
               <w:top w:val="nil"/>
@@ -12362,6 +12374,7 @@
               <w:bottom w:val="nil"/>
               <w:right w:val="nil"/>
             </w:tcBorders>
+            <w:shd w:val="clear" w:color="auto" w:fill="4C94D8" w:themeFill="text2" w:themeFillTint="80"/>
             <w:tcMar>
               <w:top w:w="45" w:type="dxa"/>
               <w:left w:w="60" w:type="dxa"/>
@@ -12528,10 +12541,10 @@
           <w:tcPr>
             <w:tcW w:w="245" w:type="dxa"/>
             <w:tcBorders>
-              <w:top w:val="single" w:color="BFBFBF" w:themeColor="background1" w:themeShade="BF" w:sz="6"/>
-              <w:left w:val="single" w:color="000000" w:themeColor="text1" w:sz="12"/>
-              <w:bottom w:val="single" w:color="BFBFBF" w:themeColor="background1" w:themeShade="BF" w:sz="6"/>
-              <w:right w:val="single" w:color="BFBFBF" w:themeColor="background1" w:themeShade="BF" w:sz="6"/>
+              <w:top w:val="single" w:color="BFBFBF" w:themeColor="background1" w:themeShade="BF" w:sz="2"/>
+              <w:left w:val="single" w:color="000000" w:themeColor="text1" w:sz="2"/>
+              <w:bottom w:val="single" w:color="BFBFBF" w:themeColor="background1" w:themeShade="BF" w:sz="2"/>
+              <w:right w:val="single" w:color="BFBFBF" w:themeColor="background1" w:themeShade="BF" w:sz="2"/>
             </w:tcBorders>
             <w:tcMar>
               <w:top w:w="45" w:type="dxa"/>
@@ -12544,6 +12557,8 @@
           <w:p>
             <w:pPr>
               <w:jc w:val="center"/>
+            </w:pPr>
+            <w:r>
               <w:rPr>
                 <w:rFonts w:ascii="Arial" w:hAnsi="Arial" w:eastAsia="Arial" w:cs="Arial"/>
                 <w:b w:val="0"/>
@@ -12554,158 +12569,93 @@
                 <w:szCs w:val="18"/>
                 <w:lang w:val="en-IE"/>
               </w:rPr>
-            </w:pPr>
+              <w:t>17</w:t>
+            </w:r>
           </w:p>
         </w:tc>
         <w:tc>
           <w:tcPr>
             <w:tcW w:w="2204" w:type="dxa"/>
             <w:tcBorders>
-              <w:top w:val="single" w:color="BFBFBF" w:themeColor="background1" w:themeShade="BF" w:sz="6"/>
-              <w:left w:val="single" w:color="BFBFBF" w:themeColor="background1" w:themeShade="BF" w:sz="6"/>
-              <w:bottom w:val="single" w:color="BFBFBF" w:themeColor="background1" w:themeShade="BF" w:sz="6"/>
-              <w:right w:val="single" w:color="000000" w:themeColor="text1" w:sz="12"/>
-            </w:tcBorders>
-            <w:tcMar>
-              <w:top w:w="45" w:type="dxa"/>
-              <w:left w:w="60" w:type="dxa"/>
-              <w:bottom w:w="45" w:type="dxa"/>
-              <w:right w:w="60" w:type="dxa"/>
-            </w:tcMar>
-            <w:vAlign w:val="top"/>
-          </w:tcPr>
-          <w:p>
-            <w:pPr>
-              <w:spacing w:before="0" w:after="0"/>
-              <w:jc w:val="center"/>
-              <w:rPr>
-                <w:rFonts w:ascii="Arial" w:hAnsi="Arial" w:eastAsia="Arial" w:cs="Arial"/>
-                <w:b w:val="0"/>
-                <w:bCs w:val="0"/>
-                <w:i w:val="0"/>
-                <w:iCs w:val="0"/>
-                <w:color w:val="2C2C2A"/>
-                <w:sz w:val="20"/>
-                <w:szCs w:val="20"/>
+              <w:top w:val="single" w:color="BFBFBF" w:themeColor="background1" w:themeShade="BF" w:sz="2"/>
+              <w:left w:val="single" w:color="BFBFBF" w:themeColor="background1" w:themeShade="BF" w:sz="2"/>
+              <w:bottom w:val="single" w:color="BFBFBF" w:themeColor="background1" w:themeShade="BF" w:sz="2"/>
+              <w:right w:val="single" w:color="000000" w:themeColor="text1" w:sz="2"/>
+            </w:tcBorders>
+            <w:tcMar>
+              <w:top w:w="45" w:type="dxa"/>
+              <w:left w:w="60" w:type="dxa"/>
+              <w:bottom w:w="45" w:type="dxa"/>
+              <w:right w:w="60" w:type="dxa"/>
+            </w:tcMar>
+            <w:vAlign w:val="top"/>
+          </w:tcPr>
+          <w:p>
+            <w:pPr>
+              <w:spacing w:before="0" w:after="0"/>
+              <w:jc w:val="left"/>
+              <w:rPr>
+                <w:rFonts w:ascii="Arial" w:hAnsi="Arial" w:eastAsia="Arial" w:cs="Arial"/>
+                <w:b w:val="0"/>
+                <w:bCs w:val="0"/>
+                <w:i w:val="0"/>
+                <w:iCs w:val="0"/>
+                <w:color w:val="000000" w:themeColor="text1" w:themeTint="FF" w:themeShade="FF"/>
+                <w:sz w:val="18"/>
+                <w:szCs w:val="18"/>
               </w:rPr>
             </w:pPr>
             <w:r>
               <w:rPr>
                 <w:rFonts w:ascii="Arial" w:hAnsi="Arial" w:eastAsia="Arial" w:cs="Arial"/>
-                <w:b w:val="1"/>
-                <w:bCs w:val="1"/>
-                <w:i w:val="0"/>
-                <w:iCs w:val="0"/>
-                <w:color w:val="2C2C2A"/>
-                <w:sz w:val="20"/>
-                <w:szCs w:val="20"/>
-                <w:lang w:val="en-IE"/>
-              </w:rPr>
-              <w:t>Monitoring</w:t>
-            </w:r>
-          </w:p>
-          <w:p>
-            <w:pPr>
-              <w:jc w:val="center"/>
-              <w:rPr>
-                <w:rFonts w:ascii="Arial" w:hAnsi="Arial" w:eastAsia="Arial" w:cs="Arial"/>
-                <w:b w:val="0"/>
-                <w:bCs w:val="0"/>
-                <w:i w:val="0"/>
-                <w:iCs w:val="0"/>
-                <w:color w:val="5F5E5A"/>
-                <w:sz w:val="17"/>
-                <w:szCs w:val="17"/>
-              </w:rPr>
-            </w:pPr>
-            <w:r>
-              <w:rPr>
-                <w:rFonts w:ascii="Arial" w:hAnsi="Arial" w:eastAsia="Arial" w:cs="Arial"/>
-                <w:b w:val="0"/>
-                <w:bCs w:val="0"/>
-                <w:i w:val="0"/>
-                <w:iCs w:val="0"/>
-                <w:color w:val="5F5E5A"/>
-                <w:sz w:val="17"/>
-                <w:szCs w:val="17"/>
-                <w:lang w:val="en-IE"/>
-              </w:rPr>
-              <w:t>Retrain on new data</w:t>
-            </w:r>
-          </w:p>
-        </w:tc>
-        <w:tc>
-          <w:tcPr>
-            <w:tcW w:w="500" w:type="dxa"/>
-            <w:tcBorders>
-              <w:top w:val="nil"/>
-              <w:left w:val="single" w:color="000000" w:themeColor="text1" w:sz="12"/>
-              <w:bottom w:val="nil"/>
-              <w:right w:val="nil"/>
-            </w:tcBorders>
-            <w:tcMar>
-              <w:top w:w="45" w:type="dxa"/>
-              <w:left w:w="60" w:type="dxa"/>
-              <w:bottom w:w="45" w:type="dxa"/>
-              <w:right w:w="60" w:type="dxa"/>
-            </w:tcMar>
-            <w:vAlign w:val="top"/>
-          </w:tcPr>
-          <w:p>
-            <w:pPr>
-              <w:jc w:val="center"/>
-              <w:rPr>
-                <w:rFonts w:ascii="Arial" w:hAnsi="Arial" w:eastAsia="Arial" w:cs="Arial"/>
-                <w:b w:val="0"/>
-                <w:bCs w:val="0"/>
-                <w:i w:val="0"/>
-                <w:iCs w:val="0"/>
+                <w:b w:val="0"/>
+                <w:bCs w:val="0"/>
+                <w:i w:val="0"/>
+                <w:iCs w:val="0"/>
+                <w:color w:val="000000" w:themeColor="text1" w:themeTint="FF" w:themeShade="FF"/>
                 <w:sz w:val="18"/>
                 <w:szCs w:val="18"/>
                 <w:lang w:val="en-IE"/>
               </w:rPr>
-            </w:pPr>
-          </w:p>
-        </w:tc>
-        <w:tc>
-          <w:tcPr>
-            <w:tcW w:w="490" w:type="dxa"/>
-            <w:tcBorders>
-              <w:top w:val="nil"/>
-              <w:left w:val="nil"/>
-              <w:bottom w:val="nil"/>
-              <w:right w:val="nil"/>
-            </w:tcBorders>
-            <w:tcMar>
-              <w:top w:w="45" w:type="dxa"/>
-              <w:left w:w="60" w:type="dxa"/>
-              <w:bottom w:w="45" w:type="dxa"/>
-              <w:right w:w="60" w:type="dxa"/>
-            </w:tcMar>
-            <w:vAlign w:val="top"/>
-          </w:tcPr>
-          <w:p>
-            <w:pPr>
-              <w:jc w:val="center"/>
-              <w:rPr>
-                <w:rFonts w:ascii="Arial" w:hAnsi="Arial" w:eastAsia="Arial" w:cs="Arial"/>
-                <w:b w:val="0"/>
-                <w:bCs w:val="0"/>
-                <w:i w:val="0"/>
-                <w:iCs w:val="0"/>
+              <w:t>Monitoring</w:t>
+            </w:r>
+          </w:p>
+          <w:p>
+            <w:pPr>
+              <w:jc w:val="left"/>
+              <w:rPr>
+                <w:rFonts w:ascii="Arial" w:hAnsi="Arial" w:eastAsia="Arial" w:cs="Arial"/>
+                <w:b w:val="0"/>
+                <w:bCs w:val="0"/>
+                <w:i w:val="0"/>
+                <w:iCs w:val="0"/>
+                <w:color w:val="000000" w:themeColor="text1" w:themeTint="FF" w:themeShade="FF"/>
+                <w:sz w:val="18"/>
+                <w:szCs w:val="18"/>
+              </w:rPr>
+            </w:pPr>
+            <w:r>
+              <w:rPr>
+                <w:rFonts w:ascii="Arial" w:hAnsi="Arial" w:eastAsia="Arial" w:cs="Arial"/>
+                <w:b w:val="0"/>
+                <w:bCs w:val="0"/>
+                <w:i w:val="0"/>
+                <w:iCs w:val="0"/>
+                <w:color w:val="000000" w:themeColor="text1" w:themeTint="FF" w:themeShade="FF"/>
                 <w:sz w:val="18"/>
                 <w:szCs w:val="18"/>
                 <w:lang w:val="en-IE"/>
               </w:rPr>
-            </w:pPr>
-          </w:p>
-        </w:tc>
-        <w:tc>
-          <w:tcPr>
-            <w:tcW w:w="490" w:type="dxa"/>
-            <w:tcBorders>
-              <w:top w:val="nil"/>
-              <w:left w:val="nil"/>
+              <w:t>Retrain on new data</w:t>
+            </w:r>
+          </w:p>
+        </w:tc>
+        <w:tc>
+          <w:tcPr>
+            <w:tcW w:w="500" w:type="dxa"/>
+            <w:tcBorders>
+              <w:top w:val="nil"/>
+              <w:left w:val="single" w:color="000000" w:themeColor="text1" w:sz="2"/>
               <w:bottom w:val="nil"/>
               <w:right w:val="nil"/>
             </w:tcBorders>
@@ -12735,6 +12685,39 @@
         </w:tc>
         <w:tc>
           <w:tcPr>
+            <w:tcW w:w="480" w:type="dxa"/>
+            <w:tcBorders>
+              <w:top w:val="nil"/>
+              <w:left w:val="nil"/>
+              <w:bottom w:val="nil"/>
+              <w:right w:val="nil"/>
+            </w:tcBorders>
+            <w:tcMar>
+              <w:top w:w="45" w:type="dxa"/>
+              <w:left w:w="60" w:type="dxa"/>
+              <w:bottom w:w="45" w:type="dxa"/>
+              <w:right w:w="60" w:type="dxa"/>
+            </w:tcMar>
+            <w:vAlign w:val="top"/>
+          </w:tcPr>
+          <w:p>
+            <w:pPr>
+              <w:jc w:val="center"/>
+              <w:rPr>
+                <w:rFonts w:ascii="Arial" w:hAnsi="Arial" w:eastAsia="Arial" w:cs="Arial"/>
+                <w:b w:val="0"/>
+                <w:bCs w:val="0"/>
+                <w:i w:val="0"/>
+                <w:iCs w:val="0"/>
+                <w:sz w:val="18"/>
+                <w:szCs w:val="18"/>
+                <w:lang w:val="en-IE"/>
+              </w:rPr>
+            </w:pPr>
+          </w:p>
+        </w:tc>
+        <w:tc>
+          <w:tcPr>
             <w:tcW w:w="490" w:type="dxa"/>
             <w:tcBorders>
               <w:top w:val="nil"/>
@@ -12752,15 +12735,15 @@
           </w:tcPr>
           <w:p>
             <w:pPr>
-              <w:jc w:val="left"/>
-              <w:rPr>
-                <w:rFonts w:ascii="Arial" w:hAnsi="Arial" w:eastAsia="Arial" w:cs="Arial"/>
-                <w:b w:val="0"/>
-                <w:bCs w:val="0"/>
-                <w:i w:val="0"/>
-                <w:iCs w:val="0"/>
-                <w:sz w:val="20"/>
-                <w:szCs w:val="20"/>
+              <w:jc w:val="center"/>
+              <w:rPr>
+                <w:rFonts w:ascii="Arial" w:hAnsi="Arial" w:eastAsia="Arial" w:cs="Arial"/>
+                <w:b w:val="0"/>
+                <w:bCs w:val="0"/>
+                <w:i w:val="0"/>
+                <w:iCs w:val="0"/>
+                <w:sz w:val="18"/>
+                <w:szCs w:val="18"/>
                 <w:lang w:val="en-IE"/>
               </w:rPr>
             </w:pPr>
@@ -12768,6 +12751,39 @@
         </w:tc>
         <w:tc>
           <w:tcPr>
+            <w:tcW w:w="499" w:type="dxa"/>
+            <w:tcBorders>
+              <w:top w:val="nil"/>
+              <w:left w:val="nil"/>
+              <w:bottom w:val="nil"/>
+              <w:right w:val="nil"/>
+            </w:tcBorders>
+            <w:tcMar>
+              <w:top w:w="45" w:type="dxa"/>
+              <w:left w:w="60" w:type="dxa"/>
+              <w:bottom w:w="45" w:type="dxa"/>
+              <w:right w:w="60" w:type="dxa"/>
+            </w:tcMar>
+            <w:vAlign w:val="top"/>
+          </w:tcPr>
+          <w:p>
+            <w:pPr>
+              <w:jc w:val="left"/>
+              <w:rPr>
+                <w:rFonts w:ascii="Arial" w:hAnsi="Arial" w:eastAsia="Arial" w:cs="Arial"/>
+                <w:b w:val="0"/>
+                <w:bCs w:val="0"/>
+                <w:i w:val="0"/>
+                <w:iCs w:val="0"/>
+                <w:sz w:val="20"/>
+                <w:szCs w:val="20"/>
+                <w:lang w:val="en-IE"/>
+              </w:rPr>
+            </w:pPr>
+          </w:p>
+        </w:tc>
+        <w:tc>
+          <w:tcPr>
             <w:tcW w:w="505" w:type="dxa"/>
             <w:tcBorders>
               <w:top w:val="nil"/>
@@ -12907,6 +12923,7 @@
               <w:bottom w:val="nil"/>
               <w:right w:val="nil"/>
             </w:tcBorders>
+            <w:shd w:val="clear" w:color="auto" w:fill="4C94D8" w:themeFill="text2" w:themeFillTint="80"/>
             <w:tcMar>
               <w:top w:w="45" w:type="dxa"/>
               <w:left w:w="60" w:type="dxa"/>
@@ -13397,15 +13414,6 @@
               <w:bidi w:val="0"/>
               <w:spacing w:before="0" w:after="0"/>
               <w:jc w:val="left"/>
-              <w:rPr>
-                <w:rFonts w:ascii="Arial" w:hAnsi="Arial" w:eastAsia="Arial" w:cs="Arial"/>
-                <w:b w:val="0"/>
-                <w:bCs w:val="0"/>
-                <w:i w:val="0"/>
-                <w:iCs w:val="0"/>
-                <w:sz w:val="18"/>
-                <w:szCs w:val="18"/>
-              </w:rPr>
             </w:pPr>
             <w:r>
               <w:rPr>
@@ -13418,7 +13426,7 @@
                 <w:szCs w:val="18"/>
                 <w:lang w:val="en-IE"/>
               </w:rPr>
-              <w:t>Deadline day (25/10/2026)</w:t>
+              <w:t>End of the program</w:t>
             </w:r>
           </w:p>
         </w:tc>
@@ -13637,6 +13645,9 @@
     <w:p/>
     <w:p/>
     <w:p/>
+    <w:p/>
+    <w:p/>
+    <w:p/>
     <w:p>
       <w:pPr>
         <w:pStyle w:val="Heading1"/>
@@ -13656,7 +13667,7 @@
         </w:rPr>
         <w:t xml:space="preserve">Please list all the references you have used in your assignment alphabetically and in the Harvard style. You can find information on how to correctly reference in Harvard at this link: </w:t>
       </w:r>
-      <w:hyperlink r:id="R614663b179124a8b">
+      <w:hyperlink r:id="R5b49e12f90904917">
         <w:r>
           <w:rPr>
             <w:rStyle w:val="Hyperlink"/>
@@ -13673,7 +13684,7 @@
       </w:pPr>
     </w:p>
     <w:p>
-      <w:hyperlink r:id="R34b1a23e186b465a">
+      <w:hyperlink r:id="Rf2053326237049ad">
         <w:r>
           <w:rPr>
             <w:rStyle w:val="Hyperlink"/>
@@ -13683,7 +13694,7 @@
       </w:hyperlink>
     </w:p>
     <w:p>
-      <w:hyperlink r:id="Rf23a46fa396b4152">
+      <w:hyperlink r:id="Rd58556514da449be">
         <w:r>
           <w:rPr>
             <w:rStyle w:val="Hyperlink"/>
@@ -13691,6 +13702,44 @@
           <w:t>https://norma.ncirl.ie/9924/1/shashidarvemula.pdf</w:t>
         </w:r>
       </w:hyperlink>
+    </w:p>
+    <w:p>
+      <w:hyperlink r:id="Rf254f7dd2d804a32">
+        <w:r>
+          <w:rPr>
+            <w:rStyle w:val="Hyperlink"/>
+          </w:rPr>
+          <w:t>https://www.centralbank.ie/publication/research-publications/staff-insights/tracing-energy-shocks-through-the-irish-supply-chain--a-new-monitoring-framework</w:t>
+        </w:r>
+      </w:hyperlink>
+    </w:p>
+    <w:p>
+      <w:hyperlink r:id="Rea8cf3ac5db4438b">
+        <w:r>
+          <w:rPr>
+            <w:rStyle w:val="Hyperlink"/>
+          </w:rPr>
+          <w:t>https://researchrepository.universityofgalway.ie/server/api/core/bitstreams/27a12c65-48a4-4b49-bd75-fd505b5c38fc/content</w:t>
+        </w:r>
+      </w:hyperlink>
+    </w:p>
+    <w:p>
+      <w:hyperlink r:id="Rc5e26187f7a64e81">
+        <w:r>
+          <w:rPr>
+            <w:rStyle w:val="Hyperlink"/>
+          </w:rPr>
+          <w:t>https://enterprise.gov.ie/en/publications/publication-files/expert-group-on-global-value-and-supply-chains-final-report.pdf</w:t>
+        </w:r>
+      </w:hyperlink>
+    </w:p>
+    <w:p/>
+    <w:p>
+      <w:pPr>
+        <w:rPr>
+          <w:color w:val="FF0000"/>
+        </w:rPr>
+      </w:pPr>
     </w:p>
     <w:p>
       <w:pPr>
@@ -13761,10 +13810,448 @@
     <w:p/>
     <w:p>
       <w:pPr>
+        <w:pStyle w:val="Normal"/>
+      </w:pPr>
+      <w:r>
         <w:rPr>
-          <w:color w:val="FF0000"/>
+          <w:rFonts w:ascii="system-ui" w:hAnsi="system-ui" w:eastAsia="system-ui" w:cs="system-ui"/>
+          <w:b w:val="0"/>
+          <w:bCs w:val="0"/>
+          <w:i w:val="0"/>
+          <w:iCs w:val="0"/>
+          <w:caps w:val="0"/>
+          <w:smallCaps w:val="0"/>
+          <w:noProof w:val="0"/>
+          <w:color w:val="0C274A"/>
+          <w:sz w:val="24"/>
+          <w:szCs w:val="24"/>
+          <w:lang w:val="en-IE"/>
         </w:rPr>
-      </w:pPr>
+        <w:t>com base no que conversamos, com base no Capstone project o que acha do tema Predicting Logistics Bottlenecks: A Data-Driven Analysis of Supply Chain Delays</w:t>
+      </w:r>
+    </w:p>
+    <w:p>
+      <w:pPr>
+        <w:pStyle w:val="Normal"/>
+        <w:rPr>
+          <w:rFonts w:ascii="system-ui" w:hAnsi="system-ui" w:eastAsia="system-ui" w:cs="system-ui"/>
+          <w:b w:val="0"/>
+          <w:bCs w:val="0"/>
+          <w:i w:val="0"/>
+          <w:iCs w:val="0"/>
+          <w:caps w:val="0"/>
+          <w:smallCaps w:val="0"/>
+          <w:noProof w:val="0"/>
+          <w:color w:val="0C274A"/>
+          <w:sz w:val="24"/>
+          <w:szCs w:val="24"/>
+          <w:lang w:val="en-IE"/>
+        </w:rPr>
+      </w:pPr>
+    </w:p>
+    <w:p>
+      <w:pPr>
+        <w:pStyle w:val="Normal"/>
+      </w:pPr>
+      <w:r>
+        <w:rPr>
+          <w:rFonts w:ascii="system-ui" w:hAnsi="system-ui" w:eastAsia="system-ui" w:cs="system-ui"/>
+          <w:b w:val="0"/>
+          <w:bCs w:val="0"/>
+          <w:i w:val="0"/>
+          <w:iCs w:val="0"/>
+          <w:caps w:val="0"/>
+          <w:smallCaps w:val="0"/>
+          <w:noProof w:val="0"/>
+          <w:color w:val="0C274A"/>
+          <w:sz w:val="24"/>
+          <w:szCs w:val="24"/>
+          <w:lang w:val="en-IE"/>
+        </w:rPr>
+        <w:t xml:space="preserve">e a Predicting the Consumer Impact of Supply Chain Disruptions e possivel ser um tema de publicacao </w:t>
+      </w:r>
+    </w:p>
+    <w:p>
+      <w:pPr>
+        <w:pStyle w:val="Normal"/>
+        <w:rPr>
+          <w:rFonts w:ascii="system-ui" w:hAnsi="system-ui" w:eastAsia="system-ui" w:cs="system-ui"/>
+          <w:b w:val="0"/>
+          <w:bCs w:val="0"/>
+          <w:i w:val="0"/>
+          <w:iCs w:val="0"/>
+          <w:caps w:val="0"/>
+          <w:smallCaps w:val="0"/>
+          <w:noProof w:val="0"/>
+          <w:color w:val="0C274A"/>
+          <w:sz w:val="24"/>
+          <w:szCs w:val="24"/>
+          <w:lang w:val="en-IE"/>
+        </w:rPr>
+      </w:pPr>
+    </w:p>
+    <w:p>
+      <w:pPr>
+        <w:pStyle w:val="Normal"/>
+      </w:pPr>
+      <w:r>
+        <w:rPr>
+          <w:rFonts w:ascii="system-ui" w:hAnsi="system-ui" w:eastAsia="system-ui" w:cs="system-ui"/>
+          <w:b w:val="0"/>
+          <w:bCs w:val="0"/>
+          <w:i w:val="0"/>
+          <w:iCs w:val="0"/>
+          <w:caps w:val="0"/>
+          <w:smallCaps w:val="0"/>
+          <w:noProof w:val="0"/>
+          <w:color w:val="0C274A"/>
+          <w:sz w:val="24"/>
+          <w:szCs w:val="24"/>
+          <w:lang w:val="en-IE"/>
+        </w:rPr>
+        <w:t xml:space="preserve">Quais </w:t>
+      </w:r>
+      <w:r>
+        <w:rPr>
+          <w:rFonts w:ascii="system-ui" w:hAnsi="system-ui" w:eastAsia="system-ui" w:cs="system-ui"/>
+          <w:b w:val="0"/>
+          <w:bCs w:val="0"/>
+          <w:i w:val="0"/>
+          <w:iCs w:val="0"/>
+          <w:caps w:val="0"/>
+          <w:smallCaps w:val="0"/>
+          <w:noProof w:val="0"/>
+          <w:color w:val="0C274A"/>
+          <w:sz w:val="24"/>
+          <w:szCs w:val="24"/>
+          <w:lang w:val="en-IE"/>
+        </w:rPr>
+        <w:t>sao</w:t>
+      </w:r>
+      <w:r>
+        <w:rPr>
+          <w:rFonts w:ascii="system-ui" w:hAnsi="system-ui" w:eastAsia="system-ui" w:cs="system-ui"/>
+          <w:b w:val="0"/>
+          <w:bCs w:val="0"/>
+          <w:i w:val="0"/>
+          <w:iCs w:val="0"/>
+          <w:caps w:val="0"/>
+          <w:smallCaps w:val="0"/>
+          <w:noProof w:val="0"/>
+          <w:color w:val="0C274A"/>
+          <w:sz w:val="24"/>
+          <w:szCs w:val="24"/>
+          <w:lang w:val="en-IE"/>
+        </w:rPr>
+        <w:t xml:space="preserve"> as </w:t>
+      </w:r>
+      <w:r>
+        <w:rPr>
+          <w:rFonts w:ascii="system-ui" w:hAnsi="system-ui" w:eastAsia="system-ui" w:cs="system-ui"/>
+          <w:b w:val="0"/>
+          <w:bCs w:val="0"/>
+          <w:i w:val="0"/>
+          <w:iCs w:val="0"/>
+          <w:caps w:val="0"/>
+          <w:smallCaps w:val="0"/>
+          <w:noProof w:val="0"/>
+          <w:color w:val="0C274A"/>
+          <w:sz w:val="24"/>
+          <w:szCs w:val="24"/>
+          <w:lang w:val="en-IE"/>
+        </w:rPr>
+        <w:t>fontes</w:t>
+      </w:r>
+      <w:r>
+        <w:rPr>
+          <w:rFonts w:ascii="system-ui" w:hAnsi="system-ui" w:eastAsia="system-ui" w:cs="system-ui"/>
+          <w:b w:val="0"/>
+          <w:bCs w:val="0"/>
+          <w:i w:val="0"/>
+          <w:iCs w:val="0"/>
+          <w:caps w:val="0"/>
+          <w:smallCaps w:val="0"/>
+          <w:noProof w:val="0"/>
+          <w:color w:val="0C274A"/>
+          <w:sz w:val="24"/>
+          <w:szCs w:val="24"/>
+          <w:lang w:val="en-IE"/>
+        </w:rPr>
+        <w:t xml:space="preserve"> confiaveis para esses dados </w:t>
+      </w:r>
+    </w:p>
+    <w:p>
+      <w:pPr>
+        <w:pStyle w:val="Normal"/>
+        <w:rPr>
+          <w:rFonts w:ascii="system-ui" w:hAnsi="system-ui" w:eastAsia="system-ui" w:cs="system-ui"/>
+          <w:b w:val="0"/>
+          <w:bCs w:val="0"/>
+          <w:i w:val="0"/>
+          <w:iCs w:val="0"/>
+          <w:caps w:val="0"/>
+          <w:smallCaps w:val="0"/>
+          <w:noProof w:val="0"/>
+          <w:color w:val="0C274A"/>
+          <w:sz w:val="24"/>
+          <w:szCs w:val="24"/>
+          <w:lang w:val="en-IE"/>
+        </w:rPr>
+      </w:pPr>
+    </w:p>
+    <w:p>
+      <w:pPr>
+        <w:pStyle w:val="Normal"/>
+      </w:pPr>
+      <w:r>
+        <w:rPr>
+          <w:rFonts w:ascii="system-ui" w:hAnsi="system-ui" w:eastAsia="system-ui" w:cs="system-ui"/>
+          <w:b w:val="0"/>
+          <w:bCs w:val="0"/>
+          <w:i w:val="0"/>
+          <w:iCs w:val="0"/>
+          <w:caps w:val="0"/>
+          <w:smallCaps w:val="0"/>
+          <w:noProof w:val="0"/>
+          <w:color w:val="0C274A"/>
+          <w:sz w:val="24"/>
+          <w:szCs w:val="24"/>
+          <w:lang w:val="pt-BR"/>
+        </w:rPr>
+        <w:t>mas eu preciso baixar todas esses dados eu estou confusa em qual focar</w:t>
+      </w:r>
+    </w:p>
+    <w:p>
+      <w:pPr>
+        <w:pStyle w:val="Normal"/>
+        <w:rPr>
+          <w:rFonts w:ascii="system-ui" w:hAnsi="system-ui" w:eastAsia="system-ui" w:cs="system-ui"/>
+          <w:b w:val="0"/>
+          <w:bCs w:val="0"/>
+          <w:i w:val="0"/>
+          <w:iCs w:val="0"/>
+          <w:caps w:val="0"/>
+          <w:smallCaps w:val="0"/>
+          <w:noProof w:val="0"/>
+          <w:color w:val="0C274A"/>
+          <w:sz w:val="24"/>
+          <w:szCs w:val="24"/>
+          <w:lang w:val="pt-BR"/>
+        </w:rPr>
+      </w:pPr>
+    </w:p>
+    <w:p>
+      <w:pPr>
+        <w:pStyle w:val="Normal"/>
+      </w:pPr>
+      <w:r>
+        <w:rPr>
+          <w:rFonts w:ascii="system-ui" w:hAnsi="system-ui" w:eastAsia="system-ui" w:cs="system-ui"/>
+          <w:b w:val="0"/>
+          <w:bCs w:val="0"/>
+          <w:i w:val="0"/>
+          <w:iCs w:val="0"/>
+          <w:caps w:val="0"/>
+          <w:smallCaps w:val="0"/>
+          <w:noProof w:val="0"/>
+          <w:color w:val="0C274A"/>
+          <w:sz w:val="24"/>
+          <w:szCs w:val="24"/>
+          <w:lang w:val="pt-BR"/>
+        </w:rPr>
+        <w:t>Tem várias consumer price index como saber qual é a certa ? A CPI consumer price index que você falou não existe e sim CPA e CPM mas elas tem informações de tabaco e álcool</w:t>
+      </w:r>
+    </w:p>
+    <w:p>
+      <w:pPr>
+        <w:pStyle w:val="Normal"/>
+        <w:rPr>
+          <w:rFonts w:ascii="system-ui" w:hAnsi="system-ui" w:eastAsia="system-ui" w:cs="system-ui"/>
+          <w:b w:val="0"/>
+          <w:bCs w:val="0"/>
+          <w:i w:val="0"/>
+          <w:iCs w:val="0"/>
+          <w:caps w:val="0"/>
+          <w:smallCaps w:val="0"/>
+          <w:noProof w:val="0"/>
+          <w:color w:val="0C274A"/>
+          <w:sz w:val="24"/>
+          <w:szCs w:val="24"/>
+          <w:lang w:val="pt-BR"/>
+        </w:rPr>
+      </w:pPr>
+    </w:p>
+    <w:p>
+      <w:pPr>
+        <w:pStyle w:val="Normal"/>
+      </w:pPr>
+      <w:r>
+        <w:rPr>
+          <w:rFonts w:ascii="system-ui" w:hAnsi="system-ui" w:eastAsia="system-ui" w:cs="system-ui"/>
+          <w:b w:val="0"/>
+          <w:bCs w:val="0"/>
+          <w:i w:val="0"/>
+          <w:iCs w:val="0"/>
+          <w:caps w:val="0"/>
+          <w:smallCaps w:val="0"/>
+          <w:noProof w:val="0"/>
+          <w:color w:val="0C274A"/>
+          <w:sz w:val="24"/>
+          <w:szCs w:val="24"/>
+          <w:lang w:val="pt-BR"/>
+        </w:rPr>
+        <w:t>eu nao preciso de informacao de transporte ja que o trabalho e demonstrar o impacto no consumidor dercorrente do transporte</w:t>
+      </w:r>
+    </w:p>
+    <w:p>
+      <w:pPr>
+        <w:pStyle w:val="Normal"/>
+        <w:rPr>
+          <w:rFonts w:ascii="system-ui" w:hAnsi="system-ui" w:eastAsia="system-ui" w:cs="system-ui"/>
+          <w:b w:val="0"/>
+          <w:bCs w:val="0"/>
+          <w:i w:val="0"/>
+          <w:iCs w:val="0"/>
+          <w:caps w:val="0"/>
+          <w:smallCaps w:val="0"/>
+          <w:noProof w:val="0"/>
+          <w:color w:val="0C274A"/>
+          <w:sz w:val="24"/>
+          <w:szCs w:val="24"/>
+          <w:lang w:val="pt-BR"/>
+        </w:rPr>
+      </w:pPr>
+    </w:p>
+    <w:p>
+      <w:pPr>
+        <w:pStyle w:val="Normal"/>
+      </w:pPr>
+      <w:r>
+        <w:rPr>
+          <w:rFonts w:ascii="system-ui" w:hAnsi="system-ui" w:eastAsia="system-ui" w:cs="system-ui"/>
+          <w:b w:val="0"/>
+          <w:bCs w:val="0"/>
+          <w:i w:val="0"/>
+          <w:iCs w:val="0"/>
+          <w:caps w:val="0"/>
+          <w:smallCaps w:val="0"/>
+          <w:noProof w:val="0"/>
+          <w:color w:val="0C274A"/>
+          <w:sz w:val="24"/>
+          <w:szCs w:val="24"/>
+          <w:lang w:val="pt-BR"/>
+        </w:rPr>
+        <w:t>Como fica a metodologia do meu trabalho , Posso incluir trabalhos publicados ou artigos na minha metodologia</w:t>
+      </w:r>
+    </w:p>
+    <w:p>
+      <w:pPr>
+        <w:pStyle w:val="Normal"/>
+        <w:rPr>
+          <w:rFonts w:ascii="system-ui" w:hAnsi="system-ui" w:eastAsia="system-ui" w:cs="system-ui"/>
+          <w:b w:val="0"/>
+          <w:bCs w:val="0"/>
+          <w:i w:val="0"/>
+          <w:iCs w:val="0"/>
+          <w:caps w:val="0"/>
+          <w:smallCaps w:val="0"/>
+          <w:noProof w:val="0"/>
+          <w:color w:val="0C274A"/>
+          <w:sz w:val="24"/>
+          <w:szCs w:val="24"/>
+          <w:lang w:val="pt-BR"/>
+        </w:rPr>
+      </w:pPr>
+    </w:p>
+    <w:p>
+      <w:pPr>
+        <w:pStyle w:val="Normal"/>
+      </w:pPr>
+      <w:r>
+        <w:rPr>
+          <w:rFonts w:ascii="system-ui" w:hAnsi="system-ui" w:eastAsia="system-ui" w:cs="system-ui"/>
+          <w:b w:val="0"/>
+          <w:bCs w:val="0"/>
+          <w:i w:val="0"/>
+          <w:iCs w:val="0"/>
+          <w:caps w:val="0"/>
+          <w:smallCaps w:val="0"/>
+          <w:noProof w:val="0"/>
+          <w:color w:val="0C274A"/>
+          <w:sz w:val="24"/>
+          <w:szCs w:val="24"/>
+          <w:lang w:val="pt-BR"/>
+        </w:rPr>
+        <w:t xml:space="preserve">Com base no meu projeto primeira e segunda parte o que precisa ir como </w:t>
+      </w:r>
+      <w:r>
+        <w:rPr>
+          <w:rFonts w:ascii="system-ui" w:hAnsi="system-ui" w:eastAsia="system-ui" w:cs="system-ui"/>
+          <w:b w:val="0"/>
+          <w:bCs w:val="0"/>
+          <w:i w:val="0"/>
+          <w:iCs w:val="0"/>
+          <w:caps w:val="0"/>
+          <w:smallCaps w:val="0"/>
+          <w:noProof w:val="0"/>
+          <w:color w:val="0C274A"/>
+          <w:sz w:val="24"/>
+          <w:szCs w:val="24"/>
+          <w:lang w:val="pt-BR"/>
+        </w:rPr>
+        <w:t>topico</w:t>
+      </w:r>
+      <w:r>
+        <w:rPr>
+          <w:rFonts w:ascii="system-ui" w:hAnsi="system-ui" w:eastAsia="system-ui" w:cs="system-ui"/>
+          <w:b w:val="0"/>
+          <w:bCs w:val="0"/>
+          <w:i w:val="0"/>
+          <w:iCs w:val="0"/>
+          <w:caps w:val="0"/>
+          <w:smallCaps w:val="0"/>
+          <w:noProof w:val="0"/>
+          <w:color w:val="0C274A"/>
+          <w:sz w:val="24"/>
+          <w:szCs w:val="24"/>
+          <w:lang w:val="pt-BR"/>
+        </w:rPr>
+        <w:t xml:space="preserve"> no </w:t>
+      </w:r>
+      <w:r>
+        <w:rPr>
+          <w:rFonts w:ascii="system-ui" w:hAnsi="system-ui" w:eastAsia="system-ui" w:cs="system-ui"/>
+          <w:b w:val="0"/>
+          <w:bCs w:val="0"/>
+          <w:i w:val="0"/>
+          <w:iCs w:val="0"/>
+          <w:caps w:val="0"/>
+          <w:smallCaps w:val="0"/>
+          <w:noProof w:val="0"/>
+          <w:color w:val="0C274A"/>
+          <w:sz w:val="24"/>
+          <w:szCs w:val="24"/>
+          <w:lang w:val="pt-BR"/>
+        </w:rPr>
+        <w:t>grafico</w:t>
+      </w:r>
+      <w:r>
+        <w:rPr>
+          <w:rFonts w:ascii="system-ui" w:hAnsi="system-ui" w:eastAsia="system-ui" w:cs="system-ui"/>
+          <w:b w:val="0"/>
+          <w:bCs w:val="0"/>
+          <w:i w:val="0"/>
+          <w:iCs w:val="0"/>
+          <w:caps w:val="0"/>
+          <w:smallCaps w:val="0"/>
+          <w:noProof w:val="0"/>
+          <w:color w:val="0C274A"/>
+          <w:sz w:val="24"/>
+          <w:szCs w:val="24"/>
+          <w:lang w:val="pt-BR"/>
+        </w:rPr>
+        <w:t xml:space="preserve"> de gantt</w:t>
+      </w:r>
     </w:p>
     <w:p>
       <w:pPr>

--- a/CA - 1 semestre/KlycyaSilva-2026558.docx
+++ b/CA - 1 semestre/KlycyaSilva-2026558.docx
@@ -288,7 +288,6 @@
               <w:rPr>
                 <w:i/>
                 <w:iCs/>
-                <w:color w:val="156082" w:themeColor="accent1"/>
                 <w:sz w:val="32"/>
                 <w:szCs w:val="32"/>
               </w:rPr>
@@ -353,7 +352,6 @@
               <w:rPr>
                 <w:i/>
                 <w:iCs/>
-                <w:color w:val="156082" w:themeColor="accent1"/>
                 <w:sz w:val="32"/>
                 <w:szCs w:val="32"/>
               </w:rPr>
@@ -432,7 +430,6 @@
               <w:rPr>
                 <w:i/>
                 <w:iCs/>
-                <w:color w:val="156082" w:themeColor="accent1"/>
                 <w:sz w:val="32"/>
                 <w:szCs w:val="32"/>
               </w:rPr>
@@ -440,11 +437,28 @@
             </w:r>
             <w:r>
               <w:rPr>
-                <w:color w:val="83CAEB" w:themeColor="accent1" w:themeTint="66"/>
                 <w:sz w:val="32"/>
                 <w:szCs w:val="32"/>
               </w:rPr>
               <w:t xml:space="preserve"> </w:t>
+            </w:r>
+            <w:r>
+              <w:rPr>
+                <w:i/>
+                <w:iCs/>
+                <w:sz w:val="32"/>
+                <w:szCs w:val="32"/>
+              </w:rPr>
+              <w:t>Thinking</w:t>
+            </w:r>
+            <w:r>
+              <w:rPr>
+                <w:i/>
+                <w:iCs/>
+                <w:sz w:val="32"/>
+                <w:szCs w:val="32"/>
+              </w:rPr>
+              <w:t xml:space="preserve">  </w:t>
             </w:r>
             <w:r>
               <w:rPr>
@@ -454,9 +468,76 @@
                 <w:sz w:val="32"/>
                 <w:szCs w:val="32"/>
               </w:rPr>
-              <w:t>Thinking</w:t>
-            </w:r>
-            <w:r>
+              <w:t xml:space="preserve"> </w:t>
+            </w:r>
+            <w:r>
+              <w:rPr>
+                <w:i/>
+                <w:iCs/>
+                <w:color w:val="83CAEB" w:themeColor="accent1" w:themeTint="66"/>
+                <w:sz w:val="32"/>
+                <w:szCs w:val="32"/>
+              </w:rPr>
+              <w:t xml:space="preserve"> </w:t>
+            </w:r>
+            <w:r>
+              <w:rPr>
+                <w:rFonts w:ascii="Arial" w:eastAsia="Arial" w:hAnsi="Arial" w:cs="Arial"/>
+                <w:color w:val="83CAEB" w:themeColor="accent1" w:themeTint="66"/>
+                <w:sz w:val="32"/>
+                <w:szCs w:val="32"/>
+              </w:rPr>
+              <w:t xml:space="preserve"> </w:t>
+            </w:r>
+            <w:r>
+              <w:rPr>
+                <w:sz w:val="32"/>
+                <w:szCs w:val="32"/>
+              </w:rPr>
+              <w:t xml:space="preserve"> </w:t>
+            </w:r>
+          </w:p>
+        </w:tc>
+        <w:tc>
+          <w:tcPr>
+            <w:tcW w:w="5759" w:type="dxa"/>
+            <w:tcBorders>
+              <w:top w:val="nil"/>
+              <w:left w:val="nil"/>
+              <w:bottom w:val="nil"/>
+              <w:right w:val="nil"/>
+            </w:tcBorders>
+          </w:tcPr>
+          <w:p>
+            <w:pPr>
+              <w:spacing w:line="480" w:lineRule="auto"/>
+              <w:rPr>
+                <w:color w:val="000000"/>
+                <w:sz w:val="32"/>
+                <w:szCs w:val="32"/>
+              </w:rPr>
+            </w:pPr>
+          </w:p>
+        </w:tc>
+      </w:tr>
+      <w:tr>
+        <w:trPr>
+          <w:trHeight w:val="432"/>
+        </w:trPr>
+        <w:tc>
+          <w:tcPr>
+            <w:tcW w:w="3312" w:type="dxa"/>
+            <w:tcBorders>
+              <w:top w:val="nil"/>
+              <w:left w:val="nil"/>
+              <w:bottom w:val="nil"/>
+              <w:right w:val="nil"/>
+            </w:tcBorders>
+            <w:hideMark/>
+          </w:tcPr>
+          <w:p>
+            <w:pPr>
+              <w:spacing w:line="480" w:lineRule="auto"/>
               <w:rPr>
                 <w:i/>
                 <w:iCs/>
@@ -464,76 +545,6 @@
                 <w:sz w:val="32"/>
                 <w:szCs w:val="32"/>
               </w:rPr>
-              <w:t xml:space="preserve">   </w:t>
-            </w:r>
-            <w:r>
-              <w:rPr>
-                <w:i/>
-                <w:iCs/>
-                <w:color w:val="83CAEB" w:themeColor="accent1" w:themeTint="66"/>
-                <w:sz w:val="32"/>
-                <w:szCs w:val="32"/>
-              </w:rPr>
-              <w:t xml:space="preserve"> </w:t>
-            </w:r>
-            <w:r>
-              <w:rPr>
-                <w:rFonts w:ascii="Arial" w:eastAsia="Arial" w:hAnsi="Arial" w:cs="Arial"/>
-                <w:color w:val="83CAEB" w:themeColor="accent1" w:themeTint="66"/>
-                <w:sz w:val="32"/>
-                <w:szCs w:val="32"/>
-              </w:rPr>
-              <w:t xml:space="preserve"> </w:t>
-            </w:r>
-            <w:r>
-              <w:rPr>
-                <w:sz w:val="32"/>
-                <w:szCs w:val="32"/>
-              </w:rPr>
-              <w:t xml:space="preserve"> </w:t>
-            </w:r>
-          </w:p>
-        </w:tc>
-        <w:tc>
-          <w:tcPr>
-            <w:tcW w:w="5759" w:type="dxa"/>
-            <w:tcBorders>
-              <w:top w:val="nil"/>
-              <w:left w:val="nil"/>
-              <w:bottom w:val="nil"/>
-              <w:right w:val="nil"/>
-            </w:tcBorders>
-          </w:tcPr>
-          <w:p>
-            <w:pPr>
-              <w:spacing w:line="480" w:lineRule="auto"/>
-              <w:rPr>
-                <w:color w:val="000000"/>
-                <w:sz w:val="32"/>
-                <w:szCs w:val="32"/>
-              </w:rPr>
-            </w:pPr>
-          </w:p>
-        </w:tc>
-      </w:tr>
-      <w:tr>
-        <w:trPr>
-          <w:trHeight w:val="432"/>
-        </w:trPr>
-        <w:tc>
-          <w:tcPr>
-            <w:tcW w:w="3312" w:type="dxa"/>
-            <w:tcBorders>
-              <w:top w:val="nil"/>
-              <w:left w:val="nil"/>
-              <w:bottom w:val="nil"/>
-              <w:right w:val="nil"/>
-            </w:tcBorders>
-            <w:hideMark/>
-          </w:tcPr>
-          <w:p>
-            <w:pPr>
-              <w:spacing w:line="480" w:lineRule="auto"/>
             </w:pPr>
             <w:r>
               <w:rPr>
@@ -553,8 +564,95 @@
                 <w:sz w:val="32"/>
                 <w:szCs w:val="32"/>
               </w:rPr>
-              <w:t xml:space="preserve">   CA1–Capstone </w:t>
-            </w:r>
+              <w:t xml:space="preserve">   </w:t>
+            </w:r>
+          </w:p>
+          <w:p>
+            <w:pPr>
+              <w:spacing w:line="480" w:lineRule="auto"/>
+            </w:pPr>
+            <w:r>
+              <w:rPr>
+                <w:i/>
+                <w:iCs/>
+                <w:sz w:val="32"/>
+                <w:szCs w:val="32"/>
+              </w:rPr>
+              <w:t xml:space="preserve">CA1–Capstone </w:t>
+            </w:r>
+            <w:r>
+              <w:rPr>
+                <w:i/>
+                <w:iCs/>
+                <w:sz w:val="32"/>
+                <w:szCs w:val="32"/>
+              </w:rPr>
+              <w:t>Project</w:t>
+            </w:r>
+            <w:r>
+              <w:rPr>
+                <w:i/>
+                <w:iCs/>
+                <w:sz w:val="32"/>
+                <w:szCs w:val="32"/>
+              </w:rPr>
+              <w:t xml:space="preserve"> </w:t>
+            </w:r>
+            <w:r>
+              <w:rPr>
+                <w:i/>
+                <w:iCs/>
+                <w:sz w:val="32"/>
+                <w:szCs w:val="32"/>
+              </w:rPr>
+              <w:t>Proposal</w:t>
+            </w:r>
+          </w:p>
+        </w:tc>
+        <w:tc>
+          <w:tcPr>
+            <w:tcW w:w="5759" w:type="dxa"/>
+            <w:tcBorders>
+              <w:top w:val="nil"/>
+              <w:left w:val="nil"/>
+              <w:bottom w:val="nil"/>
+              <w:right w:val="nil"/>
+            </w:tcBorders>
+          </w:tcPr>
+          <w:p>
+            <w:pPr>
+              <w:spacing w:line="480" w:lineRule="auto"/>
+              <w:rPr>
+                <w:color w:val="000000"/>
+                <w:sz w:val="32"/>
+                <w:szCs w:val="32"/>
+              </w:rPr>
+            </w:pPr>
+          </w:p>
+        </w:tc>
+      </w:tr>
+      <w:tr>
+        <w:tc>
+          <w:tcPr>
+            <w:tcW w:w="3312" w:type="dxa"/>
+            <w:tcBorders>
+              <w:top w:val="nil"/>
+              <w:left w:val="nil"/>
+              <w:bottom w:val="nil"/>
+              <w:right w:val="nil"/>
+            </w:tcBorders>
+            <w:hideMark/>
+          </w:tcPr>
+          <w:p>
+            <w:pPr>
+              <w:spacing w:line="480" w:lineRule="auto"/>
+              <w:rPr>
+                <w:i/>
+                <w:color w:val="156082"/>
+                <w:sz w:val="32"/>
+                <w:szCs w:val="32"/>
+              </w:rPr>
+            </w:pPr>
             <w:r>
               <w:rPr>
                 <w:i/>
@@ -563,7 +661,26 @@
                 <w:sz w:val="32"/>
                 <w:szCs w:val="32"/>
               </w:rPr>
-              <w:t>Project Proposal</w:t>
+              <w:t>Lecturer/Supervisor</w:t>
+            </w:r>
+            <w:r>
+              <w:rPr>
+                <w:i/>
+                <w:color w:val="156082"/>
+                <w:sz w:val="32"/>
+                <w:szCs w:val="32"/>
+              </w:rPr>
+              <w:t xml:space="preserve"> </w:t>
+            </w:r>
+            <w:r>
+              <w:rPr>
+                <w:i/>
+                <w:iCs/>
+                <w:sz w:val="32"/>
+                <w:szCs w:val="32"/>
+                <w:lang w:val="fr-FR"/>
+              </w:rPr>
+              <w:t>Taufique Ahmed</w:t>
             </w:r>
           </w:p>
         </w:tc>
@@ -606,6 +723,87 @@
               <w:spacing w:line="480" w:lineRule="auto"/>
               <w:rPr>
                 <w:i/>
+                <w:color w:val="156082"/>
+                <w:sz w:val="32"/>
+                <w:szCs w:val="32"/>
+              </w:rPr>
+            </w:pPr>
+            <w:r>
+              <w:rPr>
+                <w:i/>
+                <w:color w:val="156082"/>
+                <w:sz w:val="32"/>
+                <w:szCs w:val="32"/>
+              </w:rPr>
+              <w:t>Assessment Due Date</w:t>
+            </w:r>
+            <w:r>
+              <w:rPr>
+                <w:i/>
+                <w:color w:val="156082"/>
+                <w:sz w:val="32"/>
+                <w:szCs w:val="32"/>
+              </w:rPr>
+              <w:t xml:space="preserve"> </w:t>
+            </w:r>
+            <w:r>
+              <w:rPr>
+                <w:i/>
+                <w:sz w:val="32"/>
+                <w:szCs w:val="32"/>
+              </w:rPr>
+              <w:t>21</w:t>
+            </w:r>
+            <w:r>
+              <w:rPr>
+                <w:i/>
+                <w:sz w:val="32"/>
+                <w:szCs w:val="32"/>
+              </w:rPr>
+              <w:t>/09/2026</w:t>
+            </w:r>
+          </w:p>
+        </w:tc>
+        <w:tc>
+          <w:tcPr>
+            <w:tcW w:w="5759" w:type="dxa"/>
+            <w:tcBorders>
+              <w:top w:val="nil"/>
+              <w:left w:val="nil"/>
+              <w:bottom w:val="nil"/>
+              <w:right w:val="nil"/>
+            </w:tcBorders>
+          </w:tcPr>
+          <w:p>
+            <w:pPr>
+              <w:spacing w:line="480" w:lineRule="auto"/>
+              <w:rPr>
+                <w:color w:val="000000"/>
+                <w:sz w:val="32"/>
+                <w:szCs w:val="32"/>
+              </w:rPr>
+            </w:pPr>
+          </w:p>
+        </w:tc>
+      </w:tr>
+      <w:tr>
+        <w:tc>
+          <w:tcPr>
+            <w:tcW w:w="3312" w:type="dxa"/>
+            <w:tcBorders>
+              <w:top w:val="nil"/>
+              <w:left w:val="nil"/>
+              <w:bottom w:val="nil"/>
+              <w:right w:val="nil"/>
+            </w:tcBorders>
+            <w:hideMark/>
+          </w:tcPr>
+          <w:p>
+            <w:pPr>
+              <w:spacing w:line="480" w:lineRule="auto"/>
+              <w:rPr>
+                <w:i/>
+                <w:iCs/>
                 <w:color w:val="156082"/>
                 <w:sz w:val="32"/>
                 <w:szCs w:val="32"/>
@@ -619,18 +817,9 @@
                 <w:sz w:val="32"/>
                 <w:szCs w:val="32"/>
               </w:rPr>
-              <w:t>Lecturer/Supervisor</w:t>
-            </w:r>
-            <w:r>
-              <w:rPr>
-                <w:i/>
-                <w:color w:val="156082"/>
-                <w:sz w:val="32"/>
-                <w:szCs w:val="32"/>
-              </w:rPr>
-              <w:t xml:space="preserve"> </w:t>
-            </w:r>
-            <w:proofErr w:type="spellStart"/>
+              <w:t xml:space="preserve">Date of </w:t>
+            </w:r>
+            <w:proofErr w:type="gramStart"/>
             <w:r>
               <w:rPr>
                 <w:i/>
@@ -638,11 +827,9 @@
                 <w:color w:val="156082" w:themeColor="accent1"/>
                 <w:sz w:val="32"/>
                 <w:szCs w:val="32"/>
-                <w:lang w:val="fr-FR"/>
-              </w:rPr>
-              <w:t>Taufique</w:t>
-            </w:r>
-            <w:proofErr w:type="spellEnd"/>
+              </w:rPr>
+              <w:t>Submission</w:t>
+            </w:r>
             <w:r>
               <w:rPr>
                 <w:i/>
@@ -650,185 +837,27 @@
                 <w:color w:val="156082" w:themeColor="accent1"/>
                 <w:sz w:val="32"/>
                 <w:szCs w:val="32"/>
-                <w:lang w:val="fr-FR"/>
-              </w:rPr>
-              <w:t xml:space="preserve"> Ahmed</w:t>
-            </w:r>
-          </w:p>
-        </w:tc>
-        <w:tc>
-          <w:tcPr>
-            <w:tcW w:w="5759" w:type="dxa"/>
-            <w:tcBorders>
-              <w:top w:val="nil"/>
-              <w:left w:val="nil"/>
-              <w:bottom w:val="nil"/>
-              <w:right w:val="nil"/>
-            </w:tcBorders>
-          </w:tcPr>
-          <w:p>
-            <w:pPr>
-              <w:spacing w:line="480" w:lineRule="auto"/>
-              <w:rPr>
-                <w:color w:val="000000"/>
+              </w:rPr>
+              <w:t xml:space="preserve">  </w:t>
+            </w:r>
+            <w:r>
+              <w:rPr>
+                <w:i/>
+                <w:iCs/>
                 <w:sz w:val="32"/>
                 <w:szCs w:val="32"/>
               </w:rPr>
-            </w:pPr>
-          </w:p>
-        </w:tc>
-      </w:tr>
-      <w:tr>
-        <w:tc>
-          <w:tcPr>
-            <w:tcW w:w="3312" w:type="dxa"/>
-            <w:tcBorders>
-              <w:top w:val="nil"/>
-              <w:left w:val="nil"/>
-              <w:bottom w:val="nil"/>
-              <w:right w:val="nil"/>
-            </w:tcBorders>
-            <w:hideMark/>
-          </w:tcPr>
-          <w:p>
-            <w:pPr>
-              <w:spacing w:line="480" w:lineRule="auto"/>
+              <w:t>23</w:t>
+            </w:r>
+            <w:proofErr w:type="gramEnd"/>
+            <w:r>
               <w:rPr>
                 <w:i/>
-                <w:color w:val="156082"/>
+                <w:iCs/>
                 <w:sz w:val="32"/>
                 <w:szCs w:val="32"/>
               </w:rPr>
-            </w:pPr>
-            <w:r>
-              <w:rPr>
-                <w:i/>
-                <w:color w:val="156082"/>
-                <w:sz w:val="32"/>
-                <w:szCs w:val="32"/>
-              </w:rPr>
-              <w:t>Assessment Due Date</w:t>
-            </w:r>
-            <w:r>
-              <w:rPr>
-                <w:i/>
-                <w:color w:val="156082"/>
-                <w:sz w:val="32"/>
-                <w:szCs w:val="32"/>
-              </w:rPr>
-              <w:t xml:space="preserve"> </w:t>
-            </w:r>
-            <w:ins w:id="1" w:author="naomie mboma" w:date="2026-04-19T22:08:00Z">
-              <w:r>
-                <w:rPr>
-                  <w:i/>
-                  <w:color w:val="156082"/>
-                  <w:sz w:val="32"/>
-                  <w:szCs w:val="32"/>
-                </w:rPr>
-                <w:t>1</w:t>
-              </w:r>
-            </w:ins>
-            <w:ins w:id="2" w:author="naomie mboma" w:date="2026-04-19T22:11:00Z">
-              <w:r>
-                <w:rPr>
-                  <w:i/>
-                  <w:color w:val="156082"/>
-                  <w:sz w:val="32"/>
-                  <w:szCs w:val="32"/>
-                </w:rPr>
-                <w:t>2/03/2026</w:t>
-              </w:r>
-            </w:ins>
-          </w:p>
-        </w:tc>
-        <w:tc>
-          <w:tcPr>
-            <w:tcW w:w="5759" w:type="dxa"/>
-            <w:tcBorders>
-              <w:top w:val="nil"/>
-              <w:left w:val="nil"/>
-              <w:bottom w:val="nil"/>
-              <w:right w:val="nil"/>
-            </w:tcBorders>
-          </w:tcPr>
-          <w:p>
-            <w:pPr>
-              <w:spacing w:line="480" w:lineRule="auto"/>
-              <w:rPr>
-                <w:color w:val="000000"/>
-                <w:sz w:val="32"/>
-                <w:szCs w:val="32"/>
-              </w:rPr>
-            </w:pPr>
-          </w:p>
-        </w:tc>
-      </w:tr>
-      <w:tr>
-        <w:tc>
-          <w:tcPr>
-            <w:tcW w:w="3312" w:type="dxa"/>
-            <w:tcBorders>
-              <w:top w:val="nil"/>
-              <w:left w:val="nil"/>
-              <w:bottom w:val="nil"/>
-              <w:right w:val="nil"/>
-            </w:tcBorders>
-            <w:hideMark/>
-          </w:tcPr>
-          <w:p>
-            <w:pPr>
-              <w:spacing w:line="480" w:lineRule="auto"/>
-              <w:rPr>
-                <w:ins w:id="3" w:author="naomie mboma" w:date="2026-04-19T22:08:00Z"/>
-                <w:i/>
-                <w:iCs/>
-                <w:color w:val="156082"/>
-                <w:sz w:val="32"/>
-                <w:szCs w:val="32"/>
-              </w:rPr>
-            </w:pPr>
-            <w:r>
-              <w:rPr>
-                <w:i/>
-                <w:iCs/>
-                <w:color w:val="156082" w:themeColor="accent1"/>
-                <w:sz w:val="32"/>
-                <w:szCs w:val="32"/>
-              </w:rPr>
-              <w:t>Date of Submission</w:t>
-            </w:r>
-            <w:r>
-              <w:rPr>
-                <w:i/>
-                <w:iCs/>
-                <w:color w:val="156082" w:themeColor="accent1"/>
-                <w:sz w:val="32"/>
-                <w:szCs w:val="32"/>
-              </w:rPr>
-              <w:t xml:space="preserve">  </w:t>
-            </w:r>
-          </w:p>
-          <w:p>
-            <w:pPr>
-              <w:spacing w:line="480" w:lineRule="auto"/>
-              <w:rPr>
-                <w:i/>
-                <w:iCs/>
-                <w:color w:val="FF0000"/>
-                <w:sz w:val="32"/>
-                <w:szCs w:val="32"/>
-              </w:rPr>
-            </w:pPr>
-            <w:r>
-              <w:rPr>
-                <w:i/>
-                <w:iCs/>
-                <w:color w:val="FF0000"/>
-                <w:sz w:val="32"/>
-                <w:szCs w:val="32"/>
-              </w:rPr>
-              <w:t>19/10/2026</w:t>
+              <w:t>/10/2026</w:t>
             </w:r>
           </w:p>
         </w:tc>
@@ -904,26 +933,15 @@
       </w:r>
       <w:r>
         <w:rPr>
-          <w:b/>
-          <w:bCs/>
           <w:sz w:val="28"/>
           <w:szCs w:val="28"/>
         </w:rPr>
-        <w:t>[</w:t>
+        <w:t>IA such as chat GPT, Claude and Gemini</w:t>
       </w:r>
       <w:r>
         <w:rPr>
           <w:b/>
           <w:bCs/>
-          <w:color w:val="FF0000"/>
-          <w:sz w:val="28"/>
-          <w:szCs w:val="28"/>
-        </w:rPr>
-        <w:t>enter name of the AI tool you used]</w:t>
-      </w:r>
-      <w:r>
-        <w:rPr>
-          <w:color w:val="FF0000"/>
           <w:sz w:val="28"/>
           <w:szCs w:val="28"/>
         </w:rPr>
@@ -938,22 +956,17 @@
       </w:r>
       <w:r>
         <w:rPr>
-          <w:b/>
-          <w:bCs/>
           <w:sz w:val="28"/>
           <w:szCs w:val="28"/>
         </w:rPr>
-        <w:t>[</w:t>
+        <w:t>understanding better the view of the project, and how my title is interesting for the</w:t>
       </w:r>
       <w:r>
         <w:rPr>
-          <w:b/>
-          <w:bCs/>
-          <w:color w:val="FF0000"/>
           <w:sz w:val="28"/>
           <w:szCs w:val="28"/>
         </w:rPr>
-        <w:t xml:space="preserve">provide a brief explanation of how you used the tool]. </w:t>
+        <w:t xml:space="preserve"> </w:t>
       </w:r>
     </w:p>
     <w:p>
@@ -996,31 +1009,32 @@
         <w:t>Abstract</w:t>
       </w:r>
     </w:p>
-    <w:p/>
     <w:p>
       <w:pPr>
+        <w:spacing w:before="240" w:after="240"/>
         <w:rPr>
-          <w:color w:val="FF0000"/>
+          <w:rFonts w:ascii="Aptos" w:eastAsia="Aptos" w:hAnsi="Aptos" w:cs="Aptos"/>
+          <w:color w:val="000000" w:themeColor="text1"/>
+          <w:sz w:val="24"/>
+          <w:szCs w:val="24"/>
+          <w:lang w:val="en-US"/>
         </w:rPr>
       </w:pPr>
       <w:r>
         <w:rPr>
-          <w:color w:val="FF0000"/>
+          <w:rFonts w:ascii="Aptos" w:eastAsia="Aptos" w:hAnsi="Aptos" w:cs="Aptos"/>
+          <w:color w:val="000000" w:themeColor="text1"/>
+          <w:sz w:val="24"/>
+          <w:szCs w:val="24"/>
         </w:rPr>
-        <w:t xml:space="preserve">[NOTE: This section is designated for the abstract. Abstracts are not assigned page numbers and should precede the table of contents. If an abstract is unnecessary for your work, please delete this page.] </w:t>
+        <w:t>Factors such as transportation routes, delivery delays, logistical challenges, geopolitical events and unexpected disruptions can affect supply chain costs and, consequently, consumer prices. Understanding these factors is essential for businesses seeking to improve their operational efficiency while remaining competitive in the market.</w:t>
       </w:r>
     </w:p>
     <w:p>
       <w:pPr>
         <w:rPr>
           <w:color w:val="FF0000"/>
-        </w:rPr>
-      </w:pPr>
-    </w:p>
-    <w:p>
-      <w:pPr>
-        <w:rPr>
-          <w:color w:val="FF0000"/>
+          <w:lang w:val="en-US"/>
         </w:rPr>
       </w:pPr>
     </w:p>
@@ -1053,6 +1067,8 @@
     <w:p/>
     <w:p/>
     <w:p/>
+    <w:p/>
+    <w:p/>
     <w:p>
       <w:pPr>
         <w:keepNext/>
@@ -1079,20 +1095,63 @@
           <w:sz w:val="32"/>
           <w:szCs w:val="32"/>
         </w:rPr>
-        <w:lastRenderedPageBreak/>
         <w:t>Contents</w:t>
       </w:r>
     </w:p>
+    <w:p>
+      <w:pPr>
+        <w:keepNext/>
+        <w:keepLines/>
+        <w:pBdr>
+          <w:top w:val="nil"/>
+          <w:left w:val="nil"/>
+          <w:bottom w:val="nil"/>
+          <w:right w:val="nil"/>
+          <w:between w:val="nil"/>
+        </w:pBdr>
+        <w:spacing w:before="240" w:after="0" w:line="240" w:lineRule="auto"/>
+        <w:rPr>
+          <w:rFonts w:ascii="Play" w:eastAsia="Play" w:hAnsi="Play" w:cs="Play"/>
+          <w:color w:val="0F4761"/>
+          <w:sz w:val="32"/>
+          <w:szCs w:val="32"/>
+        </w:rPr>
+      </w:pPr>
+    </w:p>
     <w:sdt>
       <w:sdtPr>
-        <w:id w:val="-1939593324"/>
+        <w:rPr>
+          <w:rFonts w:ascii="Calibri" w:eastAsia="Calibri" w:hAnsi="Calibri" w:cs="Calibri"/>
+          <w:color w:val="auto"/>
+          <w:spacing w:val="0"/>
+          <w:sz w:val="22"/>
+          <w:szCs w:val="22"/>
+          <w:lang w:val="en-GB"/>
+        </w:rPr>
+        <w:id w:val="836492460"/>
         <w:docPartObj>
           <w:docPartGallery w:val="Table of Contents"/>
           <w:docPartUnique/>
         </w:docPartObj>
       </w:sdtPr>
-      <w:sdtEndPr/>
+      <w:sdtEndPr>
+        <w:rPr>
+          <w:b/>
+          <w:bCs/>
+        </w:rPr>
+      </w:sdtEndPr>
       <w:sdtContent>
+        <w:p>
+          <w:pPr>
+            <w:pStyle w:val="TOCHeading"/>
+          </w:pPr>
+          <w:r>
+            <w:rPr>
+              <w:lang w:val="en-GB"/>
+            </w:rPr>
+            <w:t>Contents</w:t>
+          </w:r>
+        </w:p>
         <w:p>
           <w:pPr>
             <w:pStyle w:val="TOC1"/>
@@ -1113,32 +1172,18 @@
             <w:fldChar w:fldCharType="begin"/>
           </w:r>
           <w:r>
-            <w:instrText xml:space="preserve"> TOC \h \u \z \t "Heading 1,1,Heading 2,2,Heading 3,3,"</w:instrText>
+            <w:instrText xml:space="preserve"> TOC \o "1-3" \h \z \u </w:instrText>
           </w:r>
           <w:r>
             <w:fldChar w:fldCharType="separate"/>
           </w:r>
-          <w:hyperlink w:anchor="_Toc243316649" w:history="1">
+          <w:hyperlink w:anchor="_Toc243317719" w:history="1">
             <w:r>
               <w:rPr>
                 <w:rStyle w:val="Hyperlink"/>
                 <w:noProof/>
               </w:rPr>
-              <w:t>Introducti</w:t>
-            </w:r>
-            <w:r>
-              <w:rPr>
-                <w:rStyle w:val="Hyperlink"/>
-                <w:noProof/>
-              </w:rPr>
-              <w:t>o</w:t>
-            </w:r>
-            <w:r>
-              <w:rPr>
-                <w:rStyle w:val="Hyperlink"/>
-                <w:noProof/>
-              </w:rPr>
-              <w:t>n</w:t>
+              <w:t>Introduction</w:t>
             </w:r>
             <w:r>
               <w:rPr>
@@ -1159,7 +1204,7 @@
                 <w:noProof/>
                 <w:webHidden/>
               </w:rPr>
-              <w:instrText xml:space="preserve"> PAGEREF _Toc243316649 \h </w:instrText>
+              <w:instrText xml:space="preserve"> PAGEREF _Toc243317719 \h </w:instrText>
             </w:r>
             <w:r>
               <w:rPr>
@@ -1206,27 +1251,87 @@
               <w14:ligatures w14:val="standardContextual"/>
             </w:rPr>
           </w:pPr>
-          <w:hyperlink w:anchor="_Toc243316650" w:history="1">
+          <w:hyperlink w:anchor="_Toc243317720" w:history="1">
             <w:r>
               <w:rPr>
                 <w:rStyle w:val="Hyperlink"/>
                 <w:noProof/>
               </w:rPr>
-              <w:t xml:space="preserve">Problem </w:t>
-            </w:r>
+              <w:t>Problem Definition</w:t>
+            </w:r>
+            <w:r>
+              <w:rPr>
+                <w:noProof/>
+                <w:webHidden/>
+              </w:rPr>
+              <w:tab/>
+            </w:r>
+            <w:r>
+              <w:rPr>
+                <w:noProof/>
+                <w:webHidden/>
+              </w:rPr>
+              <w:fldChar w:fldCharType="begin"/>
+            </w:r>
+            <w:r>
+              <w:rPr>
+                <w:noProof/>
+                <w:webHidden/>
+              </w:rPr>
+              <w:instrText xml:space="preserve"> PAGEREF _Toc243317720 \h </w:instrText>
+            </w:r>
+            <w:r>
+              <w:rPr>
+                <w:noProof/>
+                <w:webHidden/>
+              </w:rPr>
+            </w:r>
+            <w:r>
+              <w:rPr>
+                <w:noProof/>
+                <w:webHidden/>
+              </w:rPr>
+              <w:fldChar w:fldCharType="separate"/>
+            </w:r>
+            <w:r>
+              <w:rPr>
+                <w:noProof/>
+                <w:webHidden/>
+              </w:rPr>
+              <w:t>1</w:t>
+            </w:r>
+            <w:r>
+              <w:rPr>
+                <w:noProof/>
+                <w:webHidden/>
+              </w:rPr>
+              <w:fldChar w:fldCharType="end"/>
+            </w:r>
+          </w:hyperlink>
+        </w:p>
+        <w:p>
+          <w:pPr>
+            <w:pStyle w:val="TOC1"/>
+            <w:tabs>
+              <w:tab w:val="right" w:leader="dot" w:pos="9016"/>
+            </w:tabs>
+            <w:rPr>
+              <w:rFonts w:asciiTheme="minorHAnsi" w:eastAsiaTheme="minorEastAsia" w:hAnsiTheme="minorHAnsi" w:cstheme="minorBidi"/>
+              <w:noProof/>
+              <w:kern w:val="2"/>
+              <w:sz w:val="24"/>
+              <w:szCs w:val="24"/>
+              <w:lang w:eastAsia="zh-CN"/>
+              <w14:ligatures w14:val="standardContextual"/>
+            </w:rPr>
+          </w:pPr>
+          <w:hyperlink w:anchor="_Toc243317721" w:history="1">
             <w:r>
               <w:rPr>
                 <w:rStyle w:val="Hyperlink"/>
                 <w:noProof/>
               </w:rPr>
-              <w:t>D</w:t>
-            </w:r>
-            <w:r>
-              <w:rPr>
-                <w:rStyle w:val="Hyperlink"/>
-                <w:noProof/>
-              </w:rPr>
-              <w:t xml:space="preserve">efinition </w:t>
+              <w:t>Aim and Objectives</w:t>
             </w:r>
             <w:r>
               <w:rPr>
@@ -1247,7 +1352,7 @@
                 <w:noProof/>
                 <w:webHidden/>
               </w:rPr>
-              <w:instrText xml:space="preserve"> PAGEREF _Toc243316650 \h </w:instrText>
+              <w:instrText xml:space="preserve"> PAGEREF _Toc243317721 \h </w:instrText>
             </w:r>
             <w:r>
               <w:rPr>
@@ -1294,13 +1399,13 @@
               <w14:ligatures w14:val="standardContextual"/>
             </w:rPr>
           </w:pPr>
-          <w:hyperlink w:anchor="_Toc243316651" w:history="1">
+          <w:hyperlink w:anchor="_Toc243317722" w:history="1">
             <w:r>
               <w:rPr>
                 <w:rStyle w:val="Hyperlink"/>
                 <w:noProof/>
               </w:rPr>
-              <w:t>Chapter 1.1</w:t>
+              <w:t>Specific Objectives</w:t>
             </w:r>
             <w:r>
               <w:rPr>
@@ -1321,7 +1426,7 @@
                 <w:noProof/>
                 <w:webHidden/>
               </w:rPr>
-              <w:instrText xml:space="preserve"> PAGEREF _Toc243316651 \h </w:instrText>
+              <w:instrText xml:space="preserve"> PAGEREF _Toc243317722 \h </w:instrText>
             </w:r>
             <w:r>
               <w:rPr>
@@ -1342,80 +1447,6 @@
                 <w:webHidden/>
               </w:rPr>
               <w:t>1</w:t>
-            </w:r>
-            <w:r>
-              <w:rPr>
-                <w:noProof/>
-                <w:webHidden/>
-              </w:rPr>
-              <w:fldChar w:fldCharType="end"/>
-            </w:r>
-          </w:hyperlink>
-        </w:p>
-        <w:p>
-          <w:pPr>
-            <w:pStyle w:val="TOC3"/>
-            <w:tabs>
-              <w:tab w:val="right" w:leader="dot" w:pos="9016"/>
-            </w:tabs>
-            <w:rPr>
-              <w:rFonts w:asciiTheme="minorHAnsi" w:eastAsiaTheme="minorEastAsia" w:hAnsiTheme="minorHAnsi" w:cstheme="minorBidi"/>
-              <w:noProof/>
-              <w:kern w:val="2"/>
-              <w:sz w:val="24"/>
-              <w:szCs w:val="24"/>
-              <w:lang w:eastAsia="zh-CN"/>
-              <w14:ligatures w14:val="standardContextual"/>
-            </w:rPr>
-          </w:pPr>
-          <w:hyperlink w:anchor="_Toc243316652" w:history="1">
-            <w:r>
-              <w:rPr>
-                <w:rStyle w:val="Hyperlink"/>
-                <w:noProof/>
-              </w:rPr>
-              <w:t>Chapter 1.1.1.</w:t>
-            </w:r>
-            <w:r>
-              <w:rPr>
-                <w:noProof/>
-                <w:webHidden/>
-              </w:rPr>
-              <w:tab/>
-            </w:r>
-            <w:r>
-              <w:rPr>
-                <w:noProof/>
-                <w:webHidden/>
-              </w:rPr>
-              <w:fldChar w:fldCharType="begin"/>
-            </w:r>
-            <w:r>
-              <w:rPr>
-                <w:noProof/>
-                <w:webHidden/>
-              </w:rPr>
-              <w:instrText xml:space="preserve"> PAGEREF _Toc243316652 \h </w:instrText>
-            </w:r>
-            <w:r>
-              <w:rPr>
-                <w:noProof/>
-                <w:webHidden/>
-              </w:rPr>
-            </w:r>
-            <w:r>
-              <w:rPr>
-                <w:noProof/>
-                <w:webHidden/>
-              </w:rPr>
-              <w:fldChar w:fldCharType="separate"/>
-            </w:r>
-            <w:r>
-              <w:rPr>
-                <w:noProof/>
-                <w:webHidden/>
-              </w:rPr>
-              <w:t>2</w:t>
             </w:r>
             <w:r>
               <w:rPr>
@@ -1442,13 +1473,13 @@
               <w14:ligatures w14:val="standardContextual"/>
             </w:rPr>
           </w:pPr>
-          <w:hyperlink w:anchor="_Toc243316653" w:history="1">
+          <w:hyperlink w:anchor="_Toc243317723" w:history="1">
             <w:r>
               <w:rPr>
                 <w:rStyle w:val="Hyperlink"/>
                 <w:noProof/>
               </w:rPr>
-              <w:t>References</w:t>
+              <w:t>Scope</w:t>
             </w:r>
             <w:r>
               <w:rPr>
@@ -1469,7 +1500,7 @@
                 <w:noProof/>
                 <w:webHidden/>
               </w:rPr>
-              <w:instrText xml:space="preserve"> PAGEREF _Toc243316653 \h </w:instrText>
+              <w:instrText xml:space="preserve"> PAGEREF _Toc243317723 \h </w:instrText>
             </w:r>
             <w:r>
               <w:rPr>
@@ -1489,7 +1520,7 @@
                 <w:noProof/>
                 <w:webHidden/>
               </w:rPr>
-              <w:t>5</w:t>
+              <w:t>2</w:t>
             </w:r>
             <w:r>
               <w:rPr>
@@ -1516,13 +1547,13 @@
               <w14:ligatures w14:val="standardContextual"/>
             </w:rPr>
           </w:pPr>
-          <w:hyperlink w:anchor="_Toc243316654" w:history="1">
+          <w:hyperlink w:anchor="_Toc243317724" w:history="1">
             <w:r>
               <w:rPr>
                 <w:rStyle w:val="Hyperlink"/>
                 <w:noProof/>
               </w:rPr>
-              <w:t>Appendix</w:t>
+              <w:t>Methodology</w:t>
             </w:r>
             <w:r>
               <w:rPr>
@@ -1543,7 +1574,7 @@
                 <w:noProof/>
                 <w:webHidden/>
               </w:rPr>
-              <w:instrText xml:space="preserve"> PAGEREF _Toc243316654 \h </w:instrText>
+              <w:instrText xml:space="preserve"> PAGEREF _Toc243317724 \h </w:instrText>
             </w:r>
             <w:r>
               <w:rPr>
@@ -1563,7 +1594,451 @@
                 <w:noProof/>
                 <w:webHidden/>
               </w:rPr>
-              <w:t>7</w:t>
+              <w:t>2</w:t>
+            </w:r>
+            <w:r>
+              <w:rPr>
+                <w:noProof/>
+                <w:webHidden/>
+              </w:rPr>
+              <w:fldChar w:fldCharType="end"/>
+            </w:r>
+          </w:hyperlink>
+        </w:p>
+        <w:p>
+          <w:pPr>
+            <w:pStyle w:val="TOC1"/>
+            <w:tabs>
+              <w:tab w:val="right" w:leader="dot" w:pos="9016"/>
+            </w:tabs>
+            <w:rPr>
+              <w:rFonts w:asciiTheme="minorHAnsi" w:eastAsiaTheme="minorEastAsia" w:hAnsiTheme="minorHAnsi" w:cstheme="minorBidi"/>
+              <w:noProof/>
+              <w:kern w:val="2"/>
+              <w:sz w:val="24"/>
+              <w:szCs w:val="24"/>
+              <w:lang w:eastAsia="zh-CN"/>
+              <w14:ligatures w14:val="standardContextual"/>
+            </w:rPr>
+          </w:pPr>
+          <w:hyperlink w:anchor="_Toc243317725" w:history="1">
+            <w:r>
+              <w:rPr>
+                <w:rStyle w:val="Hyperlink"/>
+                <w:noProof/>
+              </w:rPr>
+              <w:t>Data Sources</w:t>
+            </w:r>
+            <w:r>
+              <w:rPr>
+                <w:noProof/>
+                <w:webHidden/>
+              </w:rPr>
+              <w:tab/>
+            </w:r>
+            <w:r>
+              <w:rPr>
+                <w:noProof/>
+                <w:webHidden/>
+              </w:rPr>
+              <w:fldChar w:fldCharType="begin"/>
+            </w:r>
+            <w:r>
+              <w:rPr>
+                <w:noProof/>
+                <w:webHidden/>
+              </w:rPr>
+              <w:instrText xml:space="preserve"> PAGEREF _Toc243317725 \h </w:instrText>
+            </w:r>
+            <w:r>
+              <w:rPr>
+                <w:noProof/>
+                <w:webHidden/>
+              </w:rPr>
+            </w:r>
+            <w:r>
+              <w:rPr>
+                <w:noProof/>
+                <w:webHidden/>
+              </w:rPr>
+              <w:fldChar w:fldCharType="separate"/>
+            </w:r>
+            <w:r>
+              <w:rPr>
+                <w:noProof/>
+                <w:webHidden/>
+              </w:rPr>
+              <w:t>3</w:t>
+            </w:r>
+            <w:r>
+              <w:rPr>
+                <w:noProof/>
+                <w:webHidden/>
+              </w:rPr>
+              <w:fldChar w:fldCharType="end"/>
+            </w:r>
+          </w:hyperlink>
+        </w:p>
+        <w:p>
+          <w:pPr>
+            <w:pStyle w:val="TOC1"/>
+            <w:tabs>
+              <w:tab w:val="right" w:leader="dot" w:pos="9016"/>
+            </w:tabs>
+            <w:rPr>
+              <w:rFonts w:asciiTheme="minorHAnsi" w:eastAsiaTheme="minorEastAsia" w:hAnsiTheme="minorHAnsi" w:cstheme="minorBidi"/>
+              <w:noProof/>
+              <w:kern w:val="2"/>
+              <w:sz w:val="24"/>
+              <w:szCs w:val="24"/>
+              <w:lang w:eastAsia="zh-CN"/>
+              <w14:ligatures w14:val="standardContextual"/>
+            </w:rPr>
+          </w:pPr>
+          <w:hyperlink w:anchor="_Toc243317726" w:history="1">
+            <w:r>
+              <w:rPr>
+                <w:rStyle w:val="Hyperlink"/>
+                <w:noProof/>
+              </w:rPr>
+              <w:t>Expected Deliverables</w:t>
+            </w:r>
+            <w:r>
+              <w:rPr>
+                <w:noProof/>
+                <w:webHidden/>
+              </w:rPr>
+              <w:tab/>
+            </w:r>
+            <w:r>
+              <w:rPr>
+                <w:noProof/>
+                <w:webHidden/>
+              </w:rPr>
+              <w:fldChar w:fldCharType="begin"/>
+            </w:r>
+            <w:r>
+              <w:rPr>
+                <w:noProof/>
+                <w:webHidden/>
+              </w:rPr>
+              <w:instrText xml:space="preserve"> PAGEREF _Toc243317726 \h </w:instrText>
+            </w:r>
+            <w:r>
+              <w:rPr>
+                <w:noProof/>
+                <w:webHidden/>
+              </w:rPr>
+            </w:r>
+            <w:r>
+              <w:rPr>
+                <w:noProof/>
+                <w:webHidden/>
+              </w:rPr>
+              <w:fldChar w:fldCharType="separate"/>
+            </w:r>
+            <w:r>
+              <w:rPr>
+                <w:noProof/>
+                <w:webHidden/>
+              </w:rPr>
+              <w:t>3</w:t>
+            </w:r>
+            <w:r>
+              <w:rPr>
+                <w:noProof/>
+                <w:webHidden/>
+              </w:rPr>
+              <w:fldChar w:fldCharType="end"/>
+            </w:r>
+          </w:hyperlink>
+        </w:p>
+        <w:p>
+          <w:pPr>
+            <w:pStyle w:val="TOC1"/>
+            <w:tabs>
+              <w:tab w:val="right" w:leader="dot" w:pos="9016"/>
+            </w:tabs>
+            <w:rPr>
+              <w:rFonts w:asciiTheme="minorHAnsi" w:eastAsiaTheme="minorEastAsia" w:hAnsiTheme="minorHAnsi" w:cstheme="minorBidi"/>
+              <w:noProof/>
+              <w:kern w:val="2"/>
+              <w:sz w:val="24"/>
+              <w:szCs w:val="24"/>
+              <w:lang w:eastAsia="zh-CN"/>
+              <w14:ligatures w14:val="standardContextual"/>
+            </w:rPr>
+          </w:pPr>
+          <w:hyperlink w:anchor="_Toc243317727" w:history="1">
+            <w:r>
+              <w:rPr>
+                <w:rStyle w:val="Hyperlink"/>
+                <w:noProof/>
+              </w:rPr>
+              <w:t>Project Timeline using Gantt Chart</w:t>
+            </w:r>
+            <w:r>
+              <w:rPr>
+                <w:noProof/>
+                <w:webHidden/>
+              </w:rPr>
+              <w:tab/>
+            </w:r>
+            <w:r>
+              <w:rPr>
+                <w:noProof/>
+                <w:webHidden/>
+              </w:rPr>
+              <w:fldChar w:fldCharType="begin"/>
+            </w:r>
+            <w:r>
+              <w:rPr>
+                <w:noProof/>
+                <w:webHidden/>
+              </w:rPr>
+              <w:instrText xml:space="preserve"> PAGEREF _Toc243317727 \h </w:instrText>
+            </w:r>
+            <w:r>
+              <w:rPr>
+                <w:noProof/>
+                <w:webHidden/>
+              </w:rPr>
+            </w:r>
+            <w:r>
+              <w:rPr>
+                <w:noProof/>
+                <w:webHidden/>
+              </w:rPr>
+              <w:fldChar w:fldCharType="separate"/>
+            </w:r>
+            <w:r>
+              <w:rPr>
+                <w:noProof/>
+                <w:webHidden/>
+              </w:rPr>
+              <w:t>3</w:t>
+            </w:r>
+            <w:r>
+              <w:rPr>
+                <w:noProof/>
+                <w:webHidden/>
+              </w:rPr>
+              <w:fldChar w:fldCharType="end"/>
+            </w:r>
+          </w:hyperlink>
+        </w:p>
+        <w:p>
+          <w:pPr>
+            <w:pStyle w:val="TOC1"/>
+            <w:tabs>
+              <w:tab w:val="right" w:leader="dot" w:pos="9016"/>
+            </w:tabs>
+            <w:rPr>
+              <w:rFonts w:asciiTheme="minorHAnsi" w:eastAsiaTheme="minorEastAsia" w:hAnsiTheme="minorHAnsi" w:cstheme="minorBidi"/>
+              <w:noProof/>
+              <w:kern w:val="2"/>
+              <w:sz w:val="24"/>
+              <w:szCs w:val="24"/>
+              <w:lang w:eastAsia="zh-CN"/>
+              <w14:ligatures w14:val="standardContextual"/>
+            </w:rPr>
+          </w:pPr>
+          <w:hyperlink w:anchor="_Toc243317728" w:history="1">
+            <w:r>
+              <w:rPr>
+                <w:rStyle w:val="Hyperlink"/>
+                <w:noProof/>
+              </w:rPr>
+              <w:t>Ethical and Legal Considerations</w:t>
+            </w:r>
+            <w:r>
+              <w:rPr>
+                <w:noProof/>
+                <w:webHidden/>
+              </w:rPr>
+              <w:tab/>
+            </w:r>
+            <w:r>
+              <w:rPr>
+                <w:noProof/>
+                <w:webHidden/>
+              </w:rPr>
+              <w:fldChar w:fldCharType="begin"/>
+            </w:r>
+            <w:r>
+              <w:rPr>
+                <w:noProof/>
+                <w:webHidden/>
+              </w:rPr>
+              <w:instrText xml:space="preserve"> PAGEREF _Toc243317728 \h </w:instrText>
+            </w:r>
+            <w:r>
+              <w:rPr>
+                <w:noProof/>
+                <w:webHidden/>
+              </w:rPr>
+            </w:r>
+            <w:r>
+              <w:rPr>
+                <w:noProof/>
+                <w:webHidden/>
+              </w:rPr>
+              <w:fldChar w:fldCharType="separate"/>
+            </w:r>
+            <w:r>
+              <w:rPr>
+                <w:noProof/>
+                <w:webHidden/>
+              </w:rPr>
+              <w:t>4</w:t>
+            </w:r>
+            <w:r>
+              <w:rPr>
+                <w:noProof/>
+                <w:webHidden/>
+              </w:rPr>
+              <w:fldChar w:fldCharType="end"/>
+            </w:r>
+          </w:hyperlink>
+        </w:p>
+        <w:p>
+          <w:pPr>
+            <w:pStyle w:val="TOC1"/>
+            <w:tabs>
+              <w:tab w:val="right" w:leader="dot" w:pos="9016"/>
+            </w:tabs>
+            <w:rPr>
+              <w:rFonts w:asciiTheme="minorHAnsi" w:eastAsiaTheme="minorEastAsia" w:hAnsiTheme="minorHAnsi" w:cstheme="minorBidi"/>
+              <w:noProof/>
+              <w:kern w:val="2"/>
+              <w:sz w:val="24"/>
+              <w:szCs w:val="24"/>
+              <w:lang w:eastAsia="zh-CN"/>
+              <w14:ligatures w14:val="standardContextual"/>
+            </w:rPr>
+          </w:pPr>
+          <w:hyperlink w:anchor="_Toc243317729" w:history="1">
+            <w:r>
+              <w:rPr>
+                <w:rStyle w:val="Hyperlink"/>
+                <w:noProof/>
+              </w:rPr>
+              <w:t>References</w:t>
+            </w:r>
+            <w:r>
+              <w:rPr>
+                <w:noProof/>
+                <w:webHidden/>
+              </w:rPr>
+              <w:tab/>
+            </w:r>
+            <w:r>
+              <w:rPr>
+                <w:noProof/>
+                <w:webHidden/>
+              </w:rPr>
+              <w:fldChar w:fldCharType="begin"/>
+            </w:r>
+            <w:r>
+              <w:rPr>
+                <w:noProof/>
+                <w:webHidden/>
+              </w:rPr>
+              <w:instrText xml:space="preserve"> PAGEREF _Toc243317729 \h </w:instrText>
+            </w:r>
+            <w:r>
+              <w:rPr>
+                <w:noProof/>
+                <w:webHidden/>
+              </w:rPr>
+            </w:r>
+            <w:r>
+              <w:rPr>
+                <w:noProof/>
+                <w:webHidden/>
+              </w:rPr>
+              <w:fldChar w:fldCharType="separate"/>
+            </w:r>
+            <w:r>
+              <w:rPr>
+                <w:noProof/>
+                <w:webHidden/>
+              </w:rPr>
+              <w:t>5</w:t>
+            </w:r>
+            <w:r>
+              <w:rPr>
+                <w:noProof/>
+                <w:webHidden/>
+              </w:rPr>
+              <w:fldChar w:fldCharType="end"/>
+            </w:r>
+          </w:hyperlink>
+        </w:p>
+        <w:p>
+          <w:pPr>
+            <w:pStyle w:val="TOC1"/>
+            <w:tabs>
+              <w:tab w:val="right" w:leader="dot" w:pos="9016"/>
+            </w:tabs>
+            <w:rPr>
+              <w:rFonts w:asciiTheme="minorHAnsi" w:eastAsiaTheme="minorEastAsia" w:hAnsiTheme="minorHAnsi" w:cstheme="minorBidi"/>
+              <w:noProof/>
+              <w:kern w:val="2"/>
+              <w:sz w:val="24"/>
+              <w:szCs w:val="24"/>
+              <w:lang w:eastAsia="zh-CN"/>
+              <w14:ligatures w14:val="standardContextual"/>
+            </w:rPr>
+          </w:pPr>
+          <w:hyperlink w:anchor="_Toc243317730" w:history="1">
+            <w:r>
+              <w:rPr>
+                <w:rStyle w:val="Hyperlink"/>
+                <w:noProof/>
+              </w:rPr>
+              <w:t>Appendix</w:t>
+            </w:r>
+            <w:r>
+              <w:rPr>
+                <w:noProof/>
+                <w:webHidden/>
+              </w:rPr>
+              <w:tab/>
+            </w:r>
+            <w:r>
+              <w:rPr>
+                <w:noProof/>
+                <w:webHidden/>
+              </w:rPr>
+              <w:fldChar w:fldCharType="begin"/>
+            </w:r>
+            <w:r>
+              <w:rPr>
+                <w:noProof/>
+                <w:webHidden/>
+              </w:rPr>
+              <w:instrText xml:space="preserve"> PAGEREF _Toc243317730 \h </w:instrText>
+            </w:r>
+            <w:r>
+              <w:rPr>
+                <w:noProof/>
+                <w:webHidden/>
+              </w:rPr>
+            </w:r>
+            <w:r>
+              <w:rPr>
+                <w:noProof/>
+                <w:webHidden/>
+              </w:rPr>
+              <w:fldChar w:fldCharType="separate"/>
+            </w:r>
+            <w:r>
+              <w:rPr>
+                <w:noProof/>
+                <w:webHidden/>
+              </w:rPr>
+              <w:t>6</w:t>
             </w:r>
             <w:r>
               <w:rPr>
@@ -1576,6 +2051,11 @@
         </w:p>
         <w:p>
           <w:r>
+            <w:rPr>
+              <w:b/>
+              <w:bCs/>
+              <w:lang w:val="en-GB"/>
+            </w:rPr>
             <w:fldChar w:fldCharType="end"/>
           </w:r>
         </w:p>
@@ -1598,12 +2078,12 @@
         <w:pStyle w:val="Heading1"/>
         <w:spacing w:after="0"/>
       </w:pPr>
-      <w:bookmarkStart w:id="4" w:name="_Toc243316649"/>
+      <w:bookmarkStart w:id="1" w:name="_Toc243317719"/>
       <w:r>
         <w:lastRenderedPageBreak/>
         <w:t>Introduction</w:t>
       </w:r>
-      <w:bookmarkEnd w:id="4"/>
+      <w:bookmarkEnd w:id="1"/>
     </w:p>
     <w:p>
       <w:pPr>
@@ -1645,27 +2125,6 @@
           <w:szCs w:val="24"/>
         </w:rPr>
         <w:t>However, the supply chain can also affect the final price paid by consumers. Transport costs, delivery delays, changes in transport routes, political events and other unexpected problems can increase business costs and lead to higher prices for customers.</w:t>
-      </w:r>
-    </w:p>
-    <w:p>
-      <w:pPr>
-        <w:spacing w:before="240" w:after="240"/>
-        <w:rPr>
-          <w:rFonts w:ascii="Aptos" w:eastAsia="Aptos" w:hAnsi="Aptos" w:cs="Aptos"/>
-          <w:color w:val="000000" w:themeColor="text1"/>
-          <w:sz w:val="24"/>
-          <w:szCs w:val="24"/>
-          <w:lang w:val="en-US"/>
-        </w:rPr>
-      </w:pPr>
-      <w:r>
-        <w:rPr>
-          <w:rFonts w:ascii="Aptos" w:eastAsia="Aptos" w:hAnsi="Aptos" w:cs="Aptos"/>
-          <w:color w:val="000000" w:themeColor="text1"/>
-          <w:sz w:val="24"/>
-          <w:szCs w:val="24"/>
-        </w:rPr>
-        <w:t>Factors such as transportation routes, delivery delays, logistical challenges, geopolitical events and unexpected disruptions can affect supply chain costs and, consequently, consumer prices. Understanding these factors is essential for businesses seeking to improve their operational efficiency while remaining competitive in the market.</w:t>
       </w:r>
     </w:p>
     <w:p>
@@ -1695,7 +2154,7 @@
         <w:pStyle w:val="Heading1"/>
         <w:spacing w:before="0"/>
       </w:pPr>
-      <w:bookmarkStart w:id="5" w:name="_Toc243316650"/>
+      <w:bookmarkStart w:id="2" w:name="_Toc243317720"/>
       <w:r>
         <w:t xml:space="preserve">Problem </w:t>
       </w:r>
@@ -1705,10 +2164,10 @@
       <w:r>
         <w:t>efinition</w:t>
       </w:r>
+      <w:bookmarkEnd w:id="2"/>
       <w:r>
         <w:t xml:space="preserve"> </w:t>
       </w:r>
-      <w:bookmarkEnd w:id="5"/>
     </w:p>
     <w:p>
       <w:pPr>
@@ -1734,9 +2193,11 @@
         <w:pStyle w:val="Heading1"/>
         <w:spacing w:before="0"/>
       </w:pPr>
+      <w:bookmarkStart w:id="3" w:name="_Toc243317721"/>
       <w:r>
         <w:t>Aim and Objectives</w:t>
       </w:r>
+      <w:bookmarkEnd w:id="3"/>
     </w:p>
     <w:p>
       <w:pPr>
@@ -1761,9 +2222,11 @@
       <w:pPr>
         <w:pStyle w:val="Heading2"/>
       </w:pPr>
+      <w:bookmarkStart w:id="4" w:name="_Toc243317722"/>
       <w:r>
         <w:t>Specific Objectives</w:t>
       </w:r>
+      <w:bookmarkEnd w:id="4"/>
     </w:p>
     <w:p>
       <w:pPr>
@@ -1815,7 +2278,6 @@
           <w:sz w:val="24"/>
           <w:szCs w:val="24"/>
         </w:rPr>
-        <w:lastRenderedPageBreak/>
         <w:t>To analyse the relationship between supply chain pressure and price changes in a selected category, including the time lag between disruption and price effect.</w:t>
       </w:r>
     </w:p>
@@ -1866,6 +2328,7 @@
           <w:sz w:val="24"/>
           <w:szCs w:val="24"/>
         </w:rPr>
+        <w:lastRenderedPageBreak/>
         <w:t>To present forecasts and scenarios in an interactive dashboard, and to document the limitations and ethical considerations of the model.</w:t>
       </w:r>
     </w:p>
@@ -1875,9 +2338,11 @@
         <w:pStyle w:val="Heading1"/>
         <w:spacing w:before="0"/>
       </w:pPr>
+      <w:bookmarkStart w:id="5" w:name="_Toc243317723"/>
       <w:r>
         <w:t>Scope</w:t>
       </w:r>
+      <w:bookmarkEnd w:id="5"/>
     </w:p>
     <w:p>
       <w:pPr>
@@ -1957,9 +2422,11 @@
         <w:pStyle w:val="Heading1"/>
         <w:spacing w:before="0"/>
       </w:pPr>
+      <w:bookmarkStart w:id="6" w:name="_Toc243317724"/>
       <w:r>
         <w:t>Methodology</w:t>
       </w:r>
+      <w:bookmarkEnd w:id="6"/>
     </w:p>
     <w:p>
       <w:pPr>
@@ -2205,7 +2672,6 @@
           <w:sz w:val="24"/>
           <w:szCs w:val="24"/>
         </w:rPr>
-        <w:lastRenderedPageBreak/>
         <w:t>The final stage will interpret the model results in a business context. Python visualisations and a dashboard will present consumer price trends, relevant supply-chain indicators and model predictions. The findings will discuss the potential usefulness and limitations of the model for monitoring consumer price pressures in Ireland.</w:t>
       </w:r>
     </w:p>
@@ -2214,8 +2680,14 @@
         <w:pStyle w:val="Heading1"/>
         <w:spacing w:before="0"/>
       </w:pPr>
+      <w:bookmarkStart w:id="7" w:name="_Toc243317725"/>
       <w:r>
-        <w:t xml:space="preserve">Data Sources </w:t>
+        <w:lastRenderedPageBreak/>
+        <w:t>Data Sources</w:t>
+      </w:r>
+      <w:bookmarkEnd w:id="7"/>
+      <w:r>
+        <w:t xml:space="preserve"> </w:t>
       </w:r>
     </w:p>
     <w:p>
@@ -2287,7 +2759,7 @@
           <w:sz w:val="24"/>
           <w:szCs w:val="24"/>
         </w:rPr>
-        <w:t>This primary dataset is important to the project because it provides historical information on consumer price movements in Ireland. These data will be used to analyse price and establish the target variable for the predictive model.</w:t>
+        <w:t xml:space="preserve">This primary dataset is important to the project because it provides historical information on consumer price movements in Ireland. </w:t>
       </w:r>
     </w:p>
     <w:p>
@@ -2295,9 +2767,11 @@
         <w:pStyle w:val="Heading1"/>
         <w:spacing w:before="0"/>
       </w:pPr>
+      <w:bookmarkStart w:id="8" w:name="_Toc243317726"/>
       <w:r>
         <w:t>Expected Deliverables</w:t>
       </w:r>
+      <w:bookmarkEnd w:id="8"/>
     </w:p>
     <w:p>
       <w:pPr>
@@ -2344,12 +2818,14 @@
         <w:pStyle w:val="Heading1"/>
         <w:spacing w:before="0"/>
       </w:pPr>
+      <w:bookmarkStart w:id="9" w:name="_Toc243317727"/>
       <w:r>
         <w:t xml:space="preserve">Project Timeline using </w:t>
       </w:r>
       <w:r>
         <w:t>Gantt Chart</w:t>
       </w:r>
+      <w:bookmarkEnd w:id="9"/>
     </w:p>
     <w:p>
       <w:pPr>
@@ -6548,7 +7024,6 @@
                 <w:sz w:val="18"/>
                 <w:szCs w:val="18"/>
               </w:rPr>
-              <w:lastRenderedPageBreak/>
               <w:t>9</w:t>
             </w:r>
           </w:p>
@@ -7878,6 +8353,7 @@
                 <w:sz w:val="18"/>
                 <w:szCs w:val="18"/>
               </w:rPr>
+              <w:lastRenderedPageBreak/>
               <w:t>12</w:t>
             </w:r>
           </w:p>
@@ -10721,9 +11197,11 @@
         <w:pStyle w:val="Heading1"/>
         <w:spacing w:before="0"/>
       </w:pPr>
+      <w:bookmarkStart w:id="10" w:name="_Toc243317728"/>
       <w:r>
         <w:t>Ethical and Legal Considerations</w:t>
       </w:r>
+      <w:bookmarkEnd w:id="10"/>
     </w:p>
     <w:p>
       <w:pPr>
@@ -10754,7 +11232,7 @@
           <w:szCs w:val="24"/>
           <w:lang w:val="en-US"/>
         </w:rPr>
-        <w:t xml:space="preserve">This Capstone project proposal the information will use is public available academic literature and official statistical datasets from sources such as the Central Statistics Office (CSO) Ireland. The CSO provides its statistical information free of charge under the Creative Commons Attribution (CC BY 4.0) license, which permits reuse subject to appropriate acknowledgement. </w:t>
+        <w:t>This Capstone project proposal the information will use is public available academic literature and official statistical datasets from sources such as the Central Statistics Office (CSO) Ireland. Relevant academic studies will be reviewed and properly referenced using the Harvard referencing style. All datasets will be referenced.</w:t>
       </w:r>
     </w:p>
     <w:p>
@@ -10767,16 +11245,6 @@
           <w:szCs w:val="24"/>
         </w:rPr>
       </w:pPr>
-      <w:r>
-        <w:rPr>
-          <w:rFonts w:ascii="Aptos" w:eastAsia="Aptos" w:hAnsi="Aptos" w:cs="Aptos"/>
-          <w:color w:val="000000" w:themeColor="text1"/>
-          <w:sz w:val="24"/>
-          <w:szCs w:val="24"/>
-          <w:lang w:val="en-US"/>
-        </w:rPr>
-        <w:t>Relevant academic studies will be reviewed and properly referenced using the Harvard referencing style. All datasets will be referenced.</w:t>
-      </w:r>
     </w:p>
     <w:p>
       <w:pPr>
@@ -10789,28 +11257,19 @@
         </w:rPr>
       </w:pPr>
     </w:p>
-    <w:p>
-      <w:pPr>
-        <w:spacing w:before="240" w:after="240"/>
-        <w:rPr>
-          <w:rFonts w:ascii="Aptos" w:eastAsia="Aptos" w:hAnsi="Aptos" w:cs="Aptos"/>
-          <w:color w:val="000000" w:themeColor="text1"/>
-          <w:sz w:val="24"/>
-          <w:szCs w:val="24"/>
-        </w:rPr>
-      </w:pPr>
-    </w:p>
+    <w:p/>
+    <w:p/>
+    <w:p/>
     <w:p/>
     <w:p>
       <w:pPr>
         <w:pStyle w:val="Heading1"/>
       </w:pPr>
-      <w:bookmarkStart w:id="6" w:name="_Toc243316653"/>
+      <w:bookmarkStart w:id="11" w:name="_Toc243317729"/>
       <w:r>
-        <w:lastRenderedPageBreak/>
         <w:t>References</w:t>
       </w:r>
-      <w:bookmarkEnd w:id="6"/>
+      <w:bookmarkEnd w:id="11"/>
     </w:p>
     <w:p/>
     <w:p>
@@ -10818,6 +11277,7 @@
         <w:rPr>
           <w:color w:val="FF0000"/>
         </w:rPr>
+        <w:lastRenderedPageBreak/>
         <w:t xml:space="preserve">Please list all the references you have used in your assignment alphabetically and in the Harvard style. You can find information on how to correctly reference in Harvard at this link: </w:t>
       </w:r>
       <w:hyperlink r:id="rId13">
@@ -10925,14 +11385,13 @@
       <w:pPr>
         <w:pStyle w:val="Heading1"/>
       </w:pPr>
-      <w:bookmarkStart w:id="7" w:name="_heading=h.kfkjs3rwl2c1" w:colFirst="0" w:colLast="0"/>
-      <w:bookmarkStart w:id="8" w:name="_Toc243316654"/>
-      <w:bookmarkEnd w:id="7"/>
+      <w:bookmarkStart w:id="12" w:name="_heading=h.kfkjs3rwl2c1" w:colFirst="0" w:colLast="0"/>
+      <w:bookmarkStart w:id="13" w:name="_Toc243317730"/>
+      <w:bookmarkEnd w:id="12"/>
       <w:r>
-        <w:lastRenderedPageBreak/>
         <w:t>Appendix</w:t>
       </w:r>
-      <w:bookmarkEnd w:id="8"/>
+      <w:bookmarkEnd w:id="13"/>
     </w:p>
     <w:p/>
     <w:p>
@@ -10943,6 +11402,7 @@
           <w:sz w:val="24"/>
           <w:szCs w:val="24"/>
         </w:rPr>
+        <w:lastRenderedPageBreak/>
         <w:t xml:space="preserve">com base no que </w:t>
       </w:r>
       <w:proofErr w:type="spellStart"/>
@@ -11205,10 +11665,17 @@
       <w:pPr>
         <w:rPr>
           <w:color w:val="FF0000"/>
+          <w:lang w:val="pt-BR"/>
         </w:rPr>
       </w:pPr>
     </w:p>
-    <w:p/>
+    <w:p>
+      <w:pPr>
+        <w:rPr>
+          <w:lang w:val="pt-BR"/>
+        </w:rPr>
+      </w:pPr>
+    </w:p>
     <w:sectPr>
       <w:footerReference w:type="default" r:id="rId19"/>
       <w:pgSz w:w="11906" w:h="16838"/>

--- a/CA - 1 semestre/KlycyaSilva-2026558.docx
+++ b/CA - 1 semestre/KlycyaSilva-2026558.docx
@@ -968,6 +968,29 @@
         </w:rPr>
         <w:t xml:space="preserve"> </w:t>
       </w:r>
+      <w:r>
+        <w:rPr>
+          <w:sz w:val="28"/>
+          <w:szCs w:val="28"/>
+        </w:rPr>
+        <w:t xml:space="preserve">future publication. The IA have been </w:t>
+      </w:r>
+      <w:proofErr w:type="gramStart"/>
+      <w:r>
+        <w:rPr>
+          <w:sz w:val="28"/>
+          <w:szCs w:val="28"/>
+        </w:rPr>
+        <w:t>use</w:t>
+      </w:r>
+      <w:proofErr w:type="gramEnd"/>
+      <w:r>
+        <w:rPr>
+          <w:sz w:val="28"/>
+          <w:szCs w:val="28"/>
+        </w:rPr>
+        <w:t xml:space="preserve"> to completed the logic think about the proposal and help how better find the better way to prove the idea. </w:t>
+      </w:r>
     </w:p>
     <w:p>
       <w:pPr>
@@ -1027,7 +1050,34 @@
           <w:sz w:val="24"/>
           <w:szCs w:val="24"/>
         </w:rPr>
-        <w:t>Factors such as transportation routes, delivery delays, logistical challenges, geopolitical events and unexpected disruptions can affect supply chain costs and, consequently, consumer prices. Understanding these factors is essential for businesses seeking to improve their operational efficiency while remaining competitive in the market.</w:t>
+        <w:t>Supply chain have been affected with f</w:t>
+      </w:r>
+      <w:r>
+        <w:rPr>
+          <w:rFonts w:ascii="Aptos" w:eastAsia="Aptos" w:hAnsi="Aptos" w:cs="Aptos"/>
+          <w:color w:val="000000" w:themeColor="text1"/>
+          <w:sz w:val="24"/>
+          <w:szCs w:val="24"/>
+        </w:rPr>
+        <w:t xml:space="preserve">actors such as transportation routes, delivery delays, logistical challenges, geopolitical events and unexpected disruptions can affect </w:t>
+      </w:r>
+      <w:r>
+        <w:rPr>
+          <w:rFonts w:ascii="Aptos" w:eastAsia="Aptos" w:hAnsi="Aptos" w:cs="Aptos"/>
+          <w:color w:val="000000" w:themeColor="text1"/>
+          <w:sz w:val="24"/>
+          <w:szCs w:val="24"/>
+        </w:rPr>
+        <w:t>the</w:t>
+      </w:r>
+      <w:r>
+        <w:rPr>
+          <w:rFonts w:ascii="Aptos" w:eastAsia="Aptos" w:hAnsi="Aptos" w:cs="Aptos"/>
+          <w:color w:val="000000" w:themeColor="text1"/>
+          <w:sz w:val="24"/>
+          <w:szCs w:val="24"/>
+        </w:rPr>
+        <w:t xml:space="preserve"> costs and, consequently, consumer prices. Understanding these factors is essential for businesses seeking to improve their operational efficiency while remaining competitive in the market.</w:t>
       </w:r>
     </w:p>
     <w:p>
@@ -2145,10 +2195,18 @@
           <w:sz w:val="24"/>
           <w:szCs w:val="24"/>
         </w:rPr>
-        <w:t>Recent changes in food prices and consumer spending highlight the importance of understanding the factors that influence the cost of everyday goods. Taxes, geopolitical developments, transportation costs and other economic factors can all contribute to price fluctuations.</w:t>
+        <w:t>Recent changes in food prices and consumer spending highlight the importance of understanding the factors that influence the cost of everyday goods. Taxes, geopolitical developments, transportation costs and other economic factors can all contribute to price fluctuations</w:t>
+      </w:r>
+      <w:r>
+        <w:rPr>
+          <w:rFonts w:ascii="Aptos" w:eastAsia="Aptos" w:hAnsi="Aptos" w:cs="Aptos"/>
+          <w:color w:val="000000" w:themeColor="text1"/>
+          <w:sz w:val="24"/>
+          <w:szCs w:val="24"/>
+        </w:rPr>
+        <w:t>.</w:t>
       </w:r>
     </w:p>
-    <w:p/>
     <w:p>
       <w:pPr>
         <w:pStyle w:val="Heading1"/>
@@ -2185,7 +2243,7 @@
           <w:sz w:val="24"/>
           <w:szCs w:val="24"/>
         </w:rPr>
-        <w:t>This project proposes a predictive model that estimates how supply chain disruptions, such as transport delays, higher freight costs and energy price shocks, translate into consumer price increases in Ireland. By forecasting this impact in advance, the model can support decisions on how to reduce its effect on end customers, for example through scenario analysis of alternative routes, suppliers or stock levels. Compared with a reactive approach, a data-driven forecast enables earlier, evidence-based action and a more resilient, efficient and sustainable supply chain.</w:t>
+        <w:t xml:space="preserve">This project proposes a predictive model that estimates how supply chain disruptions, such as transport delays, higher freight costs and energy price shocks, translate into consumer price increases in Ireland. By forecasting this impact in advance, the model can support decisions on how to reduce its effect on end customers, for example through scenario analysis of alternative routes, suppliers or stock levels. </w:t>
       </w:r>
     </w:p>
     <w:p>
@@ -2228,11 +2286,7 @@
       </w:r>
       <w:bookmarkEnd w:id="4"/>
     </w:p>
-    <w:p>
-      <w:pPr>
-        <w:pStyle w:val="Heading3"/>
-      </w:pPr>
-    </w:p>
+    <w:p/>
     <w:p>
       <w:pPr>
         <w:pStyle w:val="ListParagraph"/>
@@ -2328,7 +2382,6 @@
           <w:sz w:val="24"/>
           <w:szCs w:val="24"/>
         </w:rPr>
-        <w:lastRenderedPageBreak/>
         <w:t>To present forecasts and scenarios in an interactive dashboard, and to document the limitations and ethical considerations of the model.</w:t>
       </w:r>
     </w:p>
@@ -2340,6 +2393,7 @@
       </w:pPr>
       <w:bookmarkStart w:id="5" w:name="_Toc243317723"/>
       <w:r>
+        <w:lastRenderedPageBreak/>
         <w:t>Scope</w:t>
       </w:r>
       <w:bookmarkEnd w:id="5"/>
@@ -2361,39 +2415,7 @@
           <w:sz w:val="24"/>
           <w:szCs w:val="24"/>
         </w:rPr>
-        <w:t>Supply chain pressure indicators improve the accuracy of consumer price forecasts in Ireland compared with a baseline that uses past prices only.</w:t>
-      </w:r>
-    </w:p>
-    <w:p>
-      <w:pPr>
-        <w:spacing w:after="0" w:line="276" w:lineRule="auto"/>
-        <w:rPr>
-          <w:rFonts w:ascii="Aptos" w:eastAsia="Aptos" w:hAnsi="Aptos" w:cs="Aptos"/>
-          <w:color w:val="000000" w:themeColor="text1"/>
-          <w:sz w:val="24"/>
-          <w:szCs w:val="24"/>
-          <w:lang w:val="en-US"/>
-        </w:rPr>
-      </w:pPr>
-      <w:r>
-        <w:rPr>
-          <w:rFonts w:ascii="Aptos" w:eastAsia="Aptos" w:hAnsi="Aptos" w:cs="Aptos"/>
-          <w:color w:val="000000" w:themeColor="text1"/>
-          <w:sz w:val="24"/>
-          <w:szCs w:val="24"/>
-        </w:rPr>
-        <w:t xml:space="preserve">It takes supply chain disruption indicators (freight costs, energy prices, import prices, logistics delays) and </w:t>
-      </w:r>
-      <w:r>
-        <w:rPr>
-          <w:rFonts w:ascii="Aptos" w:eastAsia="Aptos" w:hAnsi="Aptos" w:cs="Aptos"/>
-          <w:b/>
-          <w:bCs/>
-          <w:color w:val="000000" w:themeColor="text1"/>
-          <w:sz w:val="24"/>
-          <w:szCs w:val="24"/>
-        </w:rPr>
-        <w:t>predicts how much consumer prices will rise</w:t>
+        <w:t xml:space="preserve">Supply chain pressure indicators improve the accuracy of consumer price forecasts in Ireland compared with a baseline that uses past prices </w:t>
       </w:r>
       <w:r>
         <w:rPr>
@@ -2402,7 +2424,34 @@
           <w:sz w:val="24"/>
           <w:szCs w:val="24"/>
         </w:rPr>
-        <w:t xml:space="preserve"> over the next 1 to 3 months, in this project for example the next step the focus will be in the food category, The objective is to investigate whether supply-chain indicators can help predict changes in that category.</w:t>
+        <w:t>only.</w:t>
+      </w:r>
+      <w:r>
+        <w:rPr>
+          <w:rFonts w:ascii="Aptos" w:eastAsia="Aptos" w:hAnsi="Aptos" w:cs="Aptos"/>
+          <w:color w:val="000000" w:themeColor="text1"/>
+          <w:sz w:val="24"/>
+          <w:szCs w:val="24"/>
+        </w:rPr>
+        <w:t xml:space="preserve"> </w:t>
+      </w:r>
+      <w:r>
+        <w:rPr>
+          <w:rFonts w:ascii="Aptos" w:eastAsia="Aptos" w:hAnsi="Aptos" w:cs="Aptos"/>
+          <w:color w:val="000000" w:themeColor="text1"/>
+          <w:sz w:val="24"/>
+          <w:szCs w:val="24"/>
+        </w:rPr>
+        <w:t>In</w:t>
+      </w:r>
+      <w:r>
+        <w:rPr>
+          <w:rFonts w:ascii="Aptos" w:eastAsia="Aptos" w:hAnsi="Aptos" w:cs="Aptos"/>
+          <w:color w:val="000000" w:themeColor="text1"/>
+          <w:sz w:val="24"/>
+          <w:szCs w:val="24"/>
+        </w:rPr>
+        <w:t xml:space="preserve"> this project for example the next step the focus will be in the food category, The objective is to investigate whether supply-chain indicators can help predict changes in that category.</w:t>
       </w:r>
     </w:p>
     <w:p>
@@ -2490,17 +2539,6 @@
     </w:p>
     <w:p>
       <w:pPr>
-        <w:rPr>
-          <w:rFonts w:ascii="Aptos" w:eastAsia="Aptos" w:hAnsi="Aptos" w:cs="Aptos"/>
-          <w:color w:val="000000" w:themeColor="text1"/>
-          <w:sz w:val="24"/>
-          <w:szCs w:val="24"/>
-          <w:lang w:val="en-US"/>
-        </w:rPr>
-      </w:pPr>
-    </w:p>
-    <w:p>
-      <w:pPr>
         <w:pStyle w:val="ListParagraph"/>
         <w:numPr>
           <w:ilvl w:val="0"/>
@@ -2682,7 +2720,6 @@
       </w:pPr>
       <w:bookmarkStart w:id="7" w:name="_Toc243317725"/>
       <w:r>
-        <w:lastRenderedPageBreak/>
         <w:t>Data Sources</w:t>
       </w:r>
       <w:bookmarkEnd w:id="7"/>
@@ -2752,23 +2789,13 @@
       </w:r>
     </w:p>
     <w:p>
-      <w:r>
-        <w:rPr>
-          <w:rFonts w:ascii="Aptos" w:eastAsia="Aptos" w:hAnsi="Aptos" w:cs="Aptos"/>
-          <w:color w:val="000000" w:themeColor="text1"/>
-          <w:sz w:val="24"/>
-          <w:szCs w:val="24"/>
-        </w:rPr>
-        <w:t xml:space="preserve">This primary dataset is important to the project because it provides historical information on consumer price movements in Ireland. </w:t>
-      </w:r>
-    </w:p>
-    <w:p>
       <w:pPr>
         <w:pStyle w:val="Heading1"/>
         <w:spacing w:before="0"/>
       </w:pPr>
       <w:bookmarkStart w:id="8" w:name="_Toc243317726"/>
       <w:r>
+        <w:lastRenderedPageBreak/>
         <w:t>Expected Deliverables</w:t>
       </w:r>
       <w:bookmarkEnd w:id="8"/>
@@ -8353,7 +8380,6 @@
                 <w:sz w:val="18"/>
                 <w:szCs w:val="18"/>
               </w:rPr>
-              <w:lastRenderedPageBreak/>
               <w:t>12</w:t>
             </w:r>
           </w:p>
@@ -10524,6 +10550,7 @@
                 <w:sz w:val="18"/>
                 <w:szCs w:val="18"/>
               </w:rPr>
+              <w:lastRenderedPageBreak/>
               <w:t>17</w:t>
             </w:r>
           </w:p>
@@ -11194,49 +11221,6 @@
     </w:p>
     <w:p>
       <w:pPr>
-        <w:pStyle w:val="Heading1"/>
-        <w:spacing w:before="0"/>
-      </w:pPr>
-      <w:bookmarkStart w:id="10" w:name="_Toc243317728"/>
-      <w:r>
-        <w:t>Ethical and Legal Considerations</w:t>
-      </w:r>
-      <w:bookmarkEnd w:id="10"/>
-    </w:p>
-    <w:p>
-      <w:pPr>
-        <w:rPr>
-          <w:rFonts w:ascii="Arial" w:eastAsia="Arial" w:hAnsi="Arial" w:cs="Arial"/>
-          <w:color w:val="000000" w:themeColor="text1"/>
-          <w:sz w:val="16"/>
-          <w:szCs w:val="16"/>
-        </w:rPr>
-      </w:pPr>
-    </w:p>
-    <w:p>
-      <w:pPr>
-        <w:spacing w:before="240" w:after="240"/>
-        <w:rPr>
-          <w:rFonts w:ascii="Aptos" w:eastAsia="Aptos" w:hAnsi="Aptos" w:cs="Aptos"/>
-          <w:color w:val="000000" w:themeColor="text1"/>
-          <w:sz w:val="24"/>
-          <w:szCs w:val="24"/>
-          <w:lang w:val="en-US"/>
-        </w:rPr>
-      </w:pPr>
-      <w:r>
-        <w:rPr>
-          <w:rFonts w:ascii="Aptos" w:eastAsia="Aptos" w:hAnsi="Aptos" w:cs="Aptos"/>
-          <w:color w:val="000000" w:themeColor="text1"/>
-          <w:sz w:val="24"/>
-          <w:szCs w:val="24"/>
-          <w:lang w:val="en-US"/>
-        </w:rPr>
-        <w:t>This Capstone project proposal the information will use is public available academic literature and official statistical datasets from sources such as the Central Statistics Office (CSO) Ireland. Relevant academic studies will be reviewed and properly referenced using the Harvard referencing style. All datasets will be referenced.</w:t>
-      </w:r>
-    </w:p>
-    <w:p>
-      <w:pPr>
         <w:spacing w:before="240" w:after="240"/>
         <w:rPr>
           <w:rFonts w:ascii="Aptos" w:eastAsia="Aptos" w:hAnsi="Aptos" w:cs="Aptos"/>
@@ -11257,6 +11241,138 @@
         </w:rPr>
       </w:pPr>
     </w:p>
+    <w:p>
+      <w:pPr>
+        <w:spacing w:before="240" w:after="240"/>
+        <w:rPr>
+          <w:rFonts w:ascii="Aptos" w:eastAsia="Aptos" w:hAnsi="Aptos" w:cs="Aptos"/>
+          <w:color w:val="000000" w:themeColor="text1"/>
+          <w:sz w:val="24"/>
+          <w:szCs w:val="24"/>
+        </w:rPr>
+      </w:pPr>
+    </w:p>
+    <w:p>
+      <w:pPr>
+        <w:spacing w:before="240" w:after="240"/>
+        <w:rPr>
+          <w:rFonts w:ascii="Aptos" w:eastAsia="Aptos" w:hAnsi="Aptos" w:cs="Aptos"/>
+          <w:color w:val="000000" w:themeColor="text1"/>
+          <w:sz w:val="24"/>
+          <w:szCs w:val="24"/>
+        </w:rPr>
+      </w:pPr>
+    </w:p>
+    <w:p>
+      <w:pPr>
+        <w:spacing w:before="240" w:after="240"/>
+        <w:rPr>
+          <w:rFonts w:ascii="Aptos" w:eastAsia="Aptos" w:hAnsi="Aptos" w:cs="Aptos"/>
+          <w:color w:val="000000" w:themeColor="text1"/>
+          <w:sz w:val="24"/>
+          <w:szCs w:val="24"/>
+        </w:rPr>
+      </w:pPr>
+    </w:p>
+    <w:p>
+      <w:pPr>
+        <w:spacing w:before="240" w:after="240"/>
+        <w:rPr>
+          <w:rFonts w:ascii="Aptos" w:eastAsia="Aptos" w:hAnsi="Aptos" w:cs="Aptos"/>
+          <w:color w:val="000000" w:themeColor="text1"/>
+          <w:sz w:val="24"/>
+          <w:szCs w:val="24"/>
+        </w:rPr>
+      </w:pPr>
+    </w:p>
+    <w:p>
+      <w:pPr>
+        <w:spacing w:before="240" w:after="240"/>
+        <w:rPr>
+          <w:rFonts w:ascii="Aptos" w:eastAsia="Aptos" w:hAnsi="Aptos" w:cs="Aptos"/>
+          <w:color w:val="000000" w:themeColor="text1"/>
+          <w:sz w:val="24"/>
+          <w:szCs w:val="24"/>
+        </w:rPr>
+      </w:pPr>
+    </w:p>
+    <w:p>
+      <w:pPr>
+        <w:spacing w:before="240" w:after="240"/>
+        <w:rPr>
+          <w:rFonts w:ascii="Aptos" w:eastAsia="Aptos" w:hAnsi="Aptos" w:cs="Aptos"/>
+          <w:color w:val="000000" w:themeColor="text1"/>
+          <w:sz w:val="24"/>
+          <w:szCs w:val="24"/>
+        </w:rPr>
+      </w:pPr>
+    </w:p>
+    <w:p>
+      <w:pPr>
+        <w:spacing w:before="240" w:after="240"/>
+        <w:rPr>
+          <w:rFonts w:ascii="Aptos" w:eastAsia="Aptos" w:hAnsi="Aptos" w:cs="Aptos"/>
+          <w:color w:val="000000" w:themeColor="text1"/>
+          <w:sz w:val="24"/>
+          <w:szCs w:val="24"/>
+        </w:rPr>
+      </w:pPr>
+    </w:p>
+    <w:p>
+      <w:pPr>
+        <w:spacing w:before="240" w:after="240"/>
+        <w:rPr>
+          <w:rFonts w:ascii="Aptos" w:eastAsia="Aptos" w:hAnsi="Aptos" w:cs="Aptos"/>
+          <w:color w:val="000000" w:themeColor="text1"/>
+          <w:sz w:val="24"/>
+          <w:szCs w:val="24"/>
+        </w:rPr>
+      </w:pPr>
+    </w:p>
+    <w:p>
+      <w:pPr>
+        <w:spacing w:before="240" w:after="240"/>
+        <w:rPr>
+          <w:rFonts w:ascii="Aptos" w:eastAsia="Aptos" w:hAnsi="Aptos" w:cs="Aptos"/>
+          <w:color w:val="000000" w:themeColor="text1"/>
+          <w:sz w:val="24"/>
+          <w:szCs w:val="24"/>
+        </w:rPr>
+      </w:pPr>
+    </w:p>
+    <w:p>
+      <w:pPr>
+        <w:spacing w:before="240" w:after="240"/>
+        <w:rPr>
+          <w:rFonts w:ascii="Aptos" w:eastAsia="Aptos" w:hAnsi="Aptos" w:cs="Aptos"/>
+          <w:color w:val="000000" w:themeColor="text1"/>
+          <w:sz w:val="24"/>
+          <w:szCs w:val="24"/>
+        </w:rPr>
+      </w:pPr>
+    </w:p>
+    <w:p>
+      <w:pPr>
+        <w:spacing w:before="240" w:after="240"/>
+        <w:rPr>
+          <w:rFonts w:ascii="Aptos" w:eastAsia="Aptos" w:hAnsi="Aptos" w:cs="Aptos"/>
+          <w:color w:val="000000" w:themeColor="text1"/>
+          <w:sz w:val="24"/>
+          <w:szCs w:val="24"/>
+        </w:rPr>
+      </w:pPr>
+    </w:p>
+    <w:p>
+      <w:pPr>
+        <w:spacing w:before="240" w:after="240"/>
+        <w:rPr>
+          <w:rFonts w:ascii="Aptos" w:eastAsia="Aptos" w:hAnsi="Aptos" w:cs="Aptos"/>
+          <w:color w:val="000000" w:themeColor="text1"/>
+          <w:sz w:val="24"/>
+          <w:szCs w:val="24"/>
+        </w:rPr>
+      </w:pPr>
+    </w:p>
     <w:p/>
     <w:p/>
     <w:p/>
@@ -11265,11 +11381,12 @@
       <w:pPr>
         <w:pStyle w:val="Heading1"/>
       </w:pPr>
-      <w:bookmarkStart w:id="11" w:name="_Toc243317729"/>
+      <w:bookmarkStart w:id="10" w:name="_Toc243317729"/>
       <w:r>
+        <w:lastRenderedPageBreak/>
         <w:t>References</w:t>
       </w:r>
-      <w:bookmarkEnd w:id="11"/>
+      <w:bookmarkEnd w:id="10"/>
     </w:p>
     <w:p/>
     <w:p>
@@ -11277,7 +11394,6 @@
         <w:rPr>
           <w:color w:val="FF0000"/>
         </w:rPr>
-        <w:lastRenderedPageBreak/>
         <w:t xml:space="preserve">Please list all the references you have used in your assignment alphabetically and in the Harvard style. You can find information on how to correctly reference in Harvard at this link: </w:t>
       </w:r>
       <w:hyperlink r:id="rId13">
@@ -11385,13 +11501,14 @@
       <w:pPr>
         <w:pStyle w:val="Heading1"/>
       </w:pPr>
-      <w:bookmarkStart w:id="12" w:name="_heading=h.kfkjs3rwl2c1" w:colFirst="0" w:colLast="0"/>
-      <w:bookmarkStart w:id="13" w:name="_Toc243317730"/>
-      <w:bookmarkEnd w:id="12"/>
+      <w:bookmarkStart w:id="11" w:name="_heading=h.kfkjs3rwl2c1" w:colFirst="0" w:colLast="0"/>
+      <w:bookmarkStart w:id="12" w:name="_Toc243317730"/>
+      <w:bookmarkEnd w:id="11"/>
       <w:r>
+        <w:lastRenderedPageBreak/>
         <w:t>Appendix</w:t>
       </w:r>
-      <w:bookmarkEnd w:id="13"/>
+      <w:bookmarkEnd w:id="12"/>
     </w:p>
     <w:p/>
     <w:p>
@@ -11402,7 +11519,6 @@
           <w:sz w:val="24"/>
           <w:szCs w:val="24"/>
         </w:rPr>
-        <w:lastRenderedPageBreak/>
         <w:t xml:space="preserve">com base no que </w:t>
       </w:r>
       <w:proofErr w:type="spellStart"/>
@@ -14335,6 +14451,19 @@
 </file>
 
 <file path=customXml/item1.xml><?xml version="1.0" encoding="utf-8"?>
+<?mso-contentType ?>
+<FormTemplates xmlns="http://schemas.microsoft.com/sharepoint/v3/contenttype/forms">
+  <Display>DocumentLibraryForm</Display>
+  <Edit>DocumentLibraryForm</Edit>
+  <New>DocumentLibraryForm</New>
+</FormTemplates>
+</file>
+
+<file path=customXml/item2.xml><?xml version="1.0" encoding="utf-8"?>
+<b:Sources xmlns:b="http://schemas.openxmlformats.org/officeDocument/2006/bibliography" xmlns="http://schemas.openxmlformats.org/officeDocument/2006/bibliography" SelectedStyle="\APASixthEditionOfficeOnline.xsl" StyleName="APA" Version="6"/>
+</file>
+
+<file path=customXml/item3.xml><?xml version="1.0" encoding="utf-8"?>
 <ct:contentTypeSchema xmlns:ct="http://schemas.microsoft.com/office/2006/metadata/contentType" xmlns:ma="http://schemas.microsoft.com/office/2006/metadata/properties/metaAttributes" ct:_="" ma:_="" ma:contentTypeName="Document" ma:contentTypeID="0x01010091CA7052A48FB44E8BAE44044031FC77" ma:contentTypeVersion="5" ma:contentTypeDescription="Create a new document." ma:contentTypeScope="" ma:versionID="72110da391d7bf7bbbd9879cda66318c">
   <xsd:schema xmlns:xsd="http://www.w3.org/2001/XMLSchema" xmlns:xs="http://www.w3.org/2001/XMLSchema" xmlns:p="http://schemas.microsoft.com/office/2006/metadata/properties" xmlns:ns3="b16a9495-4dfd-42d3-807b-98cb11f03b43" targetNamespace="http://schemas.microsoft.com/office/2006/metadata/properties" ma:root="true" ma:fieldsID="65d4c4ab10123b5e2192ffab3149626d" ns3:_="">
     <xsd:import namespace="b16a9495-4dfd-42d3-807b-98cb11f03b43"/>
@@ -14484,20 +14613,13 @@
 </ct:contentTypeSchema>
 </file>
 
-<file path=customXml/item2.xml><?xml version="1.0" encoding="utf-8"?>
-<b:Sources xmlns:b="http://schemas.openxmlformats.org/officeDocument/2006/bibliography" xmlns="http://schemas.openxmlformats.org/officeDocument/2006/bibliography" SelectedStyle="\APASixthEditionOfficeOnline.xsl" StyleName="APA" Version="6"/>
+<file path=customXml/item4.xml><?xml version="1.0" encoding="utf-8"?>
+<go:gDocsCustomXmlDataStorage xmlns:go="http://customooxmlschemas.google.com/" xmlns:r="http://schemas.openxmlformats.org/officeDocument/2006/relationships" uri="GoogleDocsCustomDataVersion2">
+  <go:docsCustomData xmlns:go="http://customooxmlschemas.google.com/" roundtripDataSignature="AMtx7miehlgh2pzFvkmpnhkVaeODs3Wnuw==">CgMxLjAyCGguZ2pkZ3hzMgloLjMwajB6bGwyCWguMWZvYjl0ZTIJaC4zem55c2g3MgloLjJldDkycDAyDmgua2ZranMzcndsMmMxOAByITF6bEVRVXYyWkdtTjZWemdfYk5uaGpmb0x1c2hhYUo3dw==</go:docsCustomData>
+</go:gDocsCustomXmlDataStorage>
 </file>
 
-<file path=customXml/item3.xml><?xml version="1.0" encoding="utf-8"?>
-<?mso-contentType ?>
-<FormTemplates xmlns="http://schemas.microsoft.com/sharepoint/v3/contenttype/forms">
-  <Display>DocumentLibraryForm</Display>
-  <Edit>DocumentLibraryForm</Edit>
-  <New>DocumentLibraryForm</New>
-</FormTemplates>
-</file>
-
-<file path=customXml/item4.xml><?xml version="1.0" encoding="utf-8"?>
+<file path=customXml/item5.xml><?xml version="1.0" encoding="utf-8"?>
 <p:properties xmlns:p="http://schemas.microsoft.com/office/2006/metadata/properties" xmlns:xsi="http://www.w3.org/2001/XMLSchema-instance" xmlns:pc="http://schemas.microsoft.com/office/infopath/2007/PartnerControls">
   <documentManagement>
     <_activity xmlns="b16a9495-4dfd-42d3-807b-98cb11f03b43" xsi:nil="true"/>
@@ -14505,13 +14627,23 @@
 </p:properties>
 </file>
 
-<file path=customXml/item5.xml><?xml version="1.0" encoding="utf-8"?>
-<go:gDocsCustomXmlDataStorage xmlns:go="http://customooxmlschemas.google.com/" xmlns:r="http://schemas.openxmlformats.org/officeDocument/2006/relationships" uri="GoogleDocsCustomDataVersion2">
-  <go:docsCustomData xmlns:go="http://customooxmlschemas.google.com/" roundtripDataSignature="AMtx7miehlgh2pzFvkmpnhkVaeODs3Wnuw==">CgMxLjAyCGguZ2pkZ3hzMgloLjMwajB6bGwyCWguMWZvYjl0ZTIJaC4zem55c2g3MgloLjJldDkycDAyDmgua2ZranMzcndsMmMxOAByITF6bEVRVXYyWkdtTjZWemdfYk5uaGpmb0x1c2hhYUo3dw==</go:docsCustomData>
-</go:gDocsCustomXmlDataStorage>
+<file path=customXml/itemProps1.xml><?xml version="1.0" encoding="utf-8"?>
+<ds:datastoreItem xmlns:ds="http://schemas.openxmlformats.org/officeDocument/2006/customXml" ds:itemID="{AD64260C-1345-4C21-A804-B9FBE7B91489}">
+  <ds:schemaRefs>
+    <ds:schemaRef ds:uri="http://schemas.microsoft.com/sharepoint/v3/contenttype/forms"/>
+  </ds:schemaRefs>
+</ds:datastoreItem>
 </file>
 
-<file path=customXml/itemProps1.xml><?xml version="1.0" encoding="utf-8"?>
+<file path=customXml/itemProps2.xml><?xml version="1.0" encoding="utf-8"?>
+<ds:datastoreItem xmlns:ds="http://schemas.openxmlformats.org/officeDocument/2006/customXml" ds:itemID="{A5C61161-19E4-4D42-A5DA-EC591AFE0A7D}">
+  <ds:schemaRefs>
+    <ds:schemaRef ds:uri="http://schemas.openxmlformats.org/officeDocument/2006/bibliography"/>
+  </ds:schemaRefs>
+</ds:datastoreItem>
+</file>
+
+<file path=customXml/itemProps3.xml><?xml version="1.0" encoding="utf-8"?>
 <ds:datastoreItem xmlns:ds="http://schemas.openxmlformats.org/officeDocument/2006/customXml" ds:itemID="{1CD39011-2B34-4226-8638-59B13D86301D}">
   <ds:schemaRefs>
     <ds:schemaRef ds:uri="http://schemas.microsoft.com/office/2006/metadata/contentType"/>
@@ -14529,23 +14661,16 @@
 </ds:datastoreItem>
 </file>
 
-<file path=customXml/itemProps2.xml><?xml version="1.0" encoding="utf-8"?>
-<ds:datastoreItem xmlns:ds="http://schemas.openxmlformats.org/officeDocument/2006/customXml" ds:itemID="{A5C61161-19E4-4D42-A5DA-EC591AFE0A7D}">
+<file path=customXml/itemProps4.xml><?xml version="1.0" encoding="utf-8"?>
+<ds:datastoreItem xmlns:ds="http://schemas.openxmlformats.org/officeDocument/2006/customXml" ds:itemID="{11111111-1234-1234-1234-123412341234}">
   <ds:schemaRefs>
-    <ds:schemaRef ds:uri="http://schemas.openxmlformats.org/officeDocument/2006/bibliography"/>
+    <ds:schemaRef ds:uri="http://customooxmlschemas.google.com/"/>
+    <ds:schemaRef ds:uri="http://schemas.openxmlformats.org/officeDocument/2006/relationships"/>
   </ds:schemaRefs>
 </ds:datastoreItem>
 </file>
 
-<file path=customXml/itemProps3.xml><?xml version="1.0" encoding="utf-8"?>
-<ds:datastoreItem xmlns:ds="http://schemas.openxmlformats.org/officeDocument/2006/customXml" ds:itemID="{AD64260C-1345-4C21-A804-B9FBE7B91489}">
-  <ds:schemaRefs>
-    <ds:schemaRef ds:uri="http://schemas.microsoft.com/sharepoint/v3/contenttype/forms"/>
-  </ds:schemaRefs>
-</ds:datastoreItem>
-</file>
-
-<file path=customXml/itemProps4.xml><?xml version="1.0" encoding="utf-8"?>
+<file path=customXml/itemProps5.xml><?xml version="1.0" encoding="utf-8"?>
 <ds:datastoreItem xmlns:ds="http://schemas.openxmlformats.org/officeDocument/2006/customXml" ds:itemID="{D51EB97A-8C7A-4EE1-A3AD-E57FDBFA6BEE}">
   <ds:schemaRefs>
     <ds:schemaRef ds:uri="http://schemas.microsoft.com/office/2006/metadata/properties"/>
@@ -14553,13 +14678,4 @@
     <ds:schemaRef ds:uri="b16a9495-4dfd-42d3-807b-98cb11f03b43"/>
   </ds:schemaRefs>
 </ds:datastoreItem>
-</file>
-
-<file path=customXml/itemProps5.xml><?xml version="1.0" encoding="utf-8"?>
-<ds:datastoreItem xmlns:ds="http://schemas.openxmlformats.org/officeDocument/2006/customXml" ds:itemID="{11111111-1234-1234-1234-123412341234}">
-  <ds:schemaRefs>
-    <ds:schemaRef ds:uri="http://customooxmlschemas.google.com/"/>
-    <ds:schemaRef ds:uri="http://schemas.openxmlformats.org/officeDocument/2006/relationships"/>
-  </ds:schemaRefs>
-</ds:datastoreItem>
 </file>
--- a/CA - 1 semestre/KlycyaSilva-2026558.docx
+++ b/CA - 1 semestre/KlycyaSilva-2026558.docx
@@ -2,6 +2,67 @@
 <file path=word/document.xml><?xml version="1.0" encoding="utf-8"?>
 <w:document xmlns:wpc="http://schemas.microsoft.com/office/word/2010/wordprocessingCanvas" xmlns:cx="http://schemas.microsoft.com/office/drawing/2014/chartex" xmlns:cx1="http://schemas.microsoft.com/office/drawing/2015/9/8/chartex" xmlns:cx2="http://schemas.microsoft.com/office/drawing/2015/10/21/chartex" xmlns:cx3="http://schemas.microsoft.com/office/drawing/2016/5/9/chartex" xmlns:cx4="http://schemas.microsoft.com/office/drawing/2016/5/10/chartex" xmlns:cx5="http://schemas.microsoft.com/office/drawing/2016/5/11/chartex" xmlns:cx6="http://schemas.microsoft.com/office/drawing/2016/5/12/chartex" xmlns:cx7="http://schemas.microsoft.com/office/drawing/2016/5/13/chartex" xmlns:cx8="http://schemas.microsoft.com/office/drawing/2016/5/14/chartex" xmlns:mc="http://schemas.openxmlformats.org/markup-compatibility/2006" xmlns:aink="http://schemas.microsoft.com/office/drawing/2016/ink" xmlns:am3d="http://schemas.microsoft.com/office/drawing/2017/model3d" xmlns:o="urn:schemas-microsoft-com:office:office" xmlns:oel="http://schemas.microsoft.com/office/2019/extlst" xmlns:r="http://schemas.openxmlformats.org/officeDocument/2006/relationships" xmlns:m="http://schemas.openxmlformats.org/officeDocument/2006/math" xmlns:v="urn:schemas-microsoft-com:vml" xmlns:wp14="http://schemas.microsoft.com/office/word/2010/wordprocessingDrawing" xmlns:wp="http://schemas.openxmlformats.org/drawingml/2006/wordprocessingDrawing" xmlns:w10="urn:schemas-microsoft-com:office:word" xmlns:w="http://schemas.openxmlformats.org/wordprocessingml/2006/main" xmlns:w14="http://schemas.microsoft.com/office/word/2010/wordml" xmlns:w15="http://schemas.microsoft.com/office/word/2012/wordml" xmlns:w16cex="http://schemas.microsoft.com/office/word/2018/wordml/cex" xmlns:w16cid="http://schemas.microsoft.com/office/word/2016/wordml/cid" xmlns:w16="http://schemas.microsoft.com/office/word/2018/wordml" xmlns:w16sdtdh="http://schemas.microsoft.com/office/word/2020/wordml/sdtdatahash" xmlns:w16se="http://schemas.microsoft.com/office/word/2015/wordml/symex" xmlns:wpg="http://schemas.microsoft.com/office/word/2010/wordprocessingGroup" xmlns:wpi="http://schemas.microsoft.com/office/word/2010/wordprocessingInk" xmlns:wne="http://schemas.microsoft.com/office/word/2006/wordml" xmlns:wps="http://schemas.microsoft.com/office/word/2010/wordprocessingShape" mc:Ignorable="w14 w15 w16se w16cid w16 w16cex w16sdtdh wp14">
   <w:body>
+    <w:p>
+      <w:pPr>
+        <w:rPr>
+          <w:b/>
+          <w:bCs/>
+          <w:color w:val="156082" w:themeColor="accent1"/>
+          <w:sz w:val="36"/>
+          <w:szCs w:val="36"/>
+        </w:rPr>
+      </w:pPr>
+      <w:r>
+        <w:rPr>
+          <w:b/>
+          <w:bCs/>
+          <w:color w:val="156082" w:themeColor="accent1"/>
+          <w:sz w:val="36"/>
+          <w:szCs w:val="36"/>
+        </w:rPr>
+        <w:t xml:space="preserve">                                                                    </w:t>
+      </w:r>
+      <w:r>
+        <w:rPr>
+          <w:noProof/>
+        </w:rPr>
+        <w:drawing>
+          <wp:inline distT="0" distB="0" distL="0" distR="0" wp14:anchorId="55ABADD7" wp14:editId="3638FAE8">
+            <wp:extent cx="2206625" cy="762000"/>
+            <wp:effectExtent l="0" t="0" r="3175" b="0"/>
+            <wp:docPr id="1728545883" name="image1.png" descr="A logo for college computing&#10;&#10;Description automatically generated"/>
+            <wp:cNvGraphicFramePr/>
+            <a:graphic xmlns:a="http://schemas.openxmlformats.org/drawingml/2006/main">
+              <a:graphicData uri="http://schemas.openxmlformats.org/drawingml/2006/picture">
+                <pic:pic xmlns:pic="http://schemas.openxmlformats.org/drawingml/2006/picture">
+                  <pic:nvPicPr>
+                    <pic:cNvPr id="1728545883" name="image1.png" descr="A logo for college computing&#10;&#10;Description automatically generated"/>
+                    <pic:cNvPicPr/>
+                  </pic:nvPicPr>
+                  <pic:blipFill>
+                    <a:blip r:embed="rId12"/>
+                    <a:srcRect/>
+                    <a:stretch>
+                      <a:fillRect/>
+                    </a:stretch>
+                  </pic:blipFill>
+                  <pic:spPr>
+                    <a:xfrm>
+                      <a:off x="0" y="0"/>
+                      <a:ext cx="2206625" cy="762000"/>
+                    </a:xfrm>
+                    <a:prstGeom prst="rect">
+                      <a:avLst/>
+                    </a:prstGeom>
+                    <a:ln/>
+                  </pic:spPr>
+                </pic:pic>
+              </a:graphicData>
+            </a:graphic>
+          </wp:inline>
+        </w:drawing>
+      </w:r>
+    </w:p>
     <w:p>
       <w:pPr>
         <w:rPr>
@@ -221,7 +282,27 @@
           <w:sz w:val="36"/>
           <w:szCs w:val="36"/>
         </w:rPr>
+        <w:t xml:space="preserve">        </w:t>
+      </w:r>
+      <w:r>
+        <w:rPr>
+          <w:b/>
+          <w:bCs/>
+          <w:color w:val="156082" w:themeColor="accent1"/>
+          <w:sz w:val="36"/>
+          <w:szCs w:val="36"/>
+        </w:rPr>
         <w:t xml:space="preserve">            </w:t>
+      </w:r>
+      <w:r>
+        <w:rPr>
+          <w:b/>
+          <w:bCs/>
+          <w:color w:val="156082" w:themeColor="accent1"/>
+          <w:sz w:val="36"/>
+          <w:szCs w:val="36"/>
+        </w:rPr>
+        <w:t xml:space="preserve">    </w:t>
       </w:r>
     </w:p>
     <w:tbl>
@@ -284,6 +365,27 @@
               </w:rPr>
               <w:t xml:space="preserve">    </w:t>
             </w:r>
+          </w:p>
+        </w:tc>
+        <w:tc>
+          <w:tcPr>
+            <w:tcW w:w="5759" w:type="dxa"/>
+            <w:tcBorders>
+              <w:top w:val="nil"/>
+              <w:left w:val="nil"/>
+              <w:bottom w:val="nil"/>
+              <w:right w:val="nil"/>
+            </w:tcBorders>
+          </w:tcPr>
+          <w:p>
+            <w:pPr>
+              <w:spacing w:line="480" w:lineRule="auto"/>
+              <w:rPr>
+                <w:color w:val="000000"/>
+                <w:sz w:val="32"/>
+                <w:szCs w:val="32"/>
+              </w:rPr>
+            </w:pPr>
             <w:r>
               <w:rPr>
                 <w:i/>
@@ -293,27 +395,6 @@
               </w:rPr>
               <w:t>Klycya Silva</w:t>
             </w:r>
-          </w:p>
-        </w:tc>
-        <w:tc>
-          <w:tcPr>
-            <w:tcW w:w="5759" w:type="dxa"/>
-            <w:tcBorders>
-              <w:top w:val="nil"/>
-              <w:left w:val="nil"/>
-              <w:bottom w:val="nil"/>
-              <w:right w:val="nil"/>
-            </w:tcBorders>
-          </w:tcPr>
-          <w:p>
-            <w:pPr>
-              <w:spacing w:line="480" w:lineRule="auto"/>
-              <w:rPr>
-                <w:color w:val="000000"/>
-                <w:sz w:val="32"/>
-                <w:szCs w:val="32"/>
-              </w:rPr>
-            </w:pPr>
           </w:p>
         </w:tc>
       </w:tr>
@@ -344,9 +425,25 @@
               <w:t>Student Number</w:t>
             </w:r>
           </w:p>
+        </w:tc>
+        <w:tc>
+          <w:tcPr>
+            <w:tcW w:w="5759" w:type="dxa"/>
+            <w:tcBorders>
+              <w:top w:val="nil"/>
+              <w:left w:val="nil"/>
+              <w:bottom w:val="nil"/>
+              <w:right w:val="nil"/>
+            </w:tcBorders>
+          </w:tcPr>
           <w:p>
             <w:pPr>
               <w:spacing w:line="480" w:lineRule="auto"/>
+              <w:rPr>
+                <w:color w:val="000000"/>
+                <w:sz w:val="32"/>
+                <w:szCs w:val="32"/>
+              </w:rPr>
             </w:pPr>
             <w:r>
               <w:rPr>
@@ -359,27 +456,6 @@
             </w:r>
           </w:p>
         </w:tc>
-        <w:tc>
-          <w:tcPr>
-            <w:tcW w:w="5759" w:type="dxa"/>
-            <w:tcBorders>
-              <w:top w:val="nil"/>
-              <w:left w:val="nil"/>
-              <w:bottom w:val="nil"/>
-              <w:right w:val="nil"/>
-            </w:tcBorders>
-          </w:tcPr>
-          <w:p>
-            <w:pPr>
-              <w:spacing w:line="480" w:lineRule="auto"/>
-              <w:rPr>
-                <w:color w:val="000000"/>
-                <w:sz w:val="32"/>
-                <w:szCs w:val="32"/>
-              </w:rPr>
-            </w:pPr>
-          </w:p>
-        </w:tc>
       </w:tr>
       <w:tr>
         <w:tc>
@@ -397,7 +473,6 @@
             <w:pPr>
               <w:spacing w:line="480" w:lineRule="auto"/>
               <w:rPr>
-                <w:ins w:id="0" w:author="naomie mboma" w:date="2026-04-19T22:07:00Z"/>
                 <w:i/>
                 <w:color w:val="156082"/>
                 <w:sz w:val="32"/>
@@ -415,9 +490,52 @@
               <w:t>Module Title</w:t>
             </w:r>
           </w:p>
+        </w:tc>
+        <w:tc>
+          <w:tcPr>
+            <w:tcW w:w="5759" w:type="dxa"/>
+            <w:tcBorders>
+              <w:top w:val="nil"/>
+              <w:left w:val="nil"/>
+              <w:bottom w:val="nil"/>
+              <w:right w:val="nil"/>
+            </w:tcBorders>
+          </w:tcPr>
           <w:p>
             <w:pPr>
               <w:spacing w:line="480" w:lineRule="auto"/>
+              <w:rPr>
+                <w:color w:val="000000"/>
+                <w:sz w:val="32"/>
+                <w:szCs w:val="32"/>
+              </w:rPr>
+            </w:pPr>
+            <w:r>
+              <w:rPr>
+                <w:i/>
+                <w:iCs/>
+                <w:sz w:val="32"/>
+                <w:szCs w:val="32"/>
+              </w:rPr>
+              <w:t>Strategic</w:t>
+            </w:r>
+            <w:r>
+              <w:rPr>
+                <w:sz w:val="32"/>
+                <w:szCs w:val="32"/>
+              </w:rPr>
+              <w:t xml:space="preserve"> </w:t>
+            </w:r>
+            <w:r>
+              <w:rPr>
+                <w:i/>
+                <w:iCs/>
+                <w:sz w:val="32"/>
+                <w:szCs w:val="32"/>
+              </w:rPr>
+              <w:t xml:space="preserve">Thinking  </w:t>
+            </w:r>
+            <w:r>
               <w:rPr>
                 <w:i/>
                 <w:iCs/>
@@ -425,18 +543,22 @@
                 <w:sz w:val="32"/>
                 <w:szCs w:val="32"/>
               </w:rPr>
-            </w:pPr>
+              <w:t xml:space="preserve"> </w:t>
+            </w:r>
             <w:r>
               <w:rPr>
                 <w:i/>
                 <w:iCs/>
+                <w:color w:val="83CAEB" w:themeColor="accent1" w:themeTint="66"/>
                 <w:sz w:val="32"/>
                 <w:szCs w:val="32"/>
               </w:rPr>
-              <w:t>Strategic</w:t>
-            </w:r>
-            <w:r>
-              <w:rPr>
+              <w:t xml:space="preserve"> </w:t>
+            </w:r>
+            <w:r>
+              <w:rPr>
+                <w:rFonts w:ascii="Arial" w:eastAsia="Arial" w:hAnsi="Arial" w:cs="Arial"/>
+                <w:color w:val="83CAEB" w:themeColor="accent1" w:themeTint="66"/>
                 <w:sz w:val="32"/>
                 <w:szCs w:val="32"/>
               </w:rPr>
@@ -444,23 +566,32 @@
             </w:r>
             <w:r>
               <w:rPr>
-                <w:i/>
-                <w:iCs/>
                 <w:sz w:val="32"/>
                 <w:szCs w:val="32"/>
               </w:rPr>
-              <w:t>Thinking</w:t>
-            </w:r>
-            <w:r>
-              <w:rPr>
-                <w:i/>
-                <w:iCs/>
-                <w:sz w:val="32"/>
-                <w:szCs w:val="32"/>
-              </w:rPr>
-              <w:t xml:space="preserve">  </w:t>
-            </w:r>
-            <w:r>
+              <w:t xml:space="preserve"> </w:t>
+            </w:r>
+          </w:p>
+        </w:tc>
+      </w:tr>
+      <w:tr>
+        <w:trPr>
+          <w:trHeight w:val="432"/>
+        </w:trPr>
+        <w:tc>
+          <w:tcPr>
+            <w:tcW w:w="3312" w:type="dxa"/>
+            <w:tcBorders>
+              <w:top w:val="nil"/>
+              <w:left w:val="nil"/>
+              <w:bottom w:val="nil"/>
+              <w:right w:val="nil"/>
+            </w:tcBorders>
+            <w:hideMark/>
+          </w:tcPr>
+          <w:p>
+            <w:pPr>
+              <w:spacing w:line="480" w:lineRule="auto"/>
               <w:rPr>
                 <w:i/>
                 <w:iCs/>
@@ -468,76 +599,8 @@
                 <w:sz w:val="32"/>
                 <w:szCs w:val="32"/>
               </w:rPr>
-              <w:t xml:space="preserve"> </w:t>
-            </w:r>
-            <w:r>
-              <w:rPr>
-                <w:i/>
-                <w:iCs/>
-                <w:color w:val="83CAEB" w:themeColor="accent1" w:themeTint="66"/>
-                <w:sz w:val="32"/>
-                <w:szCs w:val="32"/>
-              </w:rPr>
-              <w:t xml:space="preserve"> </w:t>
-            </w:r>
-            <w:r>
-              <w:rPr>
-                <w:rFonts w:ascii="Arial" w:eastAsia="Arial" w:hAnsi="Arial" w:cs="Arial"/>
-                <w:color w:val="83CAEB" w:themeColor="accent1" w:themeTint="66"/>
-                <w:sz w:val="32"/>
-                <w:szCs w:val="32"/>
-              </w:rPr>
-              <w:t xml:space="preserve"> </w:t>
-            </w:r>
-            <w:r>
-              <w:rPr>
-                <w:sz w:val="32"/>
-                <w:szCs w:val="32"/>
-              </w:rPr>
-              <w:t xml:space="preserve"> </w:t>
-            </w:r>
-          </w:p>
-        </w:tc>
-        <w:tc>
-          <w:tcPr>
-            <w:tcW w:w="5759" w:type="dxa"/>
-            <w:tcBorders>
-              <w:top w:val="nil"/>
-              <w:left w:val="nil"/>
-              <w:bottom w:val="nil"/>
-              <w:right w:val="nil"/>
-            </w:tcBorders>
-          </w:tcPr>
-          <w:p>
-            <w:pPr>
-              <w:spacing w:line="480" w:lineRule="auto"/>
-              <w:rPr>
-                <w:color w:val="000000"/>
-                <w:sz w:val="32"/>
-                <w:szCs w:val="32"/>
-              </w:rPr>
-            </w:pPr>
-          </w:p>
-        </w:tc>
-      </w:tr>
-      <w:tr>
-        <w:trPr>
-          <w:trHeight w:val="432"/>
-        </w:trPr>
-        <w:tc>
-          <w:tcPr>
-            <w:tcW w:w="3312" w:type="dxa"/>
-            <w:tcBorders>
-              <w:top w:val="nil"/>
-              <w:left w:val="nil"/>
-              <w:bottom w:val="nil"/>
-              <w:right w:val="nil"/>
-            </w:tcBorders>
-            <w:hideMark/>
-          </w:tcPr>
-          <w:p>
-            <w:pPr>
-              <w:spacing w:line="480" w:lineRule="auto"/>
+            </w:pPr>
+            <w:r>
               <w:rPr>
                 <w:i/>
                 <w:iCs/>
@@ -545,7 +608,8 @@
                 <w:sz w:val="32"/>
                 <w:szCs w:val="32"/>
               </w:rPr>
-            </w:pPr>
+              <w:t>Assessment Title</w:t>
+            </w:r>
             <w:r>
               <w:rPr>
                 <w:i/>
@@ -554,8 +618,63 @@
                 <w:sz w:val="32"/>
                 <w:szCs w:val="32"/>
               </w:rPr>
-              <w:t>Assessment Title</w:t>
-            </w:r>
+              <w:t xml:space="preserve">   </w:t>
+            </w:r>
+          </w:p>
+        </w:tc>
+        <w:tc>
+          <w:tcPr>
+            <w:tcW w:w="5759" w:type="dxa"/>
+            <w:tcBorders>
+              <w:top w:val="nil"/>
+              <w:left w:val="nil"/>
+              <w:bottom w:val="nil"/>
+              <w:right w:val="nil"/>
+            </w:tcBorders>
+          </w:tcPr>
+          <w:p>
+            <w:pPr>
+              <w:spacing w:line="480" w:lineRule="auto"/>
+              <w:rPr>
+                <w:color w:val="000000"/>
+                <w:sz w:val="32"/>
+                <w:szCs w:val="32"/>
+              </w:rPr>
+            </w:pPr>
+            <w:r>
+              <w:rPr>
+                <w:i/>
+                <w:iCs/>
+                <w:sz w:val="32"/>
+                <w:szCs w:val="32"/>
+              </w:rPr>
+              <w:t>CA1–Capstone Project Proposal</w:t>
+            </w:r>
+          </w:p>
+        </w:tc>
+      </w:tr>
+      <w:tr>
+        <w:tc>
+          <w:tcPr>
+            <w:tcW w:w="3312" w:type="dxa"/>
+            <w:tcBorders>
+              <w:top w:val="nil"/>
+              <w:left w:val="nil"/>
+              <w:bottom w:val="nil"/>
+              <w:right w:val="nil"/>
+            </w:tcBorders>
+            <w:hideMark/>
+          </w:tcPr>
+          <w:p>
+            <w:pPr>
+              <w:spacing w:line="480" w:lineRule="auto"/>
+              <w:rPr>
+                <w:i/>
+                <w:color w:val="156082"/>
+                <w:sz w:val="32"/>
+                <w:szCs w:val="32"/>
+              </w:rPr>
+            </w:pPr>
             <w:r>
               <w:rPr>
                 <w:i/>
@@ -564,12 +683,37 @@
                 <w:sz w:val="32"/>
                 <w:szCs w:val="32"/>
               </w:rPr>
-              <w:t xml:space="preserve">   </w:t>
-            </w:r>
-          </w:p>
+              <w:t>Lecturer/Supervisor</w:t>
+            </w:r>
+            <w:r>
+              <w:rPr>
+                <w:i/>
+                <w:color w:val="156082"/>
+                <w:sz w:val="32"/>
+                <w:szCs w:val="32"/>
+              </w:rPr>
+              <w:t xml:space="preserve"> </w:t>
+            </w:r>
+          </w:p>
+        </w:tc>
+        <w:tc>
+          <w:tcPr>
+            <w:tcW w:w="5759" w:type="dxa"/>
+            <w:tcBorders>
+              <w:top w:val="nil"/>
+              <w:left w:val="nil"/>
+              <w:bottom w:val="nil"/>
+              <w:right w:val="nil"/>
+            </w:tcBorders>
+          </w:tcPr>
           <w:p>
             <w:pPr>
               <w:spacing w:line="480" w:lineRule="auto"/>
+              <w:rPr>
+                <w:color w:val="000000"/>
+                <w:sz w:val="32"/>
+                <w:szCs w:val="32"/>
+              </w:rPr>
             </w:pPr>
             <w:r>
               <w:rPr>
@@ -577,35 +721,52 @@
                 <w:iCs/>
                 <w:sz w:val="32"/>
                 <w:szCs w:val="32"/>
-              </w:rPr>
-              <w:t xml:space="preserve">CA1–Capstone </w:t>
-            </w:r>
-            <w:r>
+                <w:lang w:val="fr-FR"/>
+              </w:rPr>
+              <w:t>Taufique Ahmed</w:t>
+            </w:r>
+          </w:p>
+        </w:tc>
+      </w:tr>
+      <w:tr>
+        <w:tc>
+          <w:tcPr>
+            <w:tcW w:w="3312" w:type="dxa"/>
+            <w:tcBorders>
+              <w:top w:val="nil"/>
+              <w:left w:val="nil"/>
+              <w:bottom w:val="nil"/>
+              <w:right w:val="nil"/>
+            </w:tcBorders>
+            <w:hideMark/>
+          </w:tcPr>
+          <w:p>
+            <w:pPr>
+              <w:spacing w:line="480" w:lineRule="auto"/>
               <w:rPr>
                 <w:i/>
-                <w:iCs/>
+                <w:color w:val="156082"/>
                 <w:sz w:val="32"/>
                 <w:szCs w:val="32"/>
               </w:rPr>
-              <w:t>Project</w:t>
-            </w:r>
+            </w:pPr>
             <w:r>
               <w:rPr>
                 <w:i/>
-                <w:iCs/>
+                <w:color w:val="156082"/>
                 <w:sz w:val="32"/>
                 <w:szCs w:val="32"/>
               </w:rPr>
-              <w:t xml:space="preserve"> </w:t>
+              <w:t>Assessment Due Date</w:t>
             </w:r>
             <w:r>
               <w:rPr>
                 <w:i/>
-                <w:iCs/>
+                <w:color w:val="156082"/>
                 <w:sz w:val="32"/>
                 <w:szCs w:val="32"/>
               </w:rPr>
-              <w:t>Proposal</w:t>
+              <w:t xml:space="preserve"> </w:t>
             </w:r>
           </w:p>
         </w:tc>
@@ -628,6 +789,22 @@
                 <w:szCs w:val="32"/>
               </w:rPr>
             </w:pPr>
+            <w:r>
+              <w:rPr>
+                <w:i/>
+                <w:sz w:val="32"/>
+                <w:szCs w:val="32"/>
+              </w:rPr>
+              <w:t>21</w:t>
+            </w:r>
+            <w:r>
+              <w:rPr>
+                <w:i/>
+                <w:sz w:val="32"/>
+                <w:szCs w:val="32"/>
+              </w:rPr>
+              <w:t>/09/2026</w:t>
+            </w:r>
           </w:p>
         </w:tc>
       </w:tr>
@@ -648,7 +825,7 @@
               <w:spacing w:line="480" w:lineRule="auto"/>
               <w:rPr>
                 <w:i/>
-                <w:color w:val="156082"/>
+                <w:iCs/>
                 <w:sz w:val="32"/>
                 <w:szCs w:val="32"/>
               </w:rPr>
@@ -661,143 +838,74 @@
                 <w:sz w:val="32"/>
                 <w:szCs w:val="32"/>
               </w:rPr>
-              <w:t>Lecturer/Supervisor</w:t>
+              <w:t xml:space="preserve">Date of </w:t>
             </w:r>
             <w:r>
               <w:rPr>
                 <w:i/>
-                <w:color w:val="156082"/>
+                <w:iCs/>
+                <w:color w:val="156082" w:themeColor="accent1"/>
                 <w:sz w:val="32"/>
                 <w:szCs w:val="32"/>
               </w:rPr>
-              <w:t xml:space="preserve"> </w:t>
-            </w:r>
-            <w:r>
+              <w:t xml:space="preserve">Submission </w:t>
+            </w:r>
+          </w:p>
+          <w:p>
+            <w:pPr>
+              <w:spacing w:line="480" w:lineRule="auto"/>
               <w:rPr>
                 <w:i/>
                 <w:iCs/>
                 <w:sz w:val="32"/>
                 <w:szCs w:val="32"/>
-                <w:lang w:val="fr-FR"/>
-              </w:rPr>
-              <w:t>Taufique Ahmed</w:t>
-            </w:r>
-          </w:p>
-        </w:tc>
-        <w:tc>
-          <w:tcPr>
-            <w:tcW w:w="5759" w:type="dxa"/>
-            <w:tcBorders>
-              <w:top w:val="nil"/>
-              <w:left w:val="nil"/>
-              <w:bottom w:val="nil"/>
-              <w:right w:val="nil"/>
-            </w:tcBorders>
-          </w:tcPr>
+              </w:rPr>
+            </w:pPr>
+          </w:p>
           <w:p>
             <w:pPr>
               <w:spacing w:line="480" w:lineRule="auto"/>
               <w:rPr>
-                <w:color w:val="000000"/>
+                <w:i/>
+                <w:iCs/>
                 <w:sz w:val="32"/>
                 <w:szCs w:val="32"/>
               </w:rPr>
             </w:pPr>
           </w:p>
-        </w:tc>
-      </w:tr>
-      <w:tr>
-        <w:tc>
-          <w:tcPr>
-            <w:tcW w:w="3312" w:type="dxa"/>
-            <w:tcBorders>
-              <w:top w:val="nil"/>
-              <w:left w:val="nil"/>
-              <w:bottom w:val="nil"/>
-              <w:right w:val="nil"/>
-            </w:tcBorders>
-            <w:hideMark/>
-          </w:tcPr>
           <w:p>
             <w:pPr>
               <w:spacing w:line="480" w:lineRule="auto"/>
               <w:rPr>
                 <w:i/>
-                <w:color w:val="156082"/>
+                <w:iCs/>
                 <w:sz w:val="32"/>
                 <w:szCs w:val="32"/>
               </w:rPr>
             </w:pPr>
-            <w:r>
+          </w:p>
+          <w:p>
+            <w:pPr>
+              <w:spacing w:line="480" w:lineRule="auto"/>
               <w:rPr>
                 <w:i/>
-                <w:color w:val="156082"/>
+                <w:iCs/>
                 <w:sz w:val="32"/>
                 <w:szCs w:val="32"/>
               </w:rPr>
-              <w:t>Assessment Due Date</w:t>
-            </w:r>
-            <w:r>
+            </w:pPr>
+          </w:p>
+          <w:p>
+            <w:pPr>
+              <w:spacing w:line="480" w:lineRule="auto"/>
               <w:rPr>
                 <w:i/>
-                <w:color w:val="156082"/>
+                <w:iCs/>
                 <w:sz w:val="32"/>
                 <w:szCs w:val="32"/>
               </w:rPr>
-              <w:t xml:space="preserve"> </w:t>
-            </w:r>
-            <w:r>
-              <w:rPr>
-                <w:i/>
-                <w:sz w:val="32"/>
-                <w:szCs w:val="32"/>
-              </w:rPr>
-              <w:t>21</w:t>
-            </w:r>
-            <w:r>
-              <w:rPr>
-                <w:i/>
-                <w:sz w:val="32"/>
-                <w:szCs w:val="32"/>
-              </w:rPr>
-              <w:t>/09/2026</w:t>
-            </w:r>
-          </w:p>
-        </w:tc>
-        <w:tc>
-          <w:tcPr>
-            <w:tcW w:w="5759" w:type="dxa"/>
-            <w:tcBorders>
-              <w:top w:val="nil"/>
-              <w:left w:val="nil"/>
-              <w:bottom w:val="nil"/>
-              <w:right w:val="nil"/>
-            </w:tcBorders>
-          </w:tcPr>
-          <w:p>
-            <w:pPr>
-              <w:spacing w:line="480" w:lineRule="auto"/>
-              <w:rPr>
-                <w:color w:val="000000"/>
-                <w:sz w:val="32"/>
-                <w:szCs w:val="32"/>
-              </w:rPr>
-            </w:pPr>
-          </w:p>
-        </w:tc>
-      </w:tr>
-      <w:tr>
-        <w:tc>
-          <w:tcPr>
-            <w:tcW w:w="3312" w:type="dxa"/>
-            <w:tcBorders>
-              <w:top w:val="nil"/>
-              <w:left w:val="nil"/>
-              <w:bottom w:val="nil"/>
-              <w:right w:val="nil"/>
-            </w:tcBorders>
-            <w:hideMark/>
-          </w:tcPr>
+            </w:pPr>
+          </w:p>
           <w:p>
             <w:pPr>
               <w:spacing w:line="480" w:lineRule="auto"/>
@@ -809,37 +917,27 @@
                 <w:szCs w:val="32"/>
               </w:rPr>
             </w:pPr>
-            <w:r>
-              <w:rPr>
-                <w:i/>
-                <w:iCs/>
-                <w:color w:val="156082" w:themeColor="accent1"/>
+          </w:p>
+        </w:tc>
+        <w:tc>
+          <w:tcPr>
+            <w:tcW w:w="5759" w:type="dxa"/>
+            <w:tcBorders>
+              <w:top w:val="nil"/>
+              <w:left w:val="nil"/>
+              <w:bottom w:val="nil"/>
+              <w:right w:val="nil"/>
+            </w:tcBorders>
+          </w:tcPr>
+          <w:p>
+            <w:pPr>
+              <w:spacing w:line="480" w:lineRule="auto"/>
+              <w:rPr>
+                <w:color w:val="000000"/>
                 <w:sz w:val="32"/>
                 <w:szCs w:val="32"/>
               </w:rPr>
-              <w:t xml:space="preserve">Date of </w:t>
-            </w:r>
-            <w:proofErr w:type="gramStart"/>
-            <w:r>
-              <w:rPr>
-                <w:i/>
-                <w:iCs/>
-                <w:color w:val="156082" w:themeColor="accent1"/>
-                <w:sz w:val="32"/>
-                <w:szCs w:val="32"/>
-              </w:rPr>
-              <w:t>Submission</w:t>
-            </w:r>
-            <w:r>
-              <w:rPr>
-                <w:i/>
-                <w:iCs/>
-                <w:color w:val="156082" w:themeColor="accent1"/>
-                <w:sz w:val="32"/>
-                <w:szCs w:val="32"/>
-              </w:rPr>
-              <w:t xml:space="preserve">  </w:t>
-            </w:r>
+            </w:pPr>
             <w:r>
               <w:rPr>
                 <w:i/>
@@ -847,9 +945,9 @@
                 <w:sz w:val="32"/>
                 <w:szCs w:val="32"/>
               </w:rPr>
+              <w:lastRenderedPageBreak/>
               <w:t>23</w:t>
             </w:r>
-            <w:proofErr w:type="gramEnd"/>
             <w:r>
               <w:rPr>
                 <w:i/>
@@ -861,27 +959,6 @@
             </w:r>
           </w:p>
         </w:tc>
-        <w:tc>
-          <w:tcPr>
-            <w:tcW w:w="5759" w:type="dxa"/>
-            <w:tcBorders>
-              <w:top w:val="nil"/>
-              <w:left w:val="nil"/>
-              <w:bottom w:val="nil"/>
-              <w:right w:val="nil"/>
-            </w:tcBorders>
-          </w:tcPr>
-          <w:p>
-            <w:pPr>
-              <w:spacing w:line="480" w:lineRule="auto"/>
-              <w:rPr>
-                <w:color w:val="000000"/>
-                <w:sz w:val="32"/>
-                <w:szCs w:val="32"/>
-              </w:rPr>
-            </w:pPr>
-          </w:p>
-        </w:tc>
       </w:tr>
     </w:tbl>
     <w:p>
@@ -900,7 +977,6 @@
           <w:sz w:val="32"/>
           <w:szCs w:val="32"/>
         </w:rPr>
-        <w:lastRenderedPageBreak/>
         <w:t>Use of AI Tools</w:t>
       </w:r>
     </w:p>
@@ -975,21 +1051,47 @@
         </w:rPr>
         <w:t xml:space="preserve">future publication. The IA have been </w:t>
       </w:r>
-      <w:proofErr w:type="gramStart"/>
       <w:r>
         <w:rPr>
           <w:sz w:val="28"/>
           <w:szCs w:val="28"/>
         </w:rPr>
-        <w:t>use</w:t>
+        <w:t>used</w:t>
       </w:r>
-      <w:proofErr w:type="gramEnd"/>
       <w:r>
         <w:rPr>
           <w:sz w:val="28"/>
           <w:szCs w:val="28"/>
         </w:rPr>
-        <w:t xml:space="preserve"> to completed the logic think about the proposal and help how better find the better way to prove the idea. </w:t>
+        <w:t xml:space="preserve"> to </w:t>
+      </w:r>
+      <w:r>
+        <w:rPr>
+          <w:sz w:val="28"/>
+          <w:szCs w:val="28"/>
+        </w:rPr>
+        <w:t>complete</w:t>
+      </w:r>
+      <w:r>
+        <w:rPr>
+          <w:sz w:val="28"/>
+          <w:szCs w:val="28"/>
+        </w:rPr>
+        <w:t xml:space="preserve"> the logic think and help how </w:t>
+      </w:r>
+      <w:r>
+        <w:rPr>
+          <w:sz w:val="28"/>
+          <w:szCs w:val="28"/>
+        </w:rPr>
+        <w:t>to</w:t>
+      </w:r>
+      <w:r>
+        <w:rPr>
+          <w:sz w:val="28"/>
+          <w:szCs w:val="28"/>
+        </w:rPr>
+        <w:t xml:space="preserve"> find the better way to prove the idea. </w:t>
       </w:r>
     </w:p>
     <w:p>
@@ -1050,7 +1152,7 @@
           <w:sz w:val="24"/>
           <w:szCs w:val="24"/>
         </w:rPr>
-        <w:t>Supply chain have been affected with f</w:t>
+        <w:t>Supply chain</w:t>
       </w:r>
       <w:r>
         <w:rPr>
@@ -1059,7 +1161,43 @@
           <w:sz w:val="24"/>
           <w:szCs w:val="24"/>
         </w:rPr>
-        <w:t xml:space="preserve">actors such as transportation routes, delivery delays, logistical challenges, geopolitical events and unexpected disruptions can affect </w:t>
+        <w:t xml:space="preserve"> has been </w:t>
+      </w:r>
+      <w:r>
+        <w:rPr>
+          <w:rFonts w:ascii="Aptos" w:eastAsia="Aptos" w:hAnsi="Aptos" w:cs="Aptos"/>
+          <w:color w:val="000000" w:themeColor="text1"/>
+          <w:sz w:val="24"/>
+          <w:szCs w:val="24"/>
+        </w:rPr>
+        <w:t>affected with f</w:t>
+      </w:r>
+      <w:r>
+        <w:rPr>
+          <w:rFonts w:ascii="Aptos" w:eastAsia="Aptos" w:hAnsi="Aptos" w:cs="Aptos"/>
+          <w:color w:val="000000" w:themeColor="text1"/>
+          <w:sz w:val="24"/>
+          <w:szCs w:val="24"/>
+        </w:rPr>
+        <w:t xml:space="preserve">actors such as transportation routes, delivery delays, logistical challenges, geopolitical events and </w:t>
+      </w:r>
+      <w:r>
+        <w:rPr>
+          <w:rFonts w:ascii="Aptos" w:eastAsia="Aptos" w:hAnsi="Aptos" w:cs="Aptos"/>
+          <w:color w:val="000000" w:themeColor="text1"/>
+          <w:sz w:val="24"/>
+          <w:szCs w:val="24"/>
+        </w:rPr>
+        <w:t xml:space="preserve">all </w:t>
+      </w:r>
+      <w:r>
+        <w:rPr>
+          <w:rFonts w:ascii="Aptos" w:eastAsia="Aptos" w:hAnsi="Aptos" w:cs="Aptos"/>
+          <w:color w:val="000000" w:themeColor="text1"/>
+          <w:sz w:val="24"/>
+          <w:szCs w:val="24"/>
+        </w:rPr>
+        <w:t xml:space="preserve">unexpected disruptions can affect </w:t>
       </w:r>
       <w:r>
         <w:rPr>
@@ -1148,26 +1286,6 @@
         <w:t>Contents</w:t>
       </w:r>
     </w:p>
-    <w:p>
-      <w:pPr>
-        <w:keepNext/>
-        <w:keepLines/>
-        <w:pBdr>
-          <w:top w:val="nil"/>
-          <w:left w:val="nil"/>
-          <w:bottom w:val="nil"/>
-          <w:right w:val="nil"/>
-          <w:between w:val="nil"/>
-        </w:pBdr>
-        <w:spacing w:before="240" w:after="0" w:line="240" w:lineRule="auto"/>
-        <w:rPr>
-          <w:rFonts w:ascii="Play" w:eastAsia="Play" w:hAnsi="Play" w:cs="Play"/>
-          <w:color w:val="0F4761"/>
-          <w:sz w:val="32"/>
-          <w:szCs w:val="32"/>
-        </w:rPr>
-      </w:pPr>
-    </w:p>
     <w:sdt>
       <w:sdtPr>
         <w:rPr>
@@ -1195,12 +1313,6 @@
           <w:pPr>
             <w:pStyle w:val="TOCHeading"/>
           </w:pPr>
-          <w:r>
-            <w:rPr>
-              <w:lang w:val="en-GB"/>
-            </w:rPr>
-            <w:t>Contents</w:t>
-          </w:r>
         </w:p>
         <w:p>
           <w:pPr>
@@ -2116,7 +2228,7 @@
     <w:p>
       <w:pPr>
         <w:sectPr>
-          <w:footerReference w:type="default" r:id="rId12"/>
+          <w:footerReference w:type="default" r:id="rId13"/>
           <w:pgSz w:w="11906" w:h="16838"/>
           <w:pgMar w:top="1440" w:right="1440" w:bottom="1440" w:left="1440" w:header="708" w:footer="708" w:gutter="0"/>
           <w:cols w:space="720"/>
@@ -2128,12 +2240,12 @@
         <w:pStyle w:val="Heading1"/>
         <w:spacing w:after="0"/>
       </w:pPr>
-      <w:bookmarkStart w:id="1" w:name="_Toc243317719"/>
+      <w:bookmarkStart w:id="0" w:name="_Toc243317719"/>
       <w:r>
         <w:lastRenderedPageBreak/>
         <w:t>Introduction</w:t>
       </w:r>
-      <w:bookmarkEnd w:id="1"/>
+      <w:bookmarkEnd w:id="0"/>
     </w:p>
     <w:p>
       <w:pPr>
@@ -2212,7 +2324,7 @@
         <w:pStyle w:val="Heading1"/>
         <w:spacing w:before="0"/>
       </w:pPr>
-      <w:bookmarkStart w:id="2" w:name="_Toc243317720"/>
+      <w:bookmarkStart w:id="1" w:name="_Toc243317720"/>
       <w:r>
         <w:t xml:space="preserve">Problem </w:t>
       </w:r>
@@ -2222,7 +2334,7 @@
       <w:r>
         <w:t>efinition</w:t>
       </w:r>
-      <w:bookmarkEnd w:id="2"/>
+      <w:bookmarkEnd w:id="1"/>
       <w:r>
         <w:t xml:space="preserve"> </w:t>
       </w:r>
@@ -2251,11 +2363,11 @@
         <w:pStyle w:val="Heading1"/>
         <w:spacing w:before="0"/>
       </w:pPr>
-      <w:bookmarkStart w:id="3" w:name="_Toc243317721"/>
+      <w:bookmarkStart w:id="2" w:name="_Toc243317721"/>
       <w:r>
         <w:t>Aim and Objectives</w:t>
       </w:r>
-      <w:bookmarkEnd w:id="3"/>
+      <w:bookmarkEnd w:id="2"/>
     </w:p>
     <w:p>
       <w:pPr>
@@ -2280,11 +2392,11 @@
       <w:pPr>
         <w:pStyle w:val="Heading2"/>
       </w:pPr>
-      <w:bookmarkStart w:id="4" w:name="_Toc243317722"/>
+      <w:bookmarkStart w:id="3" w:name="_Toc243317722"/>
       <w:r>
         <w:t>Specific Objectives</w:t>
       </w:r>
-      <w:bookmarkEnd w:id="4"/>
+      <w:bookmarkEnd w:id="3"/>
     </w:p>
     <w:p/>
     <w:p>
@@ -2391,12 +2503,12 @@
         <w:pStyle w:val="Heading1"/>
         <w:spacing w:before="0"/>
       </w:pPr>
-      <w:bookmarkStart w:id="5" w:name="_Toc243317723"/>
+      <w:bookmarkStart w:id="4" w:name="_Toc243317723"/>
       <w:r>
         <w:lastRenderedPageBreak/>
         <w:t>Scope</w:t>
       </w:r>
-      <w:bookmarkEnd w:id="5"/>
+      <w:bookmarkEnd w:id="4"/>
     </w:p>
     <w:p>
       <w:pPr>
@@ -2471,11 +2583,11 @@
         <w:pStyle w:val="Heading1"/>
         <w:spacing w:before="0"/>
       </w:pPr>
-      <w:bookmarkStart w:id="6" w:name="_Toc243317724"/>
+      <w:bookmarkStart w:id="5" w:name="_Toc243317724"/>
       <w:r>
         <w:t>Methodology</w:t>
       </w:r>
-      <w:bookmarkEnd w:id="6"/>
+      <w:bookmarkEnd w:id="5"/>
     </w:p>
     <w:p>
       <w:pPr>
@@ -2718,11 +2830,11 @@
         <w:pStyle w:val="Heading1"/>
         <w:spacing w:before="0"/>
       </w:pPr>
-      <w:bookmarkStart w:id="7" w:name="_Toc243317725"/>
+      <w:bookmarkStart w:id="6" w:name="_Toc243317725"/>
       <w:r>
         <w:t>Data Sources</w:t>
       </w:r>
-      <w:bookmarkEnd w:id="7"/>
+      <w:bookmarkEnd w:id="6"/>
       <w:r>
         <w:t xml:space="preserve"> </w:t>
       </w:r>
@@ -2793,12 +2905,12 @@
         <w:pStyle w:val="Heading1"/>
         <w:spacing w:before="0"/>
       </w:pPr>
-      <w:bookmarkStart w:id="8" w:name="_Toc243317726"/>
+      <w:bookmarkStart w:id="7" w:name="_Toc243317726"/>
       <w:r>
         <w:lastRenderedPageBreak/>
         <w:t>Expected Deliverables</w:t>
       </w:r>
-      <w:bookmarkEnd w:id="8"/>
+      <w:bookmarkEnd w:id="7"/>
     </w:p>
     <w:p>
       <w:pPr>
@@ -2845,25 +2957,16 @@
         <w:pStyle w:val="Heading1"/>
         <w:spacing w:before="0"/>
       </w:pPr>
-      <w:bookmarkStart w:id="9" w:name="_Toc243317727"/>
+      <w:bookmarkStart w:id="8" w:name="_Toc243317727"/>
       <w:r>
         <w:t xml:space="preserve">Project Timeline using </w:t>
       </w:r>
       <w:r>
         <w:t>Gantt Chart</w:t>
       </w:r>
-      <w:bookmarkEnd w:id="9"/>
+      <w:bookmarkEnd w:id="8"/>
     </w:p>
-    <w:p>
-      <w:pPr>
-        <w:rPr>
-          <w:color w:val="000000" w:themeColor="text1"/>
-          <w:sz w:val="28"/>
-          <w:szCs w:val="28"/>
-          <w:lang w:val="en-US"/>
-        </w:rPr>
-      </w:pPr>
-    </w:p>
+    <w:p/>
     <w:tbl>
       <w:tblPr>
         <w:tblW w:w="0" w:type="auto"/>
@@ -10550,7 +10653,6 @@
                 <w:sz w:val="18"/>
                 <w:szCs w:val="18"/>
               </w:rPr>
-              <w:lastRenderedPageBreak/>
               <w:t>17</w:t>
             </w:r>
           </w:p>
@@ -10607,6 +10709,7 @@
                 <w:sz w:val="18"/>
                 <w:szCs w:val="18"/>
               </w:rPr>
+              <w:lastRenderedPageBreak/>
               <w:t>Retrain on new data</w:t>
             </w:r>
           </w:p>
@@ -11221,7 +11324,6 @@
     </w:p>
     <w:p>
       <w:pPr>
-        <w:spacing w:before="240" w:after="240"/>
         <w:rPr>
           <w:rFonts w:ascii="Aptos" w:eastAsia="Aptos" w:hAnsi="Aptos" w:cs="Aptos"/>
           <w:color w:val="000000" w:themeColor="text1"/>
@@ -11232,25 +11334,34 @@
     </w:p>
     <w:p>
       <w:pPr>
+        <w:pStyle w:val="Heading1"/>
+        <w:spacing w:before="0"/>
+      </w:pPr>
+      <w:r>
+        <w:t>Ethical and Legal Considerations</w:t>
+      </w:r>
+    </w:p>
+    <w:p>
+      <w:pPr>
         <w:spacing w:before="240" w:after="240"/>
         <w:rPr>
           <w:rFonts w:ascii="Aptos" w:eastAsia="Aptos" w:hAnsi="Aptos" w:cs="Aptos"/>
           <w:color w:val="000000" w:themeColor="text1"/>
           <w:sz w:val="24"/>
           <w:szCs w:val="24"/>
-        </w:rPr>
-      </w:pPr>
-    </w:p>
-    <w:p>
-      <w:pPr>
-        <w:spacing w:before="240" w:after="240"/>
+          <w:lang w:val="en-US"/>
+        </w:rPr>
+      </w:pPr>
+      <w:r>
         <w:rPr>
           <w:rFonts w:ascii="Aptos" w:eastAsia="Aptos" w:hAnsi="Aptos" w:cs="Aptos"/>
           <w:color w:val="000000" w:themeColor="text1"/>
           <w:sz w:val="24"/>
           <w:szCs w:val="24"/>
-        </w:rPr>
-      </w:pPr>
+          <w:lang w:val="en-US"/>
+        </w:rPr>
+        <w:t xml:space="preserve">This Capstone project proposal the information will use is public available academic literature and official statistical datasets from sources such as the Central Statistics Office (CSO) Ireland. The CSO provides its statistical information free of charge under the Creative Commons Attribution (CC BY 4.0) license, which permits reuse subject to appropriate acknowledgement. </w:t>
+      </w:r>
     </w:p>
     <w:p>
       <w:pPr>
@@ -11262,17 +11373,16 @@
           <w:szCs w:val="24"/>
         </w:rPr>
       </w:pPr>
-    </w:p>
-    <w:p>
-      <w:pPr>
-        <w:spacing w:before="240" w:after="240"/>
+      <w:r>
         <w:rPr>
           <w:rFonts w:ascii="Aptos" w:eastAsia="Aptos" w:hAnsi="Aptos" w:cs="Aptos"/>
           <w:color w:val="000000" w:themeColor="text1"/>
           <w:sz w:val="24"/>
           <w:szCs w:val="24"/>
-        </w:rPr>
-      </w:pPr>
+          <w:lang w:val="en-US"/>
+        </w:rPr>
+        <w:t>Relevant academic studies will be reviewed and properly referenced using the Harvard referencing style. All datasets will be referenced.</w:t>
+      </w:r>
     </w:p>
     <w:p>
       <w:pPr>
@@ -11373,20 +11483,28 @@
         </w:rPr>
       </w:pPr>
     </w:p>
-    <w:p/>
-    <w:p/>
-    <w:p/>
+    <w:p>
+      <w:pPr>
+        <w:spacing w:before="240" w:after="240"/>
+        <w:rPr>
+          <w:rFonts w:ascii="Aptos" w:eastAsia="Aptos" w:hAnsi="Aptos" w:cs="Aptos"/>
+          <w:color w:val="000000" w:themeColor="text1"/>
+          <w:sz w:val="24"/>
+          <w:szCs w:val="24"/>
+        </w:rPr>
+      </w:pPr>
+    </w:p>
     <w:p/>
     <w:p>
       <w:pPr>
         <w:pStyle w:val="Heading1"/>
       </w:pPr>
-      <w:bookmarkStart w:id="10" w:name="_Toc243317729"/>
+      <w:bookmarkStart w:id="9" w:name="_Toc243317729"/>
       <w:r>
         <w:lastRenderedPageBreak/>
         <w:t>References</w:t>
       </w:r>
-      <w:bookmarkEnd w:id="10"/>
+      <w:bookmarkEnd w:id="9"/>
     </w:p>
     <w:p/>
     <w:p>
@@ -11396,7 +11514,7 @@
         </w:rPr>
         <w:t xml:space="preserve">Please list all the references you have used in your assignment alphabetically and in the Harvard style. You can find information on how to correctly reference in Harvard at this link: </w:t>
       </w:r>
-      <w:hyperlink r:id="rId13">
+      <w:hyperlink r:id="rId14" w:history="1">
         <w:r>
           <w:rPr>
             <w:rStyle w:val="Hyperlink"/>
@@ -11413,7 +11531,7 @@
       </w:pPr>
     </w:p>
     <w:p>
-      <w:hyperlink r:id="rId14">
+      <w:hyperlink r:id="rId15">
         <w:r>
           <w:rPr>
             <w:rStyle w:val="Hyperlink"/>
@@ -11423,7 +11541,7 @@
       </w:hyperlink>
     </w:p>
     <w:p>
-      <w:hyperlink r:id="rId15">
+      <w:hyperlink r:id="rId16">
         <w:r>
           <w:rPr>
             <w:rStyle w:val="Hyperlink"/>
@@ -11433,7 +11551,7 @@
       </w:hyperlink>
     </w:p>
     <w:p>
-      <w:hyperlink r:id="rId16">
+      <w:hyperlink r:id="rId17">
         <w:r>
           <w:rPr>
             <w:rStyle w:val="Hyperlink"/>
@@ -11443,7 +11561,7 @@
       </w:hyperlink>
     </w:p>
     <w:p>
-      <w:hyperlink r:id="rId17">
+      <w:hyperlink r:id="rId18">
         <w:r>
           <w:rPr>
             <w:rStyle w:val="Hyperlink"/>
@@ -11453,7 +11571,7 @@
       </w:hyperlink>
     </w:p>
     <w:p>
-      <w:hyperlink r:id="rId18">
+      <w:hyperlink r:id="rId19">
         <w:r>
           <w:rPr>
             <w:rStyle w:val="Hyperlink"/>
@@ -11501,14 +11619,14 @@
       <w:pPr>
         <w:pStyle w:val="Heading1"/>
       </w:pPr>
-      <w:bookmarkStart w:id="11" w:name="_heading=h.kfkjs3rwl2c1" w:colFirst="0" w:colLast="0"/>
-      <w:bookmarkStart w:id="12" w:name="_Toc243317730"/>
-      <w:bookmarkEnd w:id="11"/>
+      <w:bookmarkStart w:id="10" w:name="_heading=h.kfkjs3rwl2c1" w:colFirst="0" w:colLast="0"/>
+      <w:bookmarkStart w:id="11" w:name="_Toc243317730"/>
+      <w:bookmarkEnd w:id="10"/>
       <w:r>
         <w:lastRenderedPageBreak/>
         <w:t>Appendix</w:t>
       </w:r>
-      <w:bookmarkEnd w:id="12"/>
+      <w:bookmarkEnd w:id="11"/>
     </w:p>
     <w:p/>
     <w:p>
@@ -11793,7 +11911,7 @@
       </w:pPr>
     </w:p>
     <w:sectPr>
-      <w:footerReference w:type="default" r:id="rId19"/>
+      <w:footerReference w:type="default" r:id="rId20"/>
       <w:pgSz w:w="11906" w:h="16838"/>
       <w:pgMar w:top="1440" w:right="1440" w:bottom="1440" w:left="1440" w:header="708" w:footer="708" w:gutter="0"/>
       <w:pgNumType w:start="1"/>
@@ -13032,14 +13150,6 @@
     <w:abstractNumId w:val="4"/>
   </w:num>
 </w:numbering>
-</file>
-
-<file path=word/people.xml><?xml version="1.0" encoding="utf-8"?>
-<w15:people xmlns:wpc="http://schemas.microsoft.com/office/word/2010/wordprocessingCanvas" xmlns:cx="http://schemas.microsoft.com/office/drawing/2014/chartex" xmlns:cx1="http://schemas.microsoft.com/office/drawing/2015/9/8/chartex" xmlns:cx2="http://schemas.microsoft.com/office/drawing/2015/10/21/chartex" xmlns:cx3="http://schemas.microsoft.com/office/drawing/2016/5/9/chartex" xmlns:cx4="http://schemas.microsoft.com/office/drawing/2016/5/10/chartex" xmlns:cx5="http://schemas.microsoft.com/office/drawing/2016/5/11/chartex" xmlns:cx6="http://schemas.microsoft.com/office/drawing/2016/5/12/chartex" xmlns:cx7="http://schemas.microsoft.com/office/drawing/2016/5/13/chartex" xmlns:cx8="http://schemas.microsoft.com/office/drawing/2016/5/14/chartex" xmlns:mc="http://schemas.openxmlformats.org/markup-compatibility/2006" xmlns:aink="http://schemas.microsoft.com/office/drawing/2016/ink" xmlns:am3d="http://schemas.microsoft.com/office/drawing/2017/model3d" xmlns:o="urn:schemas-microsoft-com:office:office" xmlns:oel="http://schemas.microsoft.com/office/2019/extlst" xmlns:r="http://schemas.openxmlformats.org/officeDocument/2006/relationships" xmlns:m="http://schemas.openxmlformats.org/officeDocument/2006/math" xmlns:v="urn:schemas-microsoft-com:vml" xmlns:wp14="http://schemas.microsoft.com/office/word/2010/wordprocessingDrawing" xmlns:wp="http://schemas.openxmlformats.org/drawingml/2006/wordprocessingDrawing" xmlns:w10="urn:schemas-microsoft-com:office:word" xmlns:w="http://schemas.openxmlformats.org/wordprocessingml/2006/main" xmlns:w14="http://schemas.microsoft.com/office/word/2010/wordml" xmlns:w15="http://schemas.microsoft.com/office/word/2012/wordml" xmlns:w16cex="http://schemas.microsoft.com/office/word/2018/wordml/cex" xmlns:w16cid="http://schemas.microsoft.com/office/word/2016/wordml/cid" xmlns:w16="http://schemas.microsoft.com/office/word/2018/wordml" xmlns:w16sdtdh="http://schemas.microsoft.com/office/word/2020/wordml/sdtdatahash" xmlns:w16se="http://schemas.microsoft.com/office/word/2015/wordml/symex" xmlns:wpg="http://schemas.microsoft.com/office/word/2010/wordprocessingGroup" xmlns:wpi="http://schemas.microsoft.com/office/word/2010/wordprocessingInk" xmlns:wne="http://schemas.microsoft.com/office/word/2006/wordml" xmlns:wps="http://schemas.microsoft.com/office/word/2010/wordprocessingShape" mc:Ignorable="w14 w15 w16se w16cid w16 w16cex w16sdtdh wp14">
-  <w15:person w15:author="naomie mboma">
-    <w15:presenceInfo w15:providerId="Windows Live" w15:userId="a58694736b7c72bf"/>
-  </w15:person>
-</w15:people>
 </file>
 
 <file path=word/styles.xml><?xml version="1.0" encoding="utf-8"?>
@@ -14152,6 +14262,18 @@
       <w:spacing w:after="0" w:line="240" w:lineRule="auto"/>
     </w:pPr>
   </w:style>
+  <w:style w:type="character" w:styleId="UnresolvedMention">
+    <w:name w:val="Unresolved Mention"/>
+    <w:basedOn w:val="DefaultParagraphFont"/>
+    <w:uiPriority w:val="99"/>
+    <w:semiHidden/>
+    <w:unhideWhenUsed/>
+    <w:rsid w:val="003D01EF"/>
+    <w:rPr>
+      <w:color w:val="605E5C"/>
+      <w:shd w:val="clear" w:color="auto" w:fill="E1DFDD"/>
+    </w:rPr>
+  </w:style>
 </w:styles>
 </file>
 
